--- a/WebContent/docx/泛癌种86基因检测报告-单样本-完整版-病理科.docx
+++ b/WebContent/docx/泛癌种86基因检测报告-单样本-完整版-病理科.docx
@@ -345,7 +345,7 @@
     <w:p/>
     <w:tbl>
       <w:tblPr>
-        <w:tblStyle w:val="15"/>
+        <w:tblStyle w:val="16"/>
         <w:tblW w:w="8614" w:type="dxa"/>
         <w:tblInd w:w="600" w:type="dxa"/>
         <w:tblBorders>
@@ -378,12 +378,6 @@
             <w:insideH w:val="none" w:color="auto" w:sz="0" w:space="0"/>
             <w:insideV w:val="single" w:color="auto" w:sz="4" w:space="0"/>
           </w:tblBorders>
-          <w:tblCellMar>
-            <w:top w:w="0" w:type="dxa"/>
-            <w:left w:w="108" w:type="dxa"/>
-            <w:bottom w:w="0" w:type="dxa"/>
-            <w:right w:w="108" w:type="dxa"/>
-          </w:tblCellMar>
         </w:tblPrEx>
         <w:tc>
           <w:tcPr>
@@ -2372,7 +2366,7 @@
     </w:p>
     <w:p>
       <w:pPr>
-        <w:pStyle w:val="25"/>
+        <w:pStyle w:val="26"/>
         <w:tabs>
           <w:tab w:val="left" w:pos="1256"/>
           <w:tab w:val="center" w:pos="4876"/>
@@ -2401,7 +2395,7 @@
     </w:p>
     <w:p>
       <w:pPr>
-        <w:pStyle w:val="25"/>
+        <w:pStyle w:val="26"/>
         <w:spacing w:before="156" w:after="156"/>
       </w:pPr>
       <w:r>
@@ -2449,7 +2443,7 @@
     </w:p>
     <w:tbl>
       <w:tblPr>
-        <w:tblStyle w:val="15"/>
+        <w:tblStyle w:val="16"/>
         <w:tblW w:w="9781" w:type="dxa"/>
         <w:jc w:val="center"/>
         <w:tblBorders>
@@ -2734,7 +2728,77 @@
                 <w:color w:val="262626"/>
                 <w:sz w:val="20"/>
               </w:rPr>
-              <w:t>基因检测</w:t>
+              <w:t>基因检测{% if summaryOfRresults.type == “tissue” %}</w:t>
+            </w:r>
+            <w:r>
+              <w:rPr>
+                <w:rFonts w:hint="eastAsia" w:ascii="微软雅黑" w:hAnsi="微软雅黑" w:eastAsia="微软雅黑" w:cs="Times New Roman"/>
+                <w:color w:val="262626"/>
+                <w:sz w:val="20"/>
+                <w:lang w:eastAsia="zh-CN"/>
+              </w:rPr>
+              <w:t>（</w:t>
+            </w:r>
+            <w:r>
+              <w:rPr>
+                <w:rFonts w:hint="eastAsia" w:ascii="微软雅黑" w:hAnsi="微软雅黑" w:eastAsia="微软雅黑" w:cs="Times New Roman"/>
+                <w:color w:val="262626"/>
+                <w:sz w:val="20"/>
+                <w:lang w:val="en-US" w:eastAsia="zh-CN"/>
+              </w:rPr>
+              <w:t>组织</w:t>
+            </w:r>
+            <w:r>
+              <w:rPr>
+                <w:rFonts w:hint="eastAsia" w:ascii="微软雅黑" w:hAnsi="微软雅黑" w:eastAsia="微软雅黑" w:cs="Times New Roman"/>
+                <w:color w:val="262626"/>
+                <w:sz w:val="20"/>
+                <w:lang w:eastAsia="zh-CN"/>
+              </w:rPr>
+              <w:t>）</w:t>
+            </w:r>
+            <w:r>
+              <w:rPr>
+                <w:rFonts w:hint="eastAsia" w:ascii="微软雅黑" w:hAnsi="微软雅黑" w:eastAsia="微软雅黑" w:cs="Times New Roman"/>
+                <w:color w:val="262626"/>
+                <w:sz w:val="20"/>
+              </w:rPr>
+              <w:t>{% else %}</w:t>
+            </w:r>
+            <w:r>
+              <w:rPr>
+                <w:rFonts w:hint="eastAsia" w:ascii="微软雅黑" w:hAnsi="微软雅黑" w:eastAsia="微软雅黑" w:cs="Times New Roman"/>
+                <w:color w:val="262626"/>
+                <w:sz w:val="20"/>
+                <w:lang w:eastAsia="zh-CN"/>
+              </w:rPr>
+              <w:t>（</w:t>
+            </w:r>
+            <w:r>
+              <w:rPr>
+                <w:rFonts w:hint="eastAsia" w:ascii="微软雅黑" w:hAnsi="微软雅黑" w:eastAsia="微软雅黑" w:cs="Times New Roman"/>
+                <w:color w:val="262626"/>
+                <w:sz w:val="20"/>
+                <w:lang w:val="en-US" w:eastAsia="zh-CN"/>
+              </w:rPr>
+              <w:t>血液</w:t>
+            </w:r>
+            <w:r>
+              <w:rPr>
+                <w:rFonts w:hint="eastAsia" w:ascii="微软雅黑" w:hAnsi="微软雅黑" w:eastAsia="微软雅黑" w:cs="Times New Roman"/>
+                <w:color w:val="262626"/>
+                <w:sz w:val="20"/>
+                <w:lang w:eastAsia="zh-CN"/>
+              </w:rPr>
+              <w:t>）</w:t>
+            </w:r>
+            <w:r>
+              <w:rPr>
+                <w:rFonts w:hint="eastAsia" w:ascii="微软雅黑" w:hAnsi="微软雅黑" w:eastAsia="微软雅黑" w:cs="Times New Roman"/>
+                <w:color w:val="262626"/>
+                <w:sz w:val="20"/>
+              </w:rPr>
+              <w:t>{% endif %}</w:t>
             </w:r>
           </w:p>
         </w:tc>
@@ -2778,8 +2842,8 @@
               <w:adjustRightInd w:val="0"/>
               <w:snapToGrid w:val="0"/>
               <w:rPr>
-                <w:rFonts w:hint="default"/>
-                <w:lang w:val="en-US"/>
+                <w:rFonts w:hint="eastAsia" w:eastAsia="微软雅黑"/>
+                <w:lang w:val="en-US" w:eastAsia="zh-CN"/>
               </w:rPr>
             </w:pPr>
             <w:r>
@@ -2797,6 +2861,15 @@
                 <w:sz w:val="20"/>
               </w:rPr>
               <w:t>：{{ age }}</w:t>
+            </w:r>
+            <w:r>
+              <w:rPr>
+                <w:rFonts w:hint="eastAsia" w:cs="Malgun Gothic Semilight"/>
+                <w:color w:val="262626"/>
+                <w:sz w:val="20"/>
+                <w:lang w:val="en-US" w:eastAsia="zh-CN"/>
+              </w:rPr>
+              <w:t>岁</w:t>
             </w:r>
           </w:p>
         </w:tc>
@@ -3372,7 +3445,7 @@
     </w:p>
     <w:tbl>
       <w:tblPr>
-        <w:tblStyle w:val="15"/>
+        <w:tblStyle w:val="16"/>
         <w:tblpPr w:leftFromText="180" w:rightFromText="180" w:vertAnchor="text" w:horzAnchor="page" w:tblpXSpec="center" w:tblpY="10"/>
         <w:tblOverlap w:val="never"/>
         <w:tblW w:w="4989" w:type="pct"/>
@@ -3561,7 +3634,6 @@
             <w:insideH w:val="none" w:color="auto" w:sz="0" w:space="0"/>
             <w:insideV w:val="none" w:color="auto" w:sz="0" w:space="0"/>
           </w:tblBorders>
-          <w:shd w:val="clear" w:color="auto" w:fill="auto"/>
           <w:tblCellMar>
             <w:top w:w="0" w:type="dxa"/>
             <w:left w:w="0" w:type="dxa"/>
@@ -3587,7 +3659,7 @@
           </w:tcPr>
           <w:p>
             <w:pPr>
-              <w:pStyle w:val="56"/>
+              <w:pStyle w:val="57"/>
               <w:keepNext w:val="0"/>
               <w:keepLines w:val="0"/>
               <w:pageBreakBefore w:val="0"/>
@@ -3638,7 +3710,7 @@
           </w:tcPr>
           <w:p>
             <w:pPr>
-              <w:pStyle w:val="56"/>
+              <w:pStyle w:val="57"/>
               <w:keepNext w:val="0"/>
               <w:keepLines w:val="0"/>
               <w:pageBreakBefore w:val="0"/>
@@ -3671,6 +3743,472 @@
                 <w:lang w:eastAsia="zh-CN"/>
               </w:rPr>
               <w:t>共检出{{ summaryOfRresults.thisGeneticmarkerVwListSize }}个变异位点，其中{{ summaryOfRresults.somaticCellMedicationNum}}个与靶向药物相关{{bodyDrugStr}}</w:t>
+            </w:r>
+          </w:p>
+        </w:tc>
+      </w:tr>
+      <w:tr>
+        <w:tblPrEx>
+          <w:tblBorders>
+            <w:top w:val="none" w:color="auto" w:sz="0" w:space="0"/>
+            <w:left w:val="none" w:color="auto" w:sz="0" w:space="0"/>
+            <w:bottom w:val="none" w:color="auto" w:sz="0" w:space="0"/>
+            <w:right w:val="none" w:color="auto" w:sz="0" w:space="0"/>
+            <w:insideH w:val="none" w:color="auto" w:sz="0" w:space="0"/>
+            <w:insideV w:val="none" w:color="auto" w:sz="0" w:space="0"/>
+          </w:tblBorders>
+          <w:tblCellMar>
+            <w:top w:w="0" w:type="dxa"/>
+            <w:left w:w="0" w:type="dxa"/>
+            <w:bottom w:w="0" w:type="dxa"/>
+            <w:right w:w="0" w:type="dxa"/>
+          </w:tblCellMar>
+        </w:tblPrEx>
+        <w:trPr>
+          <w:trHeight w:val="397" w:hRule="atLeast"/>
+          <w:jc w:val="center"/>
+        </w:trPr>
+        <w:tc>
+          <w:tcPr>
+            <w:tcW w:w="831" w:type="pct"/>
+            <w:tcBorders>
+              <w:right w:val="single" w:color="31849B" w:sz="8" w:space="0"/>
+            </w:tcBorders>
+            <w:shd w:val="clear" w:color="auto" w:fill="auto"/>
+            <w:vAlign w:val="center"/>
+          </w:tcPr>
+          <w:p>
+            <w:pPr>
+              <w:keepNext w:val="0"/>
+              <w:keepLines w:val="0"/>
+              <w:pageBreakBefore w:val="0"/>
+              <w:widowControl w:val="0"/>
+              <w:kinsoku/>
+              <w:wordWrap/>
+              <w:overflowPunct/>
+              <w:topLinePunct w:val="0"/>
+              <w:autoSpaceDE/>
+              <w:autoSpaceDN/>
+              <w:bidi w:val="0"/>
+              <w:adjustRightInd w:val="0"/>
+              <w:snapToGrid w:val="0"/>
+              <w:spacing w:line="240" w:lineRule="auto"/>
+              <w:ind w:left="100" w:leftChars="50"/>
+              <w:jc w:val="both"/>
+              <w:textAlignment w:val="auto"/>
+              <w:rPr>
+                <w:rFonts w:ascii="Times New Roman" w:hAnsi="Times New Roman" w:eastAsia="微软雅黑" w:cs="Times New Roman"/>
+                <w:b/>
+                <w:bCs/>
+                <w:sz w:val="21"/>
+                <w:szCs w:val="21"/>
+                <w:highlight w:val="none"/>
+                <w:lang w:eastAsia="zh-CN"/>
+              </w:rPr>
+            </w:pPr>
+            <w:r>
+              <w:rPr>
+                <w:rFonts w:hint="eastAsia" w:ascii="Times New Roman" w:hAnsi="Times New Roman" w:eastAsia="微软雅黑" w:cs="Times New Roman"/>
+                <w:b/>
+                <w:bCs/>
+                <w:color w:val="262626"/>
+                <w:kern w:val="2"/>
+                <w:sz w:val="21"/>
+                <w:szCs w:val="21"/>
+                <w:highlight w:val="none"/>
+                <w:lang w:val="en-US" w:eastAsia="zh-CN" w:bidi="ar-SA"/>
+              </w:rPr>
+              <w:t>免疫治疗相关标志物检测</w:t>
+            </w:r>
+          </w:p>
+        </w:tc>
+        <w:tc>
+          <w:tcPr>
+            <w:tcW w:w="1334" w:type="pct"/>
+            <w:tcBorders>
+              <w:top w:val="single" w:color="31849B" w:sz="8" w:space="0"/>
+              <w:left w:val="single" w:color="31849B" w:sz="8" w:space="0"/>
+              <w:bottom w:val="single" w:color="31849B" w:sz="8" w:space="0"/>
+              <w:right w:val="single" w:color="31849B" w:sz="8" w:space="0"/>
+            </w:tcBorders>
+            <w:shd w:val="clear" w:color="auto" w:fill="auto"/>
+            <w:vAlign w:val="center"/>
+          </w:tcPr>
+          <w:p>
+            <w:pPr>
+              <w:keepNext w:val="0"/>
+              <w:keepLines w:val="0"/>
+              <w:pageBreakBefore w:val="0"/>
+              <w:widowControl w:val="0"/>
+              <w:kinsoku/>
+              <w:wordWrap/>
+              <w:overflowPunct/>
+              <w:topLinePunct w:val="0"/>
+              <w:autoSpaceDE/>
+              <w:autoSpaceDN/>
+              <w:bidi w:val="0"/>
+              <w:adjustRightInd w:val="0"/>
+              <w:snapToGrid w:val="0"/>
+              <w:spacing w:line="240" w:lineRule="auto"/>
+              <w:ind w:left="100" w:leftChars="50"/>
+              <w:jc w:val="both"/>
+              <w:textAlignment w:val="auto"/>
+              <w:rPr>
+                <w:rFonts w:ascii="Times New Roman" w:hAnsi="Times New Roman" w:eastAsia="微软雅黑" w:cs="Times New Roman"/>
+                <w:b/>
+                <w:bCs/>
+                <w:color w:val="262626"/>
+                <w:kern w:val="2"/>
+                <w:sz w:val="21"/>
+                <w:szCs w:val="21"/>
+                <w:highlight w:val="none"/>
+                <w:lang w:val="en-US" w:eastAsia="zh-CN" w:bidi="ar-SA"/>
+              </w:rPr>
+            </w:pPr>
+            <w:r>
+              <w:rPr>
+                <w:rFonts w:ascii="Times New Roman" w:hAnsi="Times New Roman" w:eastAsia="微软雅黑" w:cs="黑体"/>
+                <w:b/>
+                <w:bCs/>
+                <w:sz w:val="21"/>
+                <w:highlight w:val="none"/>
+                <w:lang w:eastAsia="zh-CN"/>
+              </w:rPr>
+              <w:t>微卫星不稳定性（MSI）</w:t>
+            </w:r>
+          </w:p>
+        </w:tc>
+        <w:tc>
+          <w:tcPr>
+            <w:tcW w:w="2833" w:type="pct"/>
+            <w:tcBorders>
+              <w:top w:val="single" w:color="31849B" w:sz="8" w:space="0"/>
+              <w:left w:val="single" w:color="31849B" w:sz="8" w:space="0"/>
+              <w:bottom w:val="single" w:color="31849B" w:sz="8" w:space="0"/>
+            </w:tcBorders>
+            <w:shd w:val="clear" w:color="auto" w:fill="auto"/>
+            <w:vAlign w:val="center"/>
+          </w:tcPr>
+          <w:p>
+            <w:pPr>
+              <w:pStyle w:val="57"/>
+              <w:keepNext w:val="0"/>
+              <w:keepLines w:val="0"/>
+              <w:pageBreakBefore w:val="0"/>
+              <w:widowControl w:val="0"/>
+              <w:kinsoku/>
+              <w:wordWrap/>
+              <w:overflowPunct/>
+              <w:topLinePunct w:val="0"/>
+              <w:autoSpaceDE/>
+              <w:autoSpaceDN/>
+              <w:bidi w:val="0"/>
+              <w:adjustRightInd w:val="0"/>
+              <w:snapToGrid w:val="0"/>
+              <w:spacing w:line="240" w:lineRule="auto"/>
+              <w:ind w:left="100" w:leftChars="50" w:right="119" w:rightChars="0"/>
+              <w:jc w:val="both"/>
+              <w:textAlignment w:val="auto"/>
+              <w:rPr>
+                <w:rFonts w:hint="eastAsia" w:ascii="微软雅黑" w:hAnsi="微软雅黑" w:eastAsia="微软雅黑" w:cs="微软雅黑"/>
+                <w:sz w:val="18"/>
+                <w:szCs w:val="18"/>
+                <w:lang w:eastAsia="zh-CN"/>
+              </w:rPr>
+            </w:pPr>
+            <w:r>
+              <w:rPr>
+                <w:rFonts w:hint="default" w:ascii="Times New Roman" w:hAnsi="Times New Roman" w:eastAsia="微软雅黑" w:cs="Times New Roman"/>
+                <w:sz w:val="21"/>
+                <w:szCs w:val="21"/>
+                <w:lang w:val="en-US" w:eastAsia="zh-CN" w:bidi="ar-SA"/>
+              </w:rPr>
+              <w:t>{{summaryOfRresults.msi_status</w:t>
+            </w:r>
+            <w:r>
+              <w:rPr>
+                <w:rFonts w:hint="eastAsia" w:ascii="Times New Roman" w:hAnsi="Times New Roman" w:eastAsia="微软雅黑" w:cs="Times New Roman"/>
+                <w:sz w:val="21"/>
+                <w:szCs w:val="21"/>
+                <w:lang w:val="en-US" w:eastAsia="zh-CN" w:bidi="ar-SA"/>
+              </w:rPr>
+              <w:t>_</w:t>
+            </w:r>
+            <w:r>
+              <w:rPr>
+                <w:rFonts w:hint="default" w:ascii="Times New Roman" w:hAnsi="Times New Roman" w:eastAsia="微软雅黑" w:cs="Times New Roman"/>
+                <w:sz w:val="21"/>
+                <w:szCs w:val="21"/>
+                <w:lang w:val="en-US" w:eastAsia="zh-CN" w:bidi="ar-SA"/>
+              </w:rPr>
+              <w:t>state}}</w:t>
+            </w:r>
+          </w:p>
+        </w:tc>
+      </w:tr>
+      <w:tr>
+        <w:tblPrEx>
+          <w:tblBorders>
+            <w:top w:val="none" w:color="auto" w:sz="0" w:space="0"/>
+            <w:left w:val="none" w:color="auto" w:sz="0" w:space="0"/>
+            <w:bottom w:val="none" w:color="auto" w:sz="0" w:space="0"/>
+            <w:right w:val="none" w:color="auto" w:sz="0" w:space="0"/>
+            <w:insideH w:val="none" w:color="auto" w:sz="0" w:space="0"/>
+            <w:insideV w:val="none" w:color="auto" w:sz="0" w:space="0"/>
+          </w:tblBorders>
+          <w:tblCellMar>
+            <w:top w:w="0" w:type="dxa"/>
+            <w:left w:w="0" w:type="dxa"/>
+            <w:bottom w:w="0" w:type="dxa"/>
+            <w:right w:w="0" w:type="dxa"/>
+          </w:tblCellMar>
+        </w:tblPrEx>
+        <w:trPr>
+          <w:trHeight w:val="397" w:hRule="atLeast"/>
+          <w:jc w:val="center"/>
+        </w:trPr>
+        <w:tc>
+          <w:tcPr>
+            <w:tcW w:w="5000" w:type="pct"/>
+            <w:gridSpan w:val="3"/>
+            <w:tcBorders>
+              <w:top w:val="single" w:color="31849B" w:sz="8" w:space="0"/>
+              <w:bottom w:val="single" w:color="31849B" w:sz="8" w:space="0"/>
+            </w:tcBorders>
+            <w:shd w:val="clear" w:color="auto" w:fill="auto"/>
+            <w:vAlign w:val="center"/>
+          </w:tcPr>
+          <w:p>
+            <w:pPr>
+              <w:pStyle w:val="57"/>
+              <w:keepNext w:val="0"/>
+              <w:keepLines w:val="0"/>
+              <w:pageBreakBefore w:val="0"/>
+              <w:widowControl w:val="0"/>
+              <w:kinsoku/>
+              <w:wordWrap/>
+              <w:overflowPunct/>
+              <w:topLinePunct w:val="0"/>
+              <w:autoSpaceDE/>
+              <w:autoSpaceDN/>
+              <w:bidi w:val="0"/>
+              <w:adjustRightInd w:val="0"/>
+              <w:snapToGrid w:val="0"/>
+              <w:spacing w:line="240" w:lineRule="auto"/>
+              <w:ind w:left="100" w:leftChars="50" w:right="119" w:rightChars="0"/>
+              <w:jc w:val="both"/>
+              <w:textAlignment w:val="auto"/>
+              <w:rPr>
+                <w:rFonts w:ascii="Times New Roman" w:hAnsi="Times New Roman" w:eastAsia="微软雅黑" w:cs="Times New Roman"/>
+                <w:sz w:val="21"/>
+                <w:szCs w:val="21"/>
+                <w:lang w:eastAsia="zh-CN"/>
+              </w:rPr>
+            </w:pPr>
+            <w:r>
+              <w:rPr>
+                <w:rFonts w:hint="eastAsia" w:ascii="Times New Roman" w:hAnsi="Times New Roman" w:eastAsia="微软雅黑" w:cs="Times New Roman"/>
+                <w:sz w:val="21"/>
+                <w:szCs w:val="21"/>
+                <w:lang w:eastAsia="zh-CN"/>
+              </w:rPr>
+              <w:t>{%tr if gastrointestinalStromalTumor == True %}</w:t>
+            </w:r>
+          </w:p>
+        </w:tc>
+      </w:tr>
+      <w:tr>
+        <w:tblPrEx>
+          <w:tblBorders>
+            <w:top w:val="none" w:color="auto" w:sz="0" w:space="0"/>
+            <w:left w:val="none" w:color="auto" w:sz="0" w:space="0"/>
+            <w:bottom w:val="none" w:color="auto" w:sz="0" w:space="0"/>
+            <w:right w:val="none" w:color="auto" w:sz="0" w:space="0"/>
+            <w:insideH w:val="none" w:color="auto" w:sz="0" w:space="0"/>
+            <w:insideV w:val="none" w:color="auto" w:sz="0" w:space="0"/>
+          </w:tblBorders>
+          <w:tblCellMar>
+            <w:top w:w="0" w:type="dxa"/>
+            <w:left w:w="0" w:type="dxa"/>
+            <w:bottom w:w="0" w:type="dxa"/>
+            <w:right w:w="0" w:type="dxa"/>
+          </w:tblCellMar>
+        </w:tblPrEx>
+        <w:trPr>
+          <w:trHeight w:val="397" w:hRule="atLeast"/>
+          <w:jc w:val="center"/>
+        </w:trPr>
+        <w:tc>
+          <w:tcPr>
+            <w:tcW w:w="2166" w:type="pct"/>
+            <w:gridSpan w:val="2"/>
+            <w:tcBorders>
+              <w:top w:val="single" w:color="31849B" w:sz="8" w:space="0"/>
+              <w:bottom w:val="single" w:color="31849B" w:sz="8" w:space="0"/>
+              <w:right w:val="single" w:color="31849B" w:sz="8" w:space="0"/>
+            </w:tcBorders>
+            <w:shd w:val="clear" w:color="auto" w:fill="auto"/>
+            <w:vAlign w:val="center"/>
+          </w:tcPr>
+          <w:p>
+            <w:pPr>
+              <w:pStyle w:val="57"/>
+              <w:keepNext w:val="0"/>
+              <w:keepLines w:val="0"/>
+              <w:pageBreakBefore w:val="0"/>
+              <w:widowControl w:val="0"/>
+              <w:kinsoku/>
+              <w:wordWrap/>
+              <w:overflowPunct/>
+              <w:topLinePunct w:val="0"/>
+              <w:autoSpaceDE/>
+              <w:autoSpaceDN/>
+              <w:bidi w:val="0"/>
+              <w:adjustRightInd w:val="0"/>
+              <w:snapToGrid w:val="0"/>
+              <w:spacing w:line="240" w:lineRule="auto"/>
+              <w:ind w:left="100" w:leftChars="50"/>
+              <w:jc w:val="both"/>
+              <w:textAlignment w:val="auto"/>
+              <w:rPr>
+                <w:rFonts w:ascii="Times New Roman" w:hAnsi="Times New Roman" w:eastAsia="微软雅黑" w:cs="Times New Roman"/>
+                <w:b/>
+                <w:bCs/>
+                <w:sz w:val="21"/>
+                <w:szCs w:val="21"/>
+                <w:lang w:eastAsia="zh-CN"/>
+              </w:rPr>
+            </w:pPr>
+            <w:r>
+              <w:rPr>
+                <w:rFonts w:ascii="Times New Roman" w:hAnsi="Times New Roman" w:eastAsia="微软雅黑" w:cs="Times New Roman"/>
+                <w:b/>
+                <w:bCs/>
+                <w:sz w:val="21"/>
+                <w:szCs w:val="21"/>
+                <w:lang w:eastAsia="zh-CN"/>
+              </w:rPr>
+              <w:t>化疗药物检测</w:t>
+            </w:r>
+          </w:p>
+        </w:tc>
+        <w:tc>
+          <w:tcPr>
+            <w:tcW w:w="2833" w:type="pct"/>
+            <w:tcBorders>
+              <w:top w:val="single" w:color="31849B" w:sz="8" w:space="0"/>
+              <w:left w:val="single" w:color="31849B" w:sz="8" w:space="0"/>
+              <w:bottom w:val="single" w:color="31849B" w:sz="8" w:space="0"/>
+            </w:tcBorders>
+            <w:shd w:val="clear" w:color="auto" w:fill="auto"/>
+            <w:vAlign w:val="center"/>
+          </w:tcPr>
+          <w:p>
+            <w:pPr>
+              <w:pStyle w:val="57"/>
+              <w:keepNext w:val="0"/>
+              <w:keepLines w:val="0"/>
+              <w:pageBreakBefore w:val="0"/>
+              <w:widowControl w:val="0"/>
+              <w:kinsoku/>
+              <w:wordWrap/>
+              <w:overflowPunct/>
+              <w:topLinePunct w:val="0"/>
+              <w:autoSpaceDE/>
+              <w:autoSpaceDN/>
+              <w:bidi w:val="0"/>
+              <w:adjustRightInd w:val="0"/>
+              <w:snapToGrid w:val="0"/>
+              <w:spacing w:line="240" w:lineRule="auto"/>
+              <w:ind w:left="100" w:leftChars="50" w:right="119" w:rightChars="0"/>
+              <w:jc w:val="both"/>
+              <w:textAlignment w:val="auto"/>
+              <w:rPr>
+                <w:rFonts w:hint="eastAsia" w:ascii="微软雅黑" w:hAnsi="微软雅黑" w:eastAsia="微软雅黑" w:cs="微软雅黑"/>
+                <w:sz w:val="18"/>
+                <w:szCs w:val="18"/>
+                <w:lang w:eastAsia="zh-CN"/>
+              </w:rPr>
+            </w:pPr>
+            <w:r>
+              <w:rPr>
+                <w:rFonts w:ascii="Times New Roman" w:hAnsi="Times New Roman" w:eastAsia="微软雅黑" w:cs="Times New Roman"/>
+                <w:sz w:val="21"/>
+                <w:szCs w:val="21"/>
+                <w:lang w:eastAsia="zh-CN"/>
+              </w:rPr>
+              <w:t>详见“化疗药物检测解析”部分</w:t>
+            </w:r>
+          </w:p>
+        </w:tc>
+      </w:tr>
+      <w:tr>
+        <w:tblPrEx>
+          <w:tblBorders>
+            <w:top w:val="none" w:color="auto" w:sz="0" w:space="0"/>
+            <w:left w:val="none" w:color="auto" w:sz="0" w:space="0"/>
+            <w:bottom w:val="none" w:color="auto" w:sz="0" w:space="0"/>
+            <w:right w:val="none" w:color="auto" w:sz="0" w:space="0"/>
+            <w:insideH w:val="none" w:color="auto" w:sz="0" w:space="0"/>
+            <w:insideV w:val="none" w:color="auto" w:sz="0" w:space="0"/>
+          </w:tblBorders>
+          <w:tblCellMar>
+            <w:top w:w="0" w:type="dxa"/>
+            <w:left w:w="0" w:type="dxa"/>
+            <w:bottom w:w="0" w:type="dxa"/>
+            <w:right w:w="0" w:type="dxa"/>
+          </w:tblCellMar>
+        </w:tblPrEx>
+        <w:trPr>
+          <w:trHeight w:val="397" w:hRule="atLeast"/>
+          <w:jc w:val="center"/>
+        </w:trPr>
+        <w:tc>
+          <w:tcPr>
+            <w:tcW w:w="5000" w:type="pct"/>
+            <w:gridSpan w:val="3"/>
+            <w:tcBorders>
+              <w:top w:val="single" w:color="31849B" w:sz="8" w:space="0"/>
+              <w:bottom w:val="single" w:color="31849B" w:sz="8" w:space="0"/>
+            </w:tcBorders>
+            <w:shd w:val="clear" w:color="auto" w:fill="auto"/>
+            <w:vAlign w:val="center"/>
+          </w:tcPr>
+          <w:p>
+            <w:pPr>
+              <w:pStyle w:val="57"/>
+              <w:keepNext w:val="0"/>
+              <w:keepLines w:val="0"/>
+              <w:pageBreakBefore w:val="0"/>
+              <w:widowControl w:val="0"/>
+              <w:kinsoku/>
+              <w:wordWrap/>
+              <w:overflowPunct/>
+              <w:topLinePunct w:val="0"/>
+              <w:autoSpaceDE/>
+              <w:autoSpaceDN/>
+              <w:bidi w:val="0"/>
+              <w:adjustRightInd w:val="0"/>
+              <w:snapToGrid w:val="0"/>
+              <w:spacing w:line="240" w:lineRule="auto"/>
+              <w:ind w:left="100" w:leftChars="50" w:right="119" w:rightChars="0"/>
+              <w:jc w:val="both"/>
+              <w:textAlignment w:val="auto"/>
+              <w:rPr>
+                <w:rFonts w:ascii="Times New Roman" w:hAnsi="Times New Roman" w:eastAsia="微软雅黑" w:cs="Times New Roman"/>
+                <w:sz w:val="21"/>
+                <w:szCs w:val="21"/>
+                <w:lang w:eastAsia="zh-CN"/>
+              </w:rPr>
+            </w:pPr>
+            <w:r>
+              <w:rPr>
+                <w:rFonts w:hint="eastAsia" w:ascii="Times New Roman" w:hAnsi="Times New Roman" w:eastAsia="微软雅黑" w:cs="Times New Roman"/>
+                <w:sz w:val="21"/>
+                <w:szCs w:val="21"/>
+                <w:lang w:eastAsia="zh-CN"/>
+              </w:rPr>
+              <w:t>{%tr endif %}</w:t>
             </w:r>
           </w:p>
         </w:tc>
@@ -3699,8 +4237,11 @@
         </w:trPr>
         <w:tc>
           <w:tcPr>
-            <w:tcW w:w="831" w:type="pct"/>
-            <w:tcBorders>
+            <w:tcW w:w="2166" w:type="pct"/>
+            <w:gridSpan w:val="2"/>
+            <w:tcBorders>
+              <w:top w:val="single" w:color="31849B" w:sz="8" w:space="0"/>
+              <w:bottom w:val="single" w:color="31849B" w:sz="12" w:space="0"/>
               <w:right w:val="single" w:color="31849B" w:sz="8" w:space="0"/>
             </w:tcBorders>
             <w:shd w:val="clear" w:color="auto" w:fill="auto"/>
@@ -3708,6 +4249,7 @@
           </w:tcPr>
           <w:p>
             <w:pPr>
+              <w:pStyle w:val="57"/>
               <w:keepNext w:val="0"/>
               <w:keepLines w:val="0"/>
               <w:pageBreakBefore w:val="0"/>
@@ -3731,479 +4273,6 @@
                 <w:bCs/>
                 <w:sz w:val="21"/>
                 <w:szCs w:val="21"/>
-                <w:highlight w:val="none"/>
-                <w:lang w:eastAsia="zh-CN"/>
-              </w:rPr>
-            </w:pPr>
-            <w:r>
-              <w:rPr>
-                <w:rFonts w:hint="eastAsia" w:ascii="Times New Roman" w:hAnsi="Times New Roman" w:eastAsia="微软雅黑" w:cs="Times New Roman"/>
-                <w:b/>
-                <w:bCs/>
-                <w:color w:val="262626"/>
-                <w:kern w:val="2"/>
-                <w:sz w:val="21"/>
-                <w:szCs w:val="21"/>
-                <w:highlight w:val="none"/>
-                <w:lang w:val="en-US" w:eastAsia="zh-CN" w:bidi="ar-SA"/>
-              </w:rPr>
-              <w:t>免疫治疗相关标志物检测</w:t>
-            </w:r>
-          </w:p>
-        </w:tc>
-        <w:tc>
-          <w:tcPr>
-            <w:tcW w:w="1334" w:type="pct"/>
-            <w:tcBorders>
-              <w:top w:val="single" w:color="31849B" w:sz="8" w:space="0"/>
-              <w:left w:val="single" w:color="31849B" w:sz="8" w:space="0"/>
-              <w:bottom w:val="single" w:color="31849B" w:sz="8" w:space="0"/>
-              <w:right w:val="single" w:color="31849B" w:sz="8" w:space="0"/>
-            </w:tcBorders>
-            <w:shd w:val="clear" w:color="auto" w:fill="auto"/>
-            <w:vAlign w:val="center"/>
-          </w:tcPr>
-          <w:p>
-            <w:pPr>
-              <w:keepNext w:val="0"/>
-              <w:keepLines w:val="0"/>
-              <w:pageBreakBefore w:val="0"/>
-              <w:widowControl w:val="0"/>
-              <w:kinsoku/>
-              <w:wordWrap/>
-              <w:overflowPunct/>
-              <w:topLinePunct w:val="0"/>
-              <w:autoSpaceDE/>
-              <w:autoSpaceDN/>
-              <w:bidi w:val="0"/>
-              <w:adjustRightInd w:val="0"/>
-              <w:snapToGrid w:val="0"/>
-              <w:spacing w:line="240" w:lineRule="auto"/>
-              <w:ind w:left="100" w:leftChars="50"/>
-              <w:jc w:val="both"/>
-              <w:textAlignment w:val="auto"/>
-              <w:rPr>
-                <w:rFonts w:ascii="Times New Roman" w:hAnsi="Times New Roman" w:eastAsia="微软雅黑" w:cs="Times New Roman"/>
-                <w:b/>
-                <w:bCs/>
-                <w:color w:val="262626"/>
-                <w:kern w:val="2"/>
-                <w:sz w:val="21"/>
-                <w:szCs w:val="21"/>
-                <w:highlight w:val="none"/>
-                <w:lang w:val="en-US" w:eastAsia="zh-CN" w:bidi="ar-SA"/>
-              </w:rPr>
-            </w:pPr>
-            <w:r>
-              <w:rPr>
-                <w:rFonts w:ascii="Times New Roman" w:hAnsi="Times New Roman" w:eastAsia="微软雅黑" w:cs="黑体"/>
-                <w:b/>
-                <w:bCs/>
-                <w:sz w:val="21"/>
-                <w:highlight w:val="none"/>
-                <w:lang w:eastAsia="zh-CN"/>
-              </w:rPr>
-              <w:t>微卫星不稳定性（MSI）</w:t>
-            </w:r>
-          </w:p>
-        </w:tc>
-        <w:tc>
-          <w:tcPr>
-            <w:tcW w:w="2833" w:type="pct"/>
-            <w:tcBorders>
-              <w:top w:val="single" w:color="31849B" w:sz="8" w:space="0"/>
-              <w:left w:val="single" w:color="31849B" w:sz="8" w:space="0"/>
-              <w:bottom w:val="single" w:color="31849B" w:sz="8" w:space="0"/>
-            </w:tcBorders>
-            <w:shd w:val="clear" w:color="auto" w:fill="auto"/>
-            <w:vAlign w:val="center"/>
-          </w:tcPr>
-          <w:p>
-            <w:pPr>
-              <w:pStyle w:val="56"/>
-              <w:keepNext w:val="0"/>
-              <w:keepLines w:val="0"/>
-              <w:pageBreakBefore w:val="0"/>
-              <w:widowControl w:val="0"/>
-              <w:kinsoku/>
-              <w:wordWrap/>
-              <w:overflowPunct/>
-              <w:topLinePunct w:val="0"/>
-              <w:autoSpaceDE/>
-              <w:autoSpaceDN/>
-              <w:bidi w:val="0"/>
-              <w:adjustRightInd w:val="0"/>
-              <w:snapToGrid w:val="0"/>
-              <w:spacing w:line="240" w:lineRule="auto"/>
-              <w:ind w:left="100" w:leftChars="50" w:right="119" w:rightChars="0"/>
-              <w:jc w:val="both"/>
-              <w:textAlignment w:val="auto"/>
-              <w:rPr>
-                <w:rFonts w:hint="eastAsia" w:ascii="微软雅黑" w:hAnsi="微软雅黑" w:eastAsia="微软雅黑" w:cs="微软雅黑"/>
-                <w:sz w:val="18"/>
-                <w:szCs w:val="18"/>
-                <w:lang w:eastAsia="zh-CN"/>
-              </w:rPr>
-            </w:pPr>
-            <w:r>
-              <w:rPr>
-                <w:rFonts w:hint="default" w:ascii="Times New Roman" w:hAnsi="Times New Roman" w:eastAsia="微软雅黑" w:cs="Times New Roman"/>
-                <w:sz w:val="21"/>
-                <w:szCs w:val="21"/>
-                <w:lang w:val="en-US" w:eastAsia="zh-CN" w:bidi="ar-SA"/>
-              </w:rPr>
-              <w:t>{{summaryOfRresults.msi_status</w:t>
-            </w:r>
-            <w:r>
-              <w:rPr>
-                <w:rFonts w:hint="eastAsia" w:ascii="Times New Roman" w:hAnsi="Times New Roman" w:eastAsia="微软雅黑" w:cs="Times New Roman"/>
-                <w:sz w:val="21"/>
-                <w:szCs w:val="21"/>
-                <w:lang w:val="en-US" w:eastAsia="zh-CN" w:bidi="ar-SA"/>
-              </w:rPr>
-              <w:t>_</w:t>
-            </w:r>
-            <w:r>
-              <w:rPr>
-                <w:rFonts w:hint="default" w:ascii="Times New Roman" w:hAnsi="Times New Roman" w:eastAsia="微软雅黑" w:cs="Times New Roman"/>
-                <w:sz w:val="21"/>
-                <w:szCs w:val="21"/>
-                <w:lang w:val="en-US" w:eastAsia="zh-CN" w:bidi="ar-SA"/>
-              </w:rPr>
-              <w:t>state}}</w:t>
-            </w:r>
-          </w:p>
-        </w:tc>
-      </w:tr>
-      <w:tr>
-        <w:tblPrEx>
-          <w:tblBorders>
-            <w:top w:val="none" w:color="auto" w:sz="0" w:space="0"/>
-            <w:left w:val="none" w:color="auto" w:sz="0" w:space="0"/>
-            <w:bottom w:val="none" w:color="auto" w:sz="0" w:space="0"/>
-            <w:right w:val="none" w:color="auto" w:sz="0" w:space="0"/>
-            <w:insideH w:val="none" w:color="auto" w:sz="0" w:space="0"/>
-            <w:insideV w:val="none" w:color="auto" w:sz="0" w:space="0"/>
-          </w:tblBorders>
-          <w:tblCellMar>
-            <w:top w:w="0" w:type="dxa"/>
-            <w:left w:w="0" w:type="dxa"/>
-            <w:bottom w:w="0" w:type="dxa"/>
-            <w:right w:w="0" w:type="dxa"/>
-          </w:tblCellMar>
-        </w:tblPrEx>
-        <w:trPr>
-          <w:trHeight w:val="397" w:hRule="atLeast"/>
-          <w:jc w:val="center"/>
-        </w:trPr>
-        <w:tc>
-          <w:tcPr>
-            <w:tcW w:w="5000" w:type="pct"/>
-            <w:gridSpan w:val="3"/>
-            <w:tcBorders>
-              <w:top w:val="single" w:color="31849B" w:sz="8" w:space="0"/>
-              <w:bottom w:val="single" w:color="31849B" w:sz="8" w:space="0"/>
-            </w:tcBorders>
-            <w:shd w:val="clear" w:color="auto" w:fill="auto"/>
-            <w:vAlign w:val="center"/>
-          </w:tcPr>
-          <w:p>
-            <w:pPr>
-              <w:pStyle w:val="56"/>
-              <w:keepNext w:val="0"/>
-              <w:keepLines w:val="0"/>
-              <w:pageBreakBefore w:val="0"/>
-              <w:widowControl w:val="0"/>
-              <w:kinsoku/>
-              <w:wordWrap/>
-              <w:overflowPunct/>
-              <w:topLinePunct w:val="0"/>
-              <w:autoSpaceDE/>
-              <w:autoSpaceDN/>
-              <w:bidi w:val="0"/>
-              <w:adjustRightInd w:val="0"/>
-              <w:snapToGrid w:val="0"/>
-              <w:spacing w:line="240" w:lineRule="auto"/>
-              <w:ind w:left="100" w:leftChars="50" w:right="119" w:rightChars="0"/>
-              <w:jc w:val="both"/>
-              <w:textAlignment w:val="auto"/>
-              <w:rPr>
-                <w:rFonts w:ascii="Times New Roman" w:hAnsi="Times New Roman" w:eastAsia="微软雅黑" w:cs="Times New Roman"/>
-                <w:sz w:val="21"/>
-                <w:szCs w:val="21"/>
-                <w:lang w:eastAsia="zh-CN"/>
-              </w:rPr>
-            </w:pPr>
-            <w:r>
-              <w:rPr>
-                <w:rFonts w:hint="eastAsia" w:ascii="Times New Roman" w:hAnsi="Times New Roman" w:eastAsia="微软雅黑" w:cs="Times New Roman"/>
-                <w:sz w:val="21"/>
-                <w:szCs w:val="21"/>
-                <w:lang w:eastAsia="zh-CN"/>
-              </w:rPr>
-              <w:t>{%tr if gastrointestinalStromalTumor == True %}</w:t>
-            </w:r>
-          </w:p>
-        </w:tc>
-      </w:tr>
-      <w:tr>
-        <w:tblPrEx>
-          <w:tblBorders>
-            <w:top w:val="none" w:color="auto" w:sz="0" w:space="0"/>
-            <w:left w:val="none" w:color="auto" w:sz="0" w:space="0"/>
-            <w:bottom w:val="none" w:color="auto" w:sz="0" w:space="0"/>
-            <w:right w:val="none" w:color="auto" w:sz="0" w:space="0"/>
-            <w:insideH w:val="none" w:color="auto" w:sz="0" w:space="0"/>
-            <w:insideV w:val="none" w:color="auto" w:sz="0" w:space="0"/>
-          </w:tblBorders>
-          <w:shd w:val="clear" w:color="auto" w:fill="auto"/>
-          <w:tblCellMar>
-            <w:top w:w="0" w:type="dxa"/>
-            <w:left w:w="0" w:type="dxa"/>
-            <w:bottom w:w="0" w:type="dxa"/>
-            <w:right w:w="0" w:type="dxa"/>
-          </w:tblCellMar>
-        </w:tblPrEx>
-        <w:trPr>
-          <w:trHeight w:val="397" w:hRule="atLeast"/>
-          <w:jc w:val="center"/>
-        </w:trPr>
-        <w:tc>
-          <w:tcPr>
-            <w:tcW w:w="2166" w:type="pct"/>
-            <w:gridSpan w:val="2"/>
-            <w:tcBorders>
-              <w:top w:val="single" w:color="31849B" w:sz="8" w:space="0"/>
-              <w:bottom w:val="single" w:color="31849B" w:sz="8" w:space="0"/>
-              <w:right w:val="single" w:color="31849B" w:sz="8" w:space="0"/>
-            </w:tcBorders>
-            <w:shd w:val="clear" w:color="auto" w:fill="auto"/>
-            <w:vAlign w:val="center"/>
-          </w:tcPr>
-          <w:p>
-            <w:pPr>
-              <w:pStyle w:val="56"/>
-              <w:keepNext w:val="0"/>
-              <w:keepLines w:val="0"/>
-              <w:pageBreakBefore w:val="0"/>
-              <w:widowControl w:val="0"/>
-              <w:kinsoku/>
-              <w:wordWrap/>
-              <w:overflowPunct/>
-              <w:topLinePunct w:val="0"/>
-              <w:autoSpaceDE/>
-              <w:autoSpaceDN/>
-              <w:bidi w:val="0"/>
-              <w:adjustRightInd w:val="0"/>
-              <w:snapToGrid w:val="0"/>
-              <w:spacing w:line="240" w:lineRule="auto"/>
-              <w:ind w:left="100" w:leftChars="50"/>
-              <w:jc w:val="both"/>
-              <w:textAlignment w:val="auto"/>
-              <w:rPr>
-                <w:rFonts w:ascii="Times New Roman" w:hAnsi="Times New Roman" w:eastAsia="微软雅黑" w:cs="Times New Roman"/>
-                <w:b/>
-                <w:bCs/>
-                <w:sz w:val="21"/>
-                <w:szCs w:val="21"/>
-                <w:lang w:eastAsia="zh-CN"/>
-              </w:rPr>
-            </w:pPr>
-            <w:r>
-              <w:rPr>
-                <w:rFonts w:ascii="Times New Roman" w:hAnsi="Times New Roman" w:eastAsia="微软雅黑" w:cs="Times New Roman"/>
-                <w:b/>
-                <w:bCs/>
-                <w:sz w:val="21"/>
-                <w:szCs w:val="21"/>
-                <w:lang w:eastAsia="zh-CN"/>
-              </w:rPr>
-              <w:t>化疗药物检测</w:t>
-            </w:r>
-          </w:p>
-        </w:tc>
-        <w:tc>
-          <w:tcPr>
-            <w:tcW w:w="2833" w:type="pct"/>
-            <w:tcBorders>
-              <w:top w:val="single" w:color="31849B" w:sz="8" w:space="0"/>
-              <w:left w:val="single" w:color="31849B" w:sz="8" w:space="0"/>
-              <w:bottom w:val="single" w:color="31849B" w:sz="8" w:space="0"/>
-            </w:tcBorders>
-            <w:shd w:val="clear" w:color="auto" w:fill="auto"/>
-            <w:vAlign w:val="center"/>
-          </w:tcPr>
-          <w:p>
-            <w:pPr>
-              <w:pStyle w:val="56"/>
-              <w:keepNext w:val="0"/>
-              <w:keepLines w:val="0"/>
-              <w:pageBreakBefore w:val="0"/>
-              <w:widowControl w:val="0"/>
-              <w:kinsoku/>
-              <w:wordWrap/>
-              <w:overflowPunct/>
-              <w:topLinePunct w:val="0"/>
-              <w:autoSpaceDE/>
-              <w:autoSpaceDN/>
-              <w:bidi w:val="0"/>
-              <w:adjustRightInd w:val="0"/>
-              <w:snapToGrid w:val="0"/>
-              <w:spacing w:line="240" w:lineRule="auto"/>
-              <w:ind w:left="100" w:leftChars="50" w:right="119" w:rightChars="0"/>
-              <w:jc w:val="both"/>
-              <w:textAlignment w:val="auto"/>
-              <w:rPr>
-                <w:rFonts w:hint="eastAsia" w:ascii="微软雅黑" w:hAnsi="微软雅黑" w:eastAsia="微软雅黑" w:cs="微软雅黑"/>
-                <w:sz w:val="18"/>
-                <w:szCs w:val="18"/>
-                <w:lang w:eastAsia="zh-CN"/>
-              </w:rPr>
-            </w:pPr>
-            <w:r>
-              <w:rPr>
-                <w:rFonts w:ascii="Times New Roman" w:hAnsi="Times New Roman" w:eastAsia="微软雅黑" w:cs="Times New Roman"/>
-                <w:sz w:val="21"/>
-                <w:szCs w:val="21"/>
-                <w:lang w:eastAsia="zh-CN"/>
-              </w:rPr>
-              <w:t>详见“化疗药物检测解析”部分</w:t>
-            </w:r>
-          </w:p>
-        </w:tc>
-      </w:tr>
-      <w:tr>
-        <w:tblPrEx>
-          <w:tblBorders>
-            <w:top w:val="none" w:color="auto" w:sz="0" w:space="0"/>
-            <w:left w:val="none" w:color="auto" w:sz="0" w:space="0"/>
-            <w:bottom w:val="none" w:color="auto" w:sz="0" w:space="0"/>
-            <w:right w:val="none" w:color="auto" w:sz="0" w:space="0"/>
-            <w:insideH w:val="none" w:color="auto" w:sz="0" w:space="0"/>
-            <w:insideV w:val="none" w:color="auto" w:sz="0" w:space="0"/>
-          </w:tblBorders>
-          <w:shd w:val="clear" w:color="auto" w:fill="auto"/>
-          <w:tblCellMar>
-            <w:top w:w="0" w:type="dxa"/>
-            <w:left w:w="0" w:type="dxa"/>
-            <w:bottom w:w="0" w:type="dxa"/>
-            <w:right w:w="0" w:type="dxa"/>
-          </w:tblCellMar>
-        </w:tblPrEx>
-        <w:trPr>
-          <w:trHeight w:val="397" w:hRule="atLeast"/>
-          <w:jc w:val="center"/>
-        </w:trPr>
-        <w:tc>
-          <w:tcPr>
-            <w:tcW w:w="5000" w:type="pct"/>
-            <w:gridSpan w:val="3"/>
-            <w:tcBorders>
-              <w:top w:val="single" w:color="31849B" w:sz="8" w:space="0"/>
-              <w:bottom w:val="single" w:color="31849B" w:sz="8" w:space="0"/>
-            </w:tcBorders>
-            <w:shd w:val="clear" w:color="auto" w:fill="auto"/>
-            <w:vAlign w:val="center"/>
-          </w:tcPr>
-          <w:p>
-            <w:pPr>
-              <w:pStyle w:val="56"/>
-              <w:keepNext w:val="0"/>
-              <w:keepLines w:val="0"/>
-              <w:pageBreakBefore w:val="0"/>
-              <w:widowControl w:val="0"/>
-              <w:kinsoku/>
-              <w:wordWrap/>
-              <w:overflowPunct/>
-              <w:topLinePunct w:val="0"/>
-              <w:autoSpaceDE/>
-              <w:autoSpaceDN/>
-              <w:bidi w:val="0"/>
-              <w:adjustRightInd w:val="0"/>
-              <w:snapToGrid w:val="0"/>
-              <w:spacing w:line="240" w:lineRule="auto"/>
-              <w:ind w:left="100" w:leftChars="50" w:right="119" w:rightChars="0"/>
-              <w:jc w:val="both"/>
-              <w:textAlignment w:val="auto"/>
-              <w:rPr>
-                <w:rFonts w:ascii="Times New Roman" w:hAnsi="Times New Roman" w:eastAsia="微软雅黑" w:cs="Times New Roman"/>
-                <w:sz w:val="21"/>
-                <w:szCs w:val="21"/>
-                <w:lang w:eastAsia="zh-CN"/>
-              </w:rPr>
-            </w:pPr>
-            <w:r>
-              <w:rPr>
-                <w:rFonts w:hint="eastAsia" w:ascii="Times New Roman" w:hAnsi="Times New Roman" w:eastAsia="微软雅黑" w:cs="Times New Roman"/>
-                <w:sz w:val="21"/>
-                <w:szCs w:val="21"/>
-                <w:lang w:eastAsia="zh-CN"/>
-              </w:rPr>
-              <w:t>{%tr endif %}</w:t>
-            </w:r>
-          </w:p>
-        </w:tc>
-      </w:tr>
-      <w:tr>
-        <w:tblPrEx>
-          <w:tblBorders>
-            <w:top w:val="none" w:color="auto" w:sz="0" w:space="0"/>
-            <w:left w:val="none" w:color="auto" w:sz="0" w:space="0"/>
-            <w:bottom w:val="none" w:color="auto" w:sz="0" w:space="0"/>
-            <w:right w:val="none" w:color="auto" w:sz="0" w:space="0"/>
-            <w:insideH w:val="none" w:color="auto" w:sz="0" w:space="0"/>
-            <w:insideV w:val="none" w:color="auto" w:sz="0" w:space="0"/>
-          </w:tblBorders>
-          <w:shd w:val="clear" w:color="auto" w:fill="auto"/>
-          <w:tblCellMar>
-            <w:top w:w="0" w:type="dxa"/>
-            <w:left w:w="0" w:type="dxa"/>
-            <w:bottom w:w="0" w:type="dxa"/>
-            <w:right w:w="0" w:type="dxa"/>
-          </w:tblCellMar>
-        </w:tblPrEx>
-        <w:trPr>
-          <w:trHeight w:val="397" w:hRule="atLeast"/>
-          <w:jc w:val="center"/>
-        </w:trPr>
-        <w:tc>
-          <w:tcPr>
-            <w:tcW w:w="2166" w:type="pct"/>
-            <w:gridSpan w:val="2"/>
-            <w:tcBorders>
-              <w:top w:val="single" w:color="31849B" w:sz="8" w:space="0"/>
-              <w:bottom w:val="single" w:color="31849B" w:sz="12" w:space="0"/>
-              <w:right w:val="single" w:color="31849B" w:sz="8" w:space="0"/>
-            </w:tcBorders>
-            <w:shd w:val="clear" w:color="auto" w:fill="auto"/>
-            <w:vAlign w:val="center"/>
-          </w:tcPr>
-          <w:p>
-            <w:pPr>
-              <w:pStyle w:val="56"/>
-              <w:keepNext w:val="0"/>
-              <w:keepLines w:val="0"/>
-              <w:pageBreakBefore w:val="0"/>
-              <w:widowControl w:val="0"/>
-              <w:kinsoku/>
-              <w:wordWrap/>
-              <w:overflowPunct/>
-              <w:topLinePunct w:val="0"/>
-              <w:autoSpaceDE/>
-              <w:autoSpaceDN/>
-              <w:bidi w:val="0"/>
-              <w:adjustRightInd w:val="0"/>
-              <w:snapToGrid w:val="0"/>
-              <w:spacing w:line="240" w:lineRule="auto"/>
-              <w:ind w:left="100" w:leftChars="50"/>
-              <w:jc w:val="both"/>
-              <w:textAlignment w:val="auto"/>
-              <w:rPr>
-                <w:rFonts w:ascii="Times New Roman" w:hAnsi="Times New Roman" w:eastAsia="微软雅黑" w:cs="Times New Roman"/>
-                <w:b/>
-                <w:bCs/>
-                <w:sz w:val="21"/>
-                <w:szCs w:val="21"/>
               </w:rPr>
             </w:pPr>
             <w:r>
@@ -4231,7 +4300,7 @@
           </w:tcPr>
           <w:p>
             <w:pPr>
-              <w:pStyle w:val="56"/>
+              <w:pStyle w:val="57"/>
               <w:keepNext w:val="0"/>
               <w:keepLines w:val="0"/>
               <w:pageBreakBefore w:val="0"/>
@@ -4367,7 +4436,7 @@
     </w:p>
     <w:tbl>
       <w:tblPr>
-        <w:tblStyle w:val="15"/>
+        <w:tblStyle w:val="16"/>
         <w:tblW w:w="9859" w:type="dxa"/>
         <w:jc w:val="center"/>
         <w:tblBorders>
@@ -5178,7 +5247,7 @@
     </w:p>
     <w:tbl>
       <w:tblPr>
-        <w:tblStyle w:val="57"/>
+        <w:tblStyle w:val="58"/>
         <w:tblW w:w="5096" w:type="pct"/>
         <w:jc w:val="center"/>
         <w:tblBorders>
@@ -5240,7 +5309,7 @@
           </w:tcPr>
           <w:p>
             <w:pPr>
-              <w:pStyle w:val="56"/>
+              <w:pStyle w:val="57"/>
               <w:jc w:val="center"/>
               <w:rPr>
                 <w:rFonts w:hint="default" w:ascii="Times New Roman" w:hAnsi="Times New Roman" w:eastAsia="微软雅黑" w:cs="Times New Roman"/>
@@ -5276,7 +5345,7 @@
           </w:tcPr>
           <w:p>
             <w:pPr>
-              <w:pStyle w:val="56"/>
+              <w:pStyle w:val="57"/>
               <w:jc w:val="center"/>
               <w:rPr>
                 <w:rFonts w:hint="default" w:ascii="Times New Roman" w:hAnsi="Times New Roman" w:eastAsia="微软雅黑" w:cs="Times New Roman"/>
@@ -5310,7 +5379,7 @@
           </w:tcPr>
           <w:p>
             <w:pPr>
-              <w:pStyle w:val="56"/>
+              <w:pStyle w:val="57"/>
               <w:jc w:val="center"/>
               <w:rPr>
                 <w:rFonts w:hint="default" w:ascii="Times New Roman" w:hAnsi="Times New Roman" w:eastAsia="微软雅黑" w:cs="Times New Roman"/>
@@ -5344,7 +5413,7 @@
           </w:tcPr>
           <w:p>
             <w:pPr>
-              <w:pStyle w:val="56"/>
+              <w:pStyle w:val="57"/>
               <w:jc w:val="center"/>
               <w:rPr>
                 <w:rFonts w:hint="default" w:ascii="Times New Roman" w:hAnsi="Times New Roman" w:eastAsia="微软雅黑" w:cs="Times New Roman"/>
@@ -5380,7 +5449,7 @@
           </w:tcPr>
           <w:p>
             <w:pPr>
-              <w:pStyle w:val="56"/>
+              <w:pStyle w:val="57"/>
               <w:jc w:val="center"/>
               <w:rPr>
                 <w:rFonts w:hint="eastAsia" w:ascii="Times New Roman" w:hAnsi="Times New Roman" w:eastAsia="微软雅黑" w:cs="Times New Roman"/>
@@ -5407,7 +5476,7 @@
           </w:p>
           <w:p>
             <w:pPr>
-              <w:pStyle w:val="56"/>
+              <w:pStyle w:val="57"/>
               <w:jc w:val="center"/>
               <w:rPr>
                 <w:rFonts w:hint="default" w:ascii="Times New Roman" w:hAnsi="Times New Roman" w:eastAsia="微软雅黑" w:cs="Times New Roman"/>
@@ -5466,7 +5535,7 @@
           </w:p>
           <w:p>
             <w:pPr>
-              <w:pStyle w:val="56"/>
+              <w:pStyle w:val="57"/>
               <w:jc w:val="center"/>
               <w:rPr>
                 <w:rFonts w:hint="default" w:ascii="Times New Roman" w:hAnsi="Times New Roman" w:eastAsia="微软雅黑" w:cs="Times New Roman"/>
@@ -5514,7 +5583,7 @@
           </w:tcPr>
           <w:p>
             <w:pPr>
-              <w:pStyle w:val="56"/>
+              <w:pStyle w:val="57"/>
               <w:jc w:val="center"/>
               <w:rPr>
                 <w:rFonts w:hint="default" w:ascii="Times New Roman" w:hAnsi="Times New Roman" w:eastAsia="微软雅黑" w:cs="Times New Roman"/>
@@ -5550,7 +5619,7 @@
           </w:tcPr>
           <w:p>
             <w:pPr>
-              <w:pStyle w:val="56"/>
+              <w:pStyle w:val="57"/>
               <w:jc w:val="center"/>
               <w:rPr>
                 <w:rFonts w:hint="default" w:ascii="Times New Roman" w:hAnsi="Times New Roman" w:eastAsia="微软雅黑" w:cs="Times New Roman"/>
@@ -7582,9 +7651,456 @@
         </w:rPr>
       </w:pPr>
     </w:p>
+    <w:p>
+      <w:pPr>
+        <w:numPr>
+          <w:ilvl w:val="0"/>
+          <w:numId w:val="0"/>
+        </w:numPr>
+        <w:ind w:leftChars="0"/>
+        <w:rPr>
+          <w:rFonts w:hint="eastAsia" w:ascii="Times New Roman" w:hAnsi="Times New Roman" w:eastAsia="微软雅黑" w:cs="Times New Roman"/>
+          <w:color w:val="262626"/>
+          <w:sz w:val="21"/>
+          <w:szCs w:val="21"/>
+          <w:lang w:eastAsia="zh-CN"/>
+        </w:rPr>
+      </w:pPr>
+      <w:r>
+        <w:rPr>
+          <w:rFonts w:hint="eastAsia" w:ascii="Times New Roman" w:hAnsi="Times New Roman" w:eastAsia="微软雅黑" w:cs="Times New Roman"/>
+          <w:sz w:val="21"/>
+          <w:szCs w:val="21"/>
+          <w:lang w:eastAsia="zh-CN"/>
+        </w:rPr>
+        <w:t xml:space="preserve">{% if testedby == </w:t>
+      </w:r>
+      <w:r>
+        <w:rPr>
+          <w:rFonts w:ascii="Times New Roman" w:hAnsi="Times New Roman" w:eastAsia="微软雅黑" w:cs="Times New Roman"/>
+          <w:sz w:val="21"/>
+          <w:szCs w:val="21"/>
+          <w:lang w:eastAsia="zh-CN"/>
+        </w:rPr>
+        <w:t>“</w:t>
+      </w:r>
+      <w:r>
+        <w:rPr>
+          <w:rFonts w:hint="eastAsia" w:ascii="Times New Roman" w:hAnsi="Times New Roman" w:eastAsia="微软雅黑" w:cs="Times New Roman"/>
+          <w:sz w:val="21"/>
+          <w:szCs w:val="21"/>
+          <w:lang w:eastAsia="zh-CN"/>
+        </w:rPr>
+        <w:t>1</w:t>
+      </w:r>
+      <w:r>
+        <w:rPr>
+          <w:rFonts w:ascii="Times New Roman" w:hAnsi="Times New Roman" w:eastAsia="微软雅黑" w:cs="Times New Roman"/>
+          <w:sz w:val="21"/>
+          <w:szCs w:val="21"/>
+          <w:lang w:eastAsia="zh-CN"/>
+        </w:rPr>
+        <w:t>”</w:t>
+      </w:r>
+      <w:r>
+        <w:rPr>
+          <w:rFonts w:hint="eastAsia" w:ascii="Times New Roman" w:hAnsi="Times New Roman" w:eastAsia="微软雅黑" w:cs="Times New Roman"/>
+          <w:sz w:val="21"/>
+          <w:szCs w:val="21"/>
+          <w:lang w:eastAsia="zh-CN"/>
+        </w:rPr>
+        <w:t xml:space="preserve"> %}</w:t>
+      </w:r>
+    </w:p>
+    <w:p>
+      <w:pPr>
+        <w:numPr>
+          <w:ilvl w:val="0"/>
+          <w:numId w:val="0"/>
+        </w:numPr>
+        <w:ind w:leftChars="0"/>
+        <w:rPr>
+          <w:rFonts w:hint="eastAsia" w:ascii="Times New Roman" w:hAnsi="Times New Roman" w:eastAsia="微软雅黑" w:cs="Times New Roman"/>
+          <w:color w:val="262626"/>
+          <w:sz w:val="18"/>
+          <w:szCs w:val="18"/>
+          <w:lang w:eastAsia="zh-CN"/>
+        </w:rPr>
+      </w:pPr>
+    </w:p>
     <w:tbl>
       <w:tblPr>
-        <w:tblStyle w:val="15"/>
+        <w:tblStyle w:val="16"/>
+        <w:tblW w:w="9781" w:type="dxa"/>
+        <w:jc w:val="center"/>
+        <w:tblBorders>
+          <w:top w:val="single" w:color="31849B" w:sz="4" w:space="0"/>
+          <w:left w:val="none" w:color="auto" w:sz="0" w:space="0"/>
+          <w:bottom w:val="single" w:color="31849B" w:sz="4" w:space="0"/>
+          <w:right w:val="none" w:color="auto" w:sz="0" w:space="0"/>
+          <w:insideH w:val="single" w:color="31849B" w:sz="4" w:space="0"/>
+          <w:insideV w:val="single" w:color="31849B" w:sz="4" w:space="0"/>
+        </w:tblBorders>
+        <w:tblLayout w:type="fixed"/>
+        <w:tblCellMar>
+          <w:top w:w="113" w:type="dxa"/>
+          <w:left w:w="108" w:type="dxa"/>
+          <w:bottom w:w="113" w:type="dxa"/>
+          <w:right w:w="108" w:type="dxa"/>
+        </w:tblCellMar>
+      </w:tblPr>
+      <w:tblGrid>
+        <w:gridCol w:w="4536"/>
+        <w:gridCol w:w="5245"/>
+      </w:tblGrid>
+      <w:tr>
+        <w:tblPrEx>
+          <w:tblBorders>
+            <w:top w:val="single" w:color="31849B" w:sz="4" w:space="0"/>
+            <w:left w:val="none" w:color="auto" w:sz="0" w:space="0"/>
+            <w:bottom w:val="single" w:color="31849B" w:sz="4" w:space="0"/>
+            <w:right w:val="none" w:color="auto" w:sz="0" w:space="0"/>
+            <w:insideH w:val="single" w:color="31849B" w:sz="4" w:space="0"/>
+            <w:insideV w:val="single" w:color="31849B" w:sz="4" w:space="0"/>
+          </w:tblBorders>
+        </w:tblPrEx>
+        <w:trPr>
+          <w:trHeight w:val="227" w:hRule="atLeast"/>
+          <w:jc w:val="center"/>
+        </w:trPr>
+        <w:tc>
+          <w:tcPr>
+            <w:tcW w:w="4536" w:type="dxa"/>
+            <w:shd w:val="clear" w:color="auto" w:fill="auto"/>
+            <w:tcMar>
+              <w:top w:w="28" w:type="dxa"/>
+              <w:left w:w="108" w:type="dxa"/>
+              <w:bottom w:w="28" w:type="dxa"/>
+              <w:right w:w="108" w:type="dxa"/>
+            </w:tcMar>
+            <w:vAlign w:val="top"/>
+          </w:tcPr>
+          <w:p>
+            <w:pPr>
+              <w:rPr>
+                <w:color w:val="262626"/>
+              </w:rPr>
+            </w:pPr>
+            <w:r>
+              <w:rPr>
+                <w:rFonts w:hint="eastAsia"/>
+                <w:color w:val="262626"/>
+              </w:rPr>
+              <w:t>检测者：</w:t>
+            </w:r>
+            <w:r>
+              <w:rPr>
+                <w:sz w:val="22"/>
+              </w:rPr>
+              <mc:AlternateContent>
+                <mc:Choice Requires="wpg">
+                  <w:drawing>
+                    <wp:anchor distT="0" distB="0" distL="114300" distR="114300" simplePos="0" relativeHeight="251666432" behindDoc="0" locked="0" layoutInCell="1" allowOverlap="1">
+                      <wp:simplePos x="0" y="0"/>
+                      <wp:positionH relativeFrom="column">
+                        <wp:posOffset>661035</wp:posOffset>
+                      </wp:positionH>
+                      <wp:positionV relativeFrom="paragraph">
+                        <wp:posOffset>-88265</wp:posOffset>
+                      </wp:positionV>
+                      <wp:extent cx="3409950" cy="360045"/>
+                      <wp:effectExtent l="0" t="0" r="0" b="5715"/>
+                      <wp:wrapNone/>
+                      <wp:docPr id="12" name="组合 12"/>
+                      <wp:cNvGraphicFramePr/>
+                      <a:graphic xmlns:a="http://schemas.openxmlformats.org/drawingml/2006/main">
+                        <a:graphicData uri="http://schemas.microsoft.com/office/word/2010/wordprocessingGroup">
+                          <wpg:wgp>
+                            <wpg:cNvGrpSpPr/>
+                            <wpg:grpSpPr>
+                              <a:xfrm>
+                                <a:off x="0" y="0"/>
+                                <a:ext cx="3409950" cy="360045"/>
+                                <a:chOff x="9632" y="12252"/>
+                                <a:chExt cx="5370" cy="567"/>
+                              </a:xfrm>
+                            </wpg:grpSpPr>
+                            <pic:pic xmlns:pic="http://schemas.openxmlformats.org/drawingml/2006/picture">
+                              <pic:nvPicPr>
+                                <pic:cNvPr id="16" name="图片 6" descr="蔡冬雪"/>
+                                <pic:cNvPicPr>
+                                  <a:picLocks noChangeAspect="1"/>
+                                </pic:cNvPicPr>
+                              </pic:nvPicPr>
+                              <pic:blipFill>
+                                <a:blip r:embed="rId10">
+                                  <a:clrChange>
+                                    <a:clrFrom>
+                                      <a:srgbClr val="FFFFFF">
+                                        <a:alpha val="100000"/>
+                                      </a:srgbClr>
+                                    </a:clrFrom>
+                                    <a:clrTo>
+                                      <a:srgbClr val="FFFFFF">
+                                        <a:alpha val="100000"/>
+                                        <a:alpha val="0"/>
+                                      </a:srgbClr>
+                                    </a:clrTo>
+                                  </a:clrChange>
+                                </a:blip>
+                                <a:srcRect l="18656" t="33322" r="18897" b="26699"/>
+                                <a:stretch>
+                                  <a:fillRect/>
+                                </a:stretch>
+                              </pic:blipFill>
+                              <pic:spPr>
+                                <a:xfrm>
+                                  <a:off x="9632" y="12347"/>
+                                  <a:ext cx="1010" cy="454"/>
+                                </a:xfrm>
+                                <a:prstGeom prst="rect">
+                                  <a:avLst/>
+                                </a:prstGeom>
+                              </pic:spPr>
+                            </pic:pic>
+                            <pic:pic xmlns:pic="http://schemas.openxmlformats.org/drawingml/2006/picture">
+                              <pic:nvPicPr>
+                                <pic:cNvPr id="13" name="图片 4" descr="王建丽"/>
+                                <pic:cNvPicPr>
+                                  <a:picLocks noChangeAspect="1"/>
+                                </pic:cNvPicPr>
+                              </pic:nvPicPr>
+                              <pic:blipFill>
+                                <a:blip r:embed="rId11">
+                                  <a:clrChange>
+                                    <a:clrFrom>
+                                      <a:srgbClr val="FFFFFF">
+                                        <a:alpha val="100000"/>
+                                      </a:srgbClr>
+                                    </a:clrFrom>
+                                    <a:clrTo>
+                                      <a:srgbClr val="FFFFFF">
+                                        <a:alpha val="100000"/>
+                                        <a:alpha val="0"/>
+                                      </a:srgbClr>
+                                    </a:clrTo>
+                                  </a:clrChange>
+                                </a:blip>
+                                <a:stretch>
+                                  <a:fillRect/>
+                                </a:stretch>
+                              </pic:blipFill>
+                              <pic:spPr>
+                                <a:xfrm>
+                                  <a:off x="14002" y="12252"/>
+                                  <a:ext cx="1000" cy="567"/>
+                                </a:xfrm>
+                                <a:prstGeom prst="rect">
+                                  <a:avLst/>
+                                </a:prstGeom>
+                              </pic:spPr>
+                            </pic:pic>
+                          </wpg:wgp>
+                        </a:graphicData>
+                      </a:graphic>
+                    </wp:anchor>
+                  </w:drawing>
+                </mc:Choice>
+                <mc:Fallback>
+                  <w:pict>
+                    <v:group id="_x0000_s1026" o:spid="_x0000_s1026" o:spt="203" style="position:absolute;left:0pt;margin-left:52.05pt;margin-top:-6.95pt;height:28.35pt;width:268.5pt;z-index:251666432;mso-width-relative:page;mso-height-relative:page;" coordorigin="9632,12252" coordsize="5370,567" o:gfxdata="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">
+                      <o:lock v:ext="edit" aspectratio="f"/>
+                      <v:shape id="图片 6" o:spid="_x0000_s1026" o:spt="75" alt="蔡冬雪" type="#_x0000_t75" style="position:absolute;left:9632;top:12347;height:454;width:1010;" filled="f" o:preferrelative="t" stroked="f" coordsize="21600,21600" o:gfxdata="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">
+                        <v:fill on="f" focussize="0,0"/>
+                        <v:stroke on="f"/>
+                        <v:imagedata r:id="rId10" cropleft="12226f" croptop="21838f" cropright="12384f" cropbottom="17497f" chromakey="#FFFFFF" o:title=""/>
+                        <o:lock v:ext="edit" aspectratio="t"/>
+                      </v:shape>
+                      <v:shape id="图片 4" o:spid="_x0000_s1026" o:spt="75" alt="王建丽" type="#_x0000_t75" style="position:absolute;left:14002;top:12252;height:567;width:1000;" filled="f" o:preferrelative="t" stroked="f" coordsize="21600,21600" o:gfxdata="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">
+                        <v:fill on="f" focussize="0,0"/>
+                        <v:stroke on="f"/>
+                        <v:imagedata r:id="rId11" chromakey="#FFFFFF" o:title=""/>
+                        <o:lock v:ext="edit" aspectratio="t"/>
+                      </v:shape>
+                    </v:group>
+                  </w:pict>
+                </mc:Fallback>
+              </mc:AlternateContent>
+            </w:r>
+          </w:p>
+        </w:tc>
+        <w:tc>
+          <w:tcPr>
+            <w:tcW w:w="5245" w:type="dxa"/>
+            <w:shd w:val="clear" w:color="auto" w:fill="auto"/>
+            <w:tcMar>
+              <w:top w:w="28" w:type="dxa"/>
+              <w:left w:w="108" w:type="dxa"/>
+              <w:bottom w:w="28" w:type="dxa"/>
+              <w:right w:w="108" w:type="dxa"/>
+            </w:tcMar>
+            <w:vAlign w:val="top"/>
+          </w:tcPr>
+          <w:p>
+            <w:pPr>
+              <w:rPr>
+                <w:color w:val="262626"/>
+              </w:rPr>
+            </w:pPr>
+            <w:r>
+              <w:rPr>
+                <w:rFonts w:hint="eastAsia"/>
+                <w:color w:val="262626"/>
+              </w:rPr>
+              <w:t>审核者：</w:t>
+            </w:r>
+          </w:p>
+        </w:tc>
+      </w:tr>
+      <w:tr>
+        <w:tblPrEx>
+          <w:tblBorders>
+            <w:top w:val="single" w:color="31849B" w:sz="4" w:space="0"/>
+            <w:left w:val="none" w:color="auto" w:sz="0" w:space="0"/>
+            <w:bottom w:val="single" w:color="31849B" w:sz="4" w:space="0"/>
+            <w:right w:val="none" w:color="auto" w:sz="0" w:space="0"/>
+            <w:insideH w:val="single" w:color="31849B" w:sz="4" w:space="0"/>
+            <w:insideV w:val="single" w:color="31849B" w:sz="4" w:space="0"/>
+          </w:tblBorders>
+          <w:tblCellMar>
+            <w:top w:w="113" w:type="dxa"/>
+            <w:left w:w="108" w:type="dxa"/>
+            <w:bottom w:w="113" w:type="dxa"/>
+            <w:right w:w="108" w:type="dxa"/>
+          </w:tblCellMar>
+        </w:tblPrEx>
+        <w:trPr>
+          <w:trHeight w:val="227" w:hRule="atLeast"/>
+          <w:jc w:val="center"/>
+        </w:trPr>
+        <w:tc>
+          <w:tcPr>
+            <w:tcW w:w="9781" w:type="dxa"/>
+            <w:gridSpan w:val="2"/>
+            <w:shd w:val="clear" w:color="auto" w:fill="auto"/>
+            <w:tcMar>
+              <w:top w:w="28" w:type="dxa"/>
+              <w:left w:w="108" w:type="dxa"/>
+              <w:bottom w:w="28" w:type="dxa"/>
+              <w:right w:w="108" w:type="dxa"/>
+            </w:tcMar>
+            <w:vAlign w:val="top"/>
+          </w:tcPr>
+          <w:p>
+            <w:pPr>
+              <w:rPr>
+                <w:rFonts w:hint="default" w:eastAsia="微软雅黑"/>
+                <w:color w:val="262626"/>
+                <w:lang w:val="en-US" w:eastAsia="zh-CN"/>
+              </w:rPr>
+            </w:pPr>
+            <w:r>
+              <w:rPr>
+                <w:rFonts w:hint="eastAsia"/>
+                <w:color w:val="262626"/>
+                <w:lang w:val="en-US" w:eastAsia="zh-CN"/>
+              </w:rPr>
+              <w:t>报告</w:t>
+            </w:r>
+            <w:r>
+              <w:rPr>
+                <w:rFonts w:hint="eastAsia"/>
+                <w:color w:val="262626"/>
+              </w:rPr>
+              <w:t>时间</w:t>
+            </w:r>
+            <w:r>
+              <w:rPr>
+                <w:rFonts w:hint="eastAsia" w:cs="Malgun Gothic Semilight"/>
+                <w:color w:val="262626"/>
+              </w:rPr>
+              <w:t>：{{ reportdate }}</w:t>
+            </w:r>
+          </w:p>
+        </w:tc>
+      </w:tr>
+    </w:tbl>
+    <w:p>
+      <w:pPr>
+        <w:widowControl/>
+        <w:rPr>
+          <w:rFonts w:ascii="Times New Roman" w:hAnsi="Times New Roman" w:eastAsia="微软雅黑" w:cs="Times New Roman"/>
+          <w:b/>
+          <w:bCs/>
+          <w:color w:val="0070C0"/>
+          <w:sz w:val="21"/>
+          <w:szCs w:val="21"/>
+          <w:lang w:eastAsia="zh-CN"/>
+        </w:rPr>
+      </w:pPr>
+      <w:r>
+        <w:rPr>
+          <w:rFonts w:hint="eastAsia" w:ascii="Times New Roman" w:hAnsi="Times New Roman" w:eastAsia="微软雅黑" w:cs="Times New Roman"/>
+          <w:sz w:val="21"/>
+          <w:szCs w:val="21"/>
+          <w:lang w:eastAsia="zh-CN"/>
+        </w:rPr>
+        <w:t xml:space="preserve">{% endif %}{% if testedby == </w:t>
+      </w:r>
+      <w:r>
+        <w:rPr>
+          <w:rFonts w:ascii="Times New Roman" w:hAnsi="Times New Roman" w:eastAsia="微软雅黑" w:cs="Times New Roman"/>
+          <w:sz w:val="21"/>
+          <w:szCs w:val="21"/>
+          <w:lang w:eastAsia="zh-CN"/>
+        </w:rPr>
+        <w:t>“</w:t>
+      </w:r>
+      <w:r>
+        <w:rPr>
+          <w:rFonts w:hint="eastAsia" w:ascii="Times New Roman" w:hAnsi="Times New Roman" w:eastAsia="微软雅黑" w:cs="Times New Roman"/>
+          <w:sz w:val="21"/>
+          <w:szCs w:val="21"/>
+          <w:lang w:eastAsia="zh-CN"/>
+        </w:rPr>
+        <w:t>2</w:t>
+      </w:r>
+      <w:r>
+        <w:rPr>
+          <w:rFonts w:ascii="Times New Roman" w:hAnsi="Times New Roman" w:eastAsia="微软雅黑" w:cs="Times New Roman"/>
+          <w:sz w:val="21"/>
+          <w:szCs w:val="21"/>
+          <w:lang w:eastAsia="zh-CN"/>
+        </w:rPr>
+        <w:t>”</w:t>
+      </w:r>
+      <w:r>
+        <w:rPr>
+          <w:rFonts w:hint="eastAsia" w:ascii="Times New Roman" w:hAnsi="Times New Roman" w:eastAsia="微软雅黑" w:cs="Times New Roman"/>
+          <w:sz w:val="21"/>
+          <w:szCs w:val="21"/>
+          <w:lang w:eastAsia="zh-CN"/>
+        </w:rPr>
+        <w:t xml:space="preserve"> %}</w:t>
+      </w:r>
+    </w:p>
+    <w:p>
+      <w:pPr>
+        <w:widowControl/>
+        <w:rPr>
+          <w:rFonts w:ascii="Times New Roman" w:hAnsi="Times New Roman" w:eastAsia="微软雅黑" w:cs="Times New Roman"/>
+          <w:b/>
+          <w:bCs/>
+          <w:color w:val="0070C0"/>
+          <w:sz w:val="28"/>
+          <w:szCs w:val="28"/>
+          <w:lang w:eastAsia="zh-CN"/>
+        </w:rPr>
+      </w:pPr>
+    </w:p>
+    <w:tbl>
+      <w:tblPr>
+        <w:tblStyle w:val="16"/>
         <w:tblW w:w="9781" w:type="dxa"/>
         <w:jc w:val="center"/>
         <w:tblBorders>
@@ -7641,31 +8157,37 @@
             <w:vAlign w:val="top"/>
           </w:tcPr>
           <w:p>
+            <w:pPr>
+              <w:rPr>
+                <w:color w:val="262626"/>
+              </w:rPr>
+            </w:pPr>
             <w:r>
               <w:rPr>
                 <w:rFonts w:hint="eastAsia"/>
+                <w:color w:val="262626"/>
               </w:rPr>
               <w:t>检测者：</w:t>
             </w:r>
             <w:r>
               <w:rPr>
-                <w:sz w:val="28"/>
+                <w:sz w:val="24"/>
               </w:rPr>
               <mc:AlternateContent>
                 <mc:Choice Requires="wpg">
                   <w:drawing>
-                    <wp:anchor distT="0" distB="0" distL="114300" distR="114300" simplePos="0" relativeHeight="251661312" behindDoc="0" locked="0" layoutInCell="1" allowOverlap="1">
+                    <wp:anchor distT="0" distB="0" distL="114300" distR="114300" simplePos="0" relativeHeight="251667456" behindDoc="0" locked="0" layoutInCell="1" allowOverlap="1">
                       <wp:simplePos x="0" y="0"/>
                       <wp:positionH relativeFrom="column">
-                        <wp:posOffset>572135</wp:posOffset>
+                        <wp:posOffset>619760</wp:posOffset>
                       </wp:positionH>
                       <wp:positionV relativeFrom="paragraph">
-                        <wp:posOffset>-94615</wp:posOffset>
+                        <wp:posOffset>-96520</wp:posOffset>
                       </wp:positionV>
-                      <wp:extent cx="3854450" cy="429260"/>
-                      <wp:effectExtent l="0" t="0" r="1270" b="12700"/>
+                      <wp:extent cx="3439795" cy="431800"/>
+                      <wp:effectExtent l="0" t="0" r="0" b="0"/>
                       <wp:wrapNone/>
-                      <wp:docPr id="7" name="组合 7"/>
+                      <wp:docPr id="17" name="组合 17"/>
                       <wp:cNvGraphicFramePr/>
                       <a:graphic xmlns:a="http://schemas.openxmlformats.org/drawingml/2006/main">
                         <a:graphicData uri="http://schemas.microsoft.com/office/word/2010/wordprocessingGroup">
@@ -7674,26 +8196,71 @@
                             <wpg:grpSpPr>
                               <a:xfrm>
                                 <a:off x="0" y="0"/>
-                                <a:ext cx="3854450" cy="429260"/>
-                                <a:chOff x="5067" y="168435"/>
-                                <a:chExt cx="6070" cy="676"/>
+                                <a:ext cx="3439795" cy="431800"/>
+                                <a:chOff x="9633" y="114512"/>
+                                <a:chExt cx="5417" cy="680"/>
                               </a:xfrm>
                             </wpg:grpSpPr>
                             <pic:pic xmlns:pic="http://schemas.openxmlformats.org/drawingml/2006/picture">
                               <pic:nvPicPr>
-                                <pic:cNvPr id="10" name="_x0000_s2449" descr="杜景光  签名1"/>
+                                <pic:cNvPr id="15" name="图片 1"/>
                                 <pic:cNvPicPr>
                                   <a:picLocks noChangeAspect="1"/>
                                 </pic:cNvPicPr>
                               </pic:nvPicPr>
                               <pic:blipFill>
-                                <a:blip r:embed="rId10">
+                                <a:blip r:embed="rId12">
                                   <a:clrChange>
                                     <a:clrFrom>
-                                      <a:srgbClr val="FDFDFD"/>
+                                      <a:srgbClr val="FFFFFF">
+                                        <a:alpha val="100000"/>
+                                      </a:srgbClr>
                                     </a:clrFrom>
                                     <a:clrTo>
-                                      <a:srgbClr val="FDFDFD">
+                                      <a:srgbClr val="FFFFFF">
+                                        <a:alpha val="100000"/>
+                                        <a:alpha val="0"/>
+                                      </a:srgbClr>
+                                    </a:clrTo>
+                                  </a:clrChange>
+                                </a:blip>
+                                <a:srcRect l="10922" t="11667"/>
+                                <a:stretch>
+                                  <a:fillRect/>
+                                </a:stretch>
+                              </pic:blipFill>
+                              <pic:spPr>
+                                <a:xfrm>
+                                  <a:off x="9633" y="114512"/>
+                                  <a:ext cx="1262" cy="680"/>
+                                </a:xfrm>
+                                <a:prstGeom prst="rect">
+                                  <a:avLst/>
+                                </a:prstGeom>
+                                <a:noFill/>
+                                <a:ln>
+                                  <a:noFill/>
+                                </a:ln>
+                              </pic:spPr>
+                            </pic:pic>
+                            <pic:pic xmlns:pic="http://schemas.openxmlformats.org/drawingml/2006/picture">
+                              <pic:nvPicPr>
+                                <pic:cNvPr id="7" name="图片 11" descr="王建丽"/>
+                                <pic:cNvPicPr>
+                                  <a:picLocks noChangeAspect="1"/>
+                                </pic:cNvPicPr>
+                              </pic:nvPicPr>
+                              <pic:blipFill>
+                                <a:blip r:embed="rId11">
+                                  <a:clrChange>
+                                    <a:clrFrom>
+                                      <a:srgbClr val="FFFFFF">
+                                        <a:alpha val="100000"/>
+                                      </a:srgbClr>
+                                    </a:clrFrom>
+                                    <a:clrTo>
+                                      <a:srgbClr val="FFFFFF">
+                                        <a:alpha val="100000"/>
                                         <a:alpha val="0"/>
                                       </a:srgbClr>
                                     </a:clrTo>
@@ -7705,42 +8272,8 @@
                               </pic:blipFill>
                               <pic:spPr>
                                 <a:xfrm>
-                                  <a:off x="9623" y="168451"/>
-                                  <a:ext cx="1515" cy="661"/>
-                                </a:xfrm>
-                                <a:prstGeom prst="rect">
-                                  <a:avLst/>
-                                </a:prstGeom>
-                              </pic:spPr>
-                            </pic:pic>
-                            <pic:pic xmlns:pic="http://schemas.openxmlformats.org/drawingml/2006/picture">
-                              <pic:nvPicPr>
-                                <pic:cNvPr id="9" name="_x0000_s2450" descr="林俊雯 签名1"/>
-                                <pic:cNvPicPr>
-                                  <a:picLocks noChangeAspect="1"/>
-                                </pic:cNvPicPr>
-                              </pic:nvPicPr>
-                              <pic:blipFill>
-                                <a:blip r:embed="rId11">
-                                  <a:clrChange>
-                                    <a:clrFrom>
-                                      <a:srgbClr val="FFFFFF"/>
-                                    </a:clrFrom>
-                                    <a:clrTo>
-                                      <a:srgbClr val="FFFFFF">
-                                        <a:alpha val="0"/>
-                                      </a:srgbClr>
-                                    </a:clrTo>
-                                  </a:clrChange>
-                                </a:blip>
-                                <a:stretch>
-                                  <a:fillRect/>
-                                </a:stretch>
-                              </pic:blipFill>
-                              <pic:spPr>
-                                <a:xfrm>
-                                  <a:off x="5067" y="168435"/>
-                                  <a:ext cx="1432" cy="636"/>
+                                  <a:off x="14048" y="114524"/>
+                                  <a:ext cx="1002" cy="567"/>
                                 </a:xfrm>
                                 <a:prstGeom prst="rect">
                                   <a:avLst/>
@@ -7755,15 +8288,15 @@
                 </mc:Choice>
                 <mc:Fallback>
                   <w:pict>
-                    <v:group id="_x0000_s1026" o:spid="_x0000_s1026" o:spt="203" style="position:absolute;left:0pt;margin-left:45.05pt;margin-top:-7.45pt;height:33.8pt;width:303.5pt;z-index:251661312;mso-width-relative:page;mso-height-relative:page;" coordorigin="5067,168435" coordsize="6070,676" o:gfxdata="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">
+                    <v:group id="_x0000_s1026" o:spid="_x0000_s1026" o:spt="203" style="position:absolute;left:0pt;margin-left:48.8pt;margin-top:-7.6pt;height:34pt;width:270.85pt;z-index:251667456;mso-width-relative:page;mso-height-relative:page;" coordorigin="9633,114512" coordsize="5417,680" o:gfxdata="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">
                       <o:lock v:ext="edit" aspectratio="f"/>
-                      <v:shape id="_x0000_s2449" o:spid="_x0000_s1026" o:spt="75" alt="杜景光  签名1" type="#_x0000_t75" style="position:absolute;left:9623;top:168451;height:661;width:1515;" filled="f" o:preferrelative="t" stroked="f" coordsize="21600,21600" o:gfxdata="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">
+                      <v:shape id="图片 1" o:spid="_x0000_s1026" o:spt="75" type="#_x0000_t75" style="position:absolute;left:9633;top:114512;height:680;width:1262;" filled="f" o:preferrelative="t" stroked="f" coordsize="21600,21600" o:gfxdata="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">
                         <v:fill on="f" focussize="0,0"/>
                         <v:stroke on="f"/>
-                        <v:imagedata r:id="rId10" chromakey="#FDFDFD" o:title=""/>
+                        <v:imagedata r:id="rId12" cropleft="7158f" croptop="7646f" chromakey="#FFFFFF" o:title=""/>
                         <o:lock v:ext="edit" aspectratio="t"/>
                       </v:shape>
-                      <v:shape id="_x0000_s2450" o:spid="_x0000_s1026" o:spt="75" alt="林俊雯 签名1" type="#_x0000_t75" style="position:absolute;left:5067;top:168435;height:636;width:1432;" filled="f" o:preferrelative="t" stroked="f" coordsize="21600,21600" o:gfxdata="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">
+                      <v:shape id="图片 11" o:spid="_x0000_s1026" o:spt="75" alt="王建丽" type="#_x0000_t75" style="position:absolute;left:14048;top:114524;height:567;width:1002;" filled="f" o:preferrelative="t" stroked="f" coordsize="21600,21600" o:gfxdata="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">
                         <v:fill on="f" focussize="0,0"/>
                         <v:stroke on="f"/>
                         <v:imagedata r:id="rId11" chromakey="#FFFFFF" o:title=""/>
@@ -7789,9 +8322,15 @@
             <w:vAlign w:val="top"/>
           </w:tcPr>
           <w:p>
+            <w:pPr>
+              <w:rPr>
+                <w:color w:val="262626"/>
+              </w:rPr>
+            </w:pPr>
             <w:r>
               <w:rPr>
                 <w:rFonts w:hint="eastAsia"/>
+                <w:color w:val="262626"/>
               </w:rPr>
               <w:t>审核者：</w:t>
             </w:r>
@@ -7836,12 +8375,14 @@
             <w:pPr>
               <w:rPr>
                 <w:rFonts w:hint="default" w:eastAsia="微软雅黑"/>
+                <w:color w:val="262626"/>
                 <w:lang w:val="en-US" w:eastAsia="zh-CN"/>
               </w:rPr>
             </w:pPr>
             <w:r>
               <w:rPr>
                 <w:rFonts w:hint="eastAsia"/>
+                <w:color w:val="262626"/>
                 <w:lang w:val="en-US" w:eastAsia="zh-CN"/>
               </w:rPr>
               <w:t>报告</w:t>
@@ -7849,12 +8390,14 @@
             <w:r>
               <w:rPr>
                 <w:rFonts w:hint="eastAsia"/>
+                <w:color w:val="262626"/>
               </w:rPr>
               <w:t>时间</w:t>
             </w:r>
             <w:r>
               <w:rPr>
                 <w:rFonts w:hint="eastAsia" w:cs="Malgun Gothic Semilight"/>
+                <w:color w:val="262626"/>
               </w:rPr>
               <w:t>：{{ reportdate }}</w:t>
             </w:r>
@@ -7862,6 +8405,29 @@
         </w:tc>
       </w:tr>
     </w:tbl>
+    <w:p>
+      <w:pPr>
+        <w:widowControl/>
+        <w:rPr>
+          <w:rFonts w:ascii="Times New Roman" w:hAnsi="Times New Roman" w:eastAsia="微软雅黑" w:cs="Times New Roman"/>
+          <w:b/>
+          <w:bCs/>
+          <w:color w:val="0070C0"/>
+          <w:sz w:val="28"/>
+          <w:szCs w:val="28"/>
+          <w:lang w:eastAsia="zh-CN"/>
+        </w:rPr>
+      </w:pPr>
+      <w:r>
+        <w:rPr>
+          <w:rFonts w:hint="eastAsia" w:ascii="Times New Roman" w:hAnsi="Times New Roman" w:eastAsia="微软雅黑" w:cs="Times New Roman"/>
+          <w:sz w:val="21"/>
+          <w:szCs w:val="21"/>
+          <w:lang w:eastAsia="zh-CN"/>
+        </w:rPr>
+        <w:t>{% endif %}</w:t>
+      </w:r>
+    </w:p>
     <w:p>
       <w:pPr>
         <w:widowControl/>
@@ -7952,7 +8518,7 @@
     </w:p>
     <w:tbl>
       <w:tblPr>
-        <w:tblStyle w:val="16"/>
+        <w:tblStyle w:val="17"/>
         <w:tblW w:w="9937" w:type="dxa"/>
         <w:jc w:val="center"/>
         <w:tblBorders>
@@ -8011,7 +8577,7 @@
           </w:tcPr>
           <w:p>
             <w:pPr>
-              <w:pStyle w:val="56"/>
+              <w:pStyle w:val="57"/>
               <w:jc w:val="center"/>
               <w:rPr>
                 <w:rFonts w:ascii="Times New Roman" w:hAnsi="Times New Roman" w:eastAsia="微软雅黑" w:cs="Times New Roman"/>
@@ -8047,7 +8613,7 @@
           </w:tcPr>
           <w:p>
             <w:pPr>
-              <w:pStyle w:val="56"/>
+              <w:pStyle w:val="57"/>
               <w:jc w:val="center"/>
               <w:rPr>
                 <w:rFonts w:ascii="Times New Roman" w:hAnsi="Times New Roman" w:eastAsia="微软雅黑" w:cs="Times New Roman"/>
@@ -8083,7 +8649,7 @@
           </w:tcPr>
           <w:p>
             <w:pPr>
-              <w:pStyle w:val="56"/>
+              <w:pStyle w:val="57"/>
               <w:jc w:val="center"/>
               <w:rPr>
                 <w:rFonts w:ascii="Times New Roman" w:hAnsi="Times New Roman" w:eastAsia="微软雅黑" w:cs="Times New Roman"/>
@@ -8118,7 +8684,7 @@
           </w:tcPr>
           <w:p>
             <w:pPr>
-              <w:pStyle w:val="56"/>
+              <w:pStyle w:val="57"/>
               <w:jc w:val="center"/>
               <w:rPr>
                 <w:rFonts w:ascii="Times New Roman" w:hAnsi="Times New Roman" w:eastAsia="微软雅黑" w:cs="Times New Roman"/>
@@ -8529,7 +9095,7 @@
     </w:p>
     <w:tbl>
       <w:tblPr>
-        <w:tblStyle w:val="15"/>
+        <w:tblStyle w:val="16"/>
         <w:tblW w:w="9938" w:type="dxa"/>
         <w:jc w:val="center"/>
         <w:tblBorders>
@@ -8644,7 +9210,7 @@
             </w:pPr>
             <w:r>
               <w:rPr>
-                <w:rStyle w:val="59"/>
+                <w:rStyle w:val="60"/>
                 <w:rFonts w:hint="default" w:ascii="Times New Roman" w:hAnsi="Times New Roman" w:cs="Times New Roman"/>
                 <w:color w:val="31849B"/>
                 <w:lang w:eastAsia="zh-CN" w:bidi="ar"/>
@@ -8681,7 +9247,7 @@
             </w:pPr>
             <w:r>
               <w:rPr>
-                <w:rStyle w:val="59"/>
+                <w:rStyle w:val="60"/>
                 <w:rFonts w:hint="default" w:ascii="Times New Roman" w:hAnsi="Times New Roman" w:cs="Times New Roman"/>
                 <w:color w:val="31849B"/>
                 <w:lang w:eastAsia="zh-CN" w:bidi="ar"/>
@@ -8741,7 +9307,7 @@
             </w:pPr>
             <w:r>
               <w:rPr>
-                <w:rStyle w:val="62"/>
+                <w:rStyle w:val="63"/>
                 <w:rFonts w:hint="default" w:ascii="Times New Roman" w:hAnsi="Times New Roman" w:cs="Times New Roman"/>
                 <w:color w:val="262626"/>
                 <w:lang w:eastAsia="zh-CN" w:bidi="ar"/>
@@ -8750,7 +9316,7 @@
             </w:r>
             <w:r>
               <w:rPr>
-                <w:rStyle w:val="60"/>
+                <w:rStyle w:val="61"/>
                 <w:rFonts w:eastAsia="微软雅黑"/>
                 <w:color w:val="262626"/>
                 <w:lang w:eastAsia="zh-CN" w:bidi="ar"/>
@@ -8759,7 +9325,7 @@
             </w:r>
             <w:r>
               <w:rPr>
-                <w:rStyle w:val="62"/>
+                <w:rStyle w:val="63"/>
                 <w:rFonts w:hint="default" w:ascii="Times New Roman" w:hAnsi="Times New Roman" w:cs="Times New Roman"/>
                 <w:color w:val="262626"/>
                 <w:lang w:eastAsia="zh-CN" w:bidi="ar"/>
@@ -8882,7 +9448,7 @@
             </w:r>
             <w:r>
               <w:rPr>
-                <w:rStyle w:val="61"/>
+                <w:rStyle w:val="62"/>
                 <w:rFonts w:hint="default" w:ascii="Times New Roman" w:hAnsi="Times New Roman" w:cs="Times New Roman"/>
                 <w:color w:val="262626"/>
                 <w:lang w:eastAsia="zh-CN" w:bidi="ar"/>
@@ -8891,7 +9457,7 @@
             </w:r>
             <w:r>
               <w:rPr>
-                <w:rStyle w:val="63"/>
+                <w:rStyle w:val="64"/>
                 <w:rFonts w:eastAsia="微软雅黑"/>
                 <w:color w:val="262626"/>
                 <w:lang w:eastAsia="zh-CN" w:bidi="ar"/>
@@ -8900,7 +9466,7 @@
             </w:r>
             <w:r>
               <w:rPr>
-                <w:rStyle w:val="61"/>
+                <w:rStyle w:val="62"/>
                 <w:rFonts w:hint="default" w:ascii="Times New Roman" w:hAnsi="Times New Roman" w:cs="Times New Roman"/>
                 <w:color w:val="262626"/>
                 <w:lang w:eastAsia="zh-CN" w:bidi="ar"/>
@@ -9127,7 +9693,7 @@
     </w:p>
     <w:tbl>
       <w:tblPr>
-        <w:tblStyle w:val="15"/>
+        <w:tblStyle w:val="16"/>
         <w:tblW w:w="10091" w:type="dxa"/>
         <w:jc w:val="center"/>
         <w:tblBorders>
@@ -10253,7 +10819,7 @@
     </w:p>
     <w:tbl>
       <w:tblPr>
-        <w:tblStyle w:val="15"/>
+        <w:tblStyle w:val="16"/>
         <w:tblpPr w:leftFromText="180" w:rightFromText="180" w:vertAnchor="text" w:tblpXSpec="center" w:tblpY="1"/>
         <w:tblOverlap w:val="never"/>
         <w:tblW w:w="9870" w:type="dxa"/>
@@ -12225,7 +12791,7 @@
     </w:p>
     <w:tbl>
       <w:tblPr>
-        <w:tblStyle w:val="15"/>
+        <w:tblStyle w:val="16"/>
         <w:tblpPr w:leftFromText="180" w:rightFromText="180" w:vertAnchor="text" w:tblpXSpec="center" w:tblpY="1"/>
         <w:tblOverlap w:val="never"/>
         <w:tblW w:w="9870" w:type="dxa"/>
@@ -12853,7 +13419,7 @@
     </w:p>
     <w:tbl>
       <w:tblPr>
-        <w:tblStyle w:val="15"/>
+        <w:tblStyle w:val="16"/>
         <w:tblpPr w:leftFromText="180" w:rightFromText="180" w:vertAnchor="text" w:tblpXSpec="center" w:tblpY="1"/>
         <w:tblOverlap w:val="never"/>
         <w:tblW w:w="9870" w:type="dxa"/>
@@ -12890,12 +13456,6 @@
             <w:insideH w:val="dotted" w:color="45A3A7" w:sz="4" w:space="0"/>
             <w:insideV w:val="dotted" w:color="45A3A7" w:sz="4" w:space="0"/>
           </w:tblBorders>
-          <w:tblCellMar>
-            <w:top w:w="0" w:type="dxa"/>
-            <w:left w:w="108" w:type="dxa"/>
-            <w:bottom w:w="0" w:type="dxa"/>
-            <w:right w:w="108" w:type="dxa"/>
-          </w:tblCellMar>
         </w:tblPrEx>
         <w:trPr>
           <w:trHeight w:val="417" w:hRule="atLeast"/>
@@ -13501,7 +14061,7 @@
     </w:p>
     <w:tbl>
       <w:tblPr>
-        <w:tblStyle w:val="15"/>
+        <w:tblStyle w:val="16"/>
         <w:tblpPr w:leftFromText="180" w:rightFromText="180" w:vertAnchor="text" w:tblpXSpec="center" w:tblpY="1"/>
         <w:tblOverlap w:val="never"/>
         <w:tblW w:w="9870" w:type="dxa"/>
@@ -14250,7 +14810,7 @@
     </w:p>
     <w:tbl>
       <w:tblPr>
-        <w:tblStyle w:val="15"/>
+        <w:tblStyle w:val="16"/>
         <w:tblpPr w:leftFromText="180" w:rightFromText="180" w:vertAnchor="text" w:tblpXSpec="center" w:tblpY="1"/>
         <w:tblOverlap w:val="never"/>
         <w:tblW w:w="9870" w:type="dxa"/>
@@ -16221,7 +16781,7 @@
     </w:p>
     <w:tbl>
       <w:tblPr>
-        <w:tblStyle w:val="15"/>
+        <w:tblStyle w:val="16"/>
         <w:tblpPr w:leftFromText="180" w:rightFromText="180" w:vertAnchor="text" w:tblpXSpec="center" w:tblpY="1"/>
         <w:tblOverlap w:val="never"/>
         <w:tblW w:w="9870" w:type="dxa"/>
@@ -16849,7 +17409,7 @@
     </w:p>
     <w:tbl>
       <w:tblPr>
-        <w:tblStyle w:val="15"/>
+        <w:tblStyle w:val="16"/>
         <w:tblpPr w:leftFromText="180" w:rightFromText="180" w:vertAnchor="text" w:tblpXSpec="center" w:tblpY="1"/>
         <w:tblOverlap w:val="never"/>
         <w:tblW w:w="9870" w:type="dxa"/>
@@ -17497,7 +18057,7 @@
     </w:p>
     <w:tbl>
       <w:tblPr>
-        <w:tblStyle w:val="15"/>
+        <w:tblStyle w:val="16"/>
         <w:tblpPr w:leftFromText="180" w:rightFromText="180" w:vertAnchor="text" w:tblpXSpec="center" w:tblpY="1"/>
         <w:tblOverlap w:val="never"/>
         <w:tblW w:w="9870" w:type="dxa"/>
@@ -18229,7 +18789,7 @@
     </w:p>
     <w:tbl>
       <w:tblPr>
-        <w:tblStyle w:val="15"/>
+        <w:tblStyle w:val="16"/>
         <w:tblpPr w:leftFromText="180" w:rightFromText="180" w:vertAnchor="text" w:tblpXSpec="center" w:tblpY="1"/>
         <w:tblOverlap w:val="never"/>
         <w:tblW w:w="9870" w:type="dxa"/>
@@ -18264,12 +18824,6 @@
             <w:insideH w:val="single" w:color="31849B" w:sz="8" w:space="0"/>
             <w:insideV w:val="single" w:color="31849B" w:sz="8" w:space="0"/>
           </w:tblBorders>
-          <w:tblCellMar>
-            <w:top w:w="0" w:type="dxa"/>
-            <w:left w:w="108" w:type="dxa"/>
-            <w:bottom w:w="0" w:type="dxa"/>
-            <w:right w:w="108" w:type="dxa"/>
-          </w:tblCellMar>
         </w:tblPrEx>
         <w:trPr>
           <w:trHeight w:val="329" w:hRule="atLeast"/>
@@ -18562,8 +19116,8 @@
           <w:lang w:val="en-US" w:eastAsia="zh-CN"/>
         </w:rPr>
       </w:pPr>
-      <w:bookmarkStart w:id="5" w:name="_Toc149837266"/>
-      <w:bookmarkStart w:id="6" w:name="_Toc20048"/>
+      <w:bookmarkStart w:id="5" w:name="_Toc20048"/>
+      <w:bookmarkStart w:id="6" w:name="_Toc149837266"/>
       <w:r>
         <w:rPr>
           <w:rFonts w:hint="eastAsia"/>
@@ -18626,7 +19180,7 @@
     </w:p>
     <w:tbl>
       <w:tblPr>
-        <w:tblStyle w:val="15"/>
+        <w:tblStyle w:val="16"/>
         <w:tblW w:w="9779" w:type="dxa"/>
         <w:jc w:val="center"/>
         <w:tblBorders>
@@ -19358,7 +19912,7 @@
     </w:p>
     <w:tbl>
       <w:tblPr>
-        <w:tblStyle w:val="15"/>
+        <w:tblStyle w:val="16"/>
         <w:tblW w:w="9870" w:type="dxa"/>
         <w:jc w:val="center"/>
         <w:tblBorders>
@@ -19931,7 +20485,7 @@
     </w:p>
     <w:tbl>
       <w:tblPr>
-        <w:tblStyle w:val="15"/>
+        <w:tblStyle w:val="16"/>
         <w:tblW w:w="4953" w:type="pct"/>
         <w:jc w:val="center"/>
         <w:tblBorders>
@@ -20847,7 +21401,7 @@
     </w:tbl>
     <w:p>
       <w:pPr>
-        <w:pStyle w:val="55"/>
+        <w:pStyle w:val="56"/>
         <w:tabs>
           <w:tab w:val="left" w:pos="1317"/>
         </w:tabs>
@@ -20995,8 +21549,8 @@
     </w:p>
     <w:tbl>
       <w:tblPr>
-        <w:tblStyle w:val="15"/>
-        <w:tblW w:w="4997" w:type="pct"/>
+        <w:tblStyle w:val="16"/>
+        <w:tblW w:w="4989" w:type="pct"/>
         <w:jc w:val="center"/>
         <w:tblBorders>
           <w:top w:val="single" w:color="31849B" w:sz="12" w:space="0"/>
@@ -21015,10 +21569,9 @@
         </w:tblCellMar>
       </w:tblPr>
       <w:tblGrid>
-        <w:gridCol w:w="2038"/>
-        <w:gridCol w:w="2800"/>
-        <w:gridCol w:w="2453"/>
-        <w:gridCol w:w="2455"/>
+        <w:gridCol w:w="2899"/>
+        <w:gridCol w:w="3094"/>
+        <w:gridCol w:w="3738"/>
       </w:tblGrid>
       <w:tr>
         <w:tblPrEx>
@@ -21043,7 +21596,7 @@
         </w:trPr>
         <w:tc>
           <w:tcPr>
-            <w:tcW w:w="1046" w:type="pct"/>
+            <w:tcW w:w="1603" w:type="pct"/>
             <w:tcBorders>
               <w:tl2br w:val="nil"/>
               <w:tr2bl w:val="nil"/>
@@ -21084,7 +21637,7 @@
         </w:tc>
         <w:tc>
           <w:tcPr>
-            <w:tcW w:w="1436" w:type="pct"/>
+            <w:tcW w:w="1703" w:type="pct"/>
             <w:tcBorders>
               <w:tl2br w:val="nil"/>
               <w:tr2bl w:val="nil"/>
@@ -21125,7 +21678,7 @@
         </w:tc>
         <w:tc>
           <w:tcPr>
-            <w:tcW w:w="1258" w:type="pct"/>
+            <w:tcW w:w="1692" w:type="pct"/>
             <w:tcBorders>
               <w:tl2br w:val="nil"/>
               <w:tr2bl w:val="nil"/>
@@ -21141,7 +21694,7 @@
               <w:spacing w:before="0"/>
               <w:jc w:val="center"/>
               <w:rPr>
-                <w:rFonts w:hint="default" w:ascii="微软雅黑" w:hAnsi="微软雅黑" w:eastAsia="微软雅黑" w:cs="微软雅黑"/>
+                <w:rFonts w:hint="default" w:cs="微软雅黑"/>
                 <w:b/>
                 <w:color w:val="31849B"/>
                 <w:kern w:val="2"/>
@@ -21152,55 +21705,25 @@
             </w:pPr>
             <w:r>
               <w:rPr>
+                <w:rFonts w:hint="eastAsia" w:ascii="微软雅黑" w:hAnsi="微软雅黑" w:eastAsia="微软雅黑" w:cs="微软雅黑"/>
+                <w:b/>
+                <w:color w:val="31849B"/>
+                <w:sz w:val="21"/>
+                <w:szCs w:val="21"/>
+                <w:lang w:eastAsia="zh-CN" w:bidi="ar"/>
+              </w:rPr>
+              <w:t>质控</w:t>
+            </w:r>
+            <w:r>
+              <w:rPr>
                 <w:rFonts w:hint="eastAsia" w:cs="微软雅黑"/>
                 <w:b/>
                 <w:color w:val="31849B"/>
-                <w:kern w:val="2"/>
-                <w:sz w:val="21"/>
-                <w:szCs w:val="16"/>
-                <w:lang w:val="en-US" w:eastAsia="zh-CN"/>
-              </w:rPr>
-              <w:t>质控数值</w:t>
-            </w:r>
-          </w:p>
-        </w:tc>
-        <w:tc>
-          <w:tcPr>
-            <w:tcW w:w="1257" w:type="pct"/>
-            <w:tcBorders>
-              <w:tl2br w:val="nil"/>
-              <w:tr2bl w:val="nil"/>
-            </w:tcBorders>
-            <w:shd w:val="clear" w:color="auto" w:fill="DAEEF3"/>
-            <w:vAlign w:val="center"/>
-          </w:tcPr>
-          <w:p>
-            <w:pPr>
-              <w:keepNext w:val="0"/>
-              <w:adjustRightInd w:val="0"/>
-              <w:snapToGrid w:val="0"/>
-              <w:spacing w:before="0"/>
-              <w:jc w:val="center"/>
-              <w:rPr>
-                <w:rFonts w:hint="eastAsia" w:cs="微软雅黑"/>
-                <w:b/>
-                <w:color w:val="31849B"/>
-                <w:kern w:val="2"/>
-                <w:sz w:val="21"/>
-                <w:szCs w:val="16"/>
-                <w:lang w:val="en-US" w:eastAsia="zh-CN"/>
-              </w:rPr>
-            </w:pPr>
-            <w:r>
-              <w:rPr>
-                <w:rFonts w:hint="eastAsia" w:ascii="微软雅黑" w:hAnsi="微软雅黑" w:eastAsia="微软雅黑" w:cs="微软雅黑"/>
-                <w:b/>
-                <w:color w:val="31849B"/>
-                <w:sz w:val="21"/>
-                <w:szCs w:val="21"/>
-                <w:lang w:eastAsia="zh-CN" w:bidi="ar"/>
-              </w:rPr>
-              <w:t>质控标准</w:t>
+                <w:sz w:val="21"/>
+                <w:szCs w:val="21"/>
+                <w:lang w:val="en-US" w:eastAsia="zh-CN" w:bidi="ar"/>
+              </w:rPr>
+              <w:t>结果</w:t>
             </w:r>
           </w:p>
         </w:tc>
@@ -21228,7 +21751,7 @@
         </w:trPr>
         <w:tc>
           <w:tcPr>
-            <w:tcW w:w="1046" w:type="pct"/>
+            <w:tcW w:w="1603" w:type="pct"/>
             <w:tcBorders>
               <w:tl2br w:val="nil"/>
               <w:tr2bl w:val="nil"/>
@@ -21248,6 +21771,7 @@
                 <w:szCs w:val="21"/>
               </w:rPr>
             </w:pPr>
+            <w:bookmarkStart w:id="15" w:name="_GoBack" w:colFirst="2" w:colLast="2"/>
             <w:r>
               <w:rPr>
                 <w:rFonts w:hint="eastAsia" w:ascii="微软雅黑" w:hAnsi="微软雅黑" w:eastAsia="微软雅黑" w:cs="微软雅黑"/>
@@ -21262,7 +21786,7 @@
         </w:tc>
         <w:tc>
           <w:tcPr>
-            <w:tcW w:w="1436" w:type="pct"/>
+            <w:tcW w:w="1703" w:type="pct"/>
             <w:tcBorders>
               <w:tl2br w:val="nil"/>
               <w:tr2bl w:val="nil"/>
@@ -21296,7 +21820,7 @@
         </w:tc>
         <w:tc>
           <w:tcPr>
-            <w:tcW w:w="2453" w:type="dxa"/>
+            <w:tcW w:w="3296" w:type="dxa"/>
             <w:tcBorders>
               <w:tl2br w:val="nil"/>
               <w:tr2bl w:val="nil"/>
@@ -21306,96 +21830,199 @@
           </w:tcPr>
           <w:p>
             <w:pPr>
-              <w:ind w:left="119" w:leftChars="0"/>
+              <w:pStyle w:val="14"/>
+              <w:keepNext w:val="0"/>
+              <w:keepLines w:val="0"/>
+              <w:widowControl/>
+              <w:suppressLineNumbers w:val="0"/>
+              <w:pBdr>
+                <w:top w:val="none" w:color="auto" w:sz="0" w:space="0"/>
+                <w:left w:val="none" w:color="auto" w:sz="0" w:space="0"/>
+                <w:bottom w:val="none" w:color="auto" w:sz="0" w:space="0"/>
+                <w:right w:val="none" w:color="auto" w:sz="0" w:space="0"/>
+              </w:pBdr>
+              <w:wordWrap/>
+              <w:spacing w:before="0" w:beforeAutospacing="0" w:after="0" w:afterAutospacing="0" w:line="15" w:lineRule="atLeast"/>
+              <w:ind w:left="0" w:leftChars="0" w:right="0" w:rightChars="0" w:firstLine="0" w:firstLineChars="0"/>
               <w:jc w:val="center"/>
               <w:rPr>
-                <w:rFonts w:ascii="Times New Roman" w:hAnsi="Times New Roman" w:eastAsia="微软雅黑" w:cs="Times New Roman"/>
-                <w:color w:val="262626"/>
-                <w:sz w:val="21"/>
-                <w:szCs w:val="21"/>
-              </w:rPr>
-            </w:pPr>
+                <w:rFonts w:hint="eastAsia" w:ascii="微软雅黑" w:hAnsi="微软雅黑" w:eastAsia="微软雅黑"/>
+                <w:color w:val="262626"/>
+                <w:sz w:val="21"/>
+                <w:szCs w:val="21"/>
+                <w:lang w:eastAsia="zh-CN"/>
+              </w:rPr>
+            </w:pPr>
+            <w:r>
+              <w:rPr>
+                <w:rFonts w:hint="default" w:ascii="Times New Roman" w:hAnsi="Times New Roman" w:eastAsia="微软雅黑" w:cs="Times New Roman"/>
+                <w:color w:val="262626"/>
+                <w:kern w:val="2"/>
+                <w:sz w:val="21"/>
+                <w:szCs w:val="21"/>
+                <w:lang w:val="en-US" w:eastAsia="zh-CN" w:bidi="ar-SA"/>
+              </w:rPr>
+              <w:t>{%</w:t>
+            </w:r>
             <w:r>
               <w:rPr>
                 <w:rFonts w:hint="eastAsia" w:ascii="Times New Roman" w:hAnsi="Times New Roman" w:eastAsia="微软雅黑" w:cs="Times New Roman"/>
                 <w:color w:val="262626"/>
-                <w:sz w:val="21"/>
-                <w:lang w:eastAsia="zh-CN"/>
-              </w:rPr>
-              <w:t xml:space="preserve">{{ </w:t>
-            </w:r>
-            <w:r>
-              <w:rPr>
-                <w:rFonts w:ascii="Times New Roman" w:hAnsi="Times New Roman" w:eastAsia="微软雅黑" w:cs="Times New Roman"/>
-                <w:color w:val="262626"/>
-                <w:sz w:val="21"/>
-                <w:lang w:eastAsia="zh-CN"/>
-              </w:rPr>
-              <w:t>tumorcellcontent</w:t>
+                <w:kern w:val="2"/>
+                <w:sz w:val="21"/>
+                <w:szCs w:val="21"/>
+                <w:lang w:val="en-US" w:eastAsia="zh-CN" w:bidi="ar-SA"/>
+              </w:rPr>
+              <w:t xml:space="preserve"> </w:t>
+            </w:r>
+            <w:r>
+              <w:rPr>
+                <w:rFonts w:hint="default" w:ascii="Times New Roman" w:hAnsi="Times New Roman" w:eastAsia="微软雅黑" w:cs="Times New Roman"/>
+                <w:color w:val="262626"/>
+                <w:kern w:val="2"/>
+                <w:sz w:val="21"/>
+                <w:szCs w:val="21"/>
+                <w:lang w:val="en-US" w:eastAsia="zh-CN" w:bidi="ar-SA"/>
+              </w:rPr>
+              <w:t>if</w:t>
             </w:r>
             <w:r>
               <w:rPr>
                 <w:rFonts w:hint="eastAsia" w:ascii="Times New Roman" w:hAnsi="Times New Roman" w:eastAsia="微软雅黑" w:cs="Times New Roman"/>
                 <w:color w:val="262626"/>
-                <w:sz w:val="21"/>
-                <w:lang w:eastAsia="zh-CN"/>
-              </w:rPr>
-              <w:t xml:space="preserve"> }}</w:t>
-            </w:r>
-          </w:p>
-        </w:tc>
-        <w:tc>
-          <w:tcPr>
-            <w:tcW w:w="2455" w:type="dxa"/>
-            <w:tcBorders>
-              <w:tl2br w:val="nil"/>
-              <w:tr2bl w:val="nil"/>
-            </w:tcBorders>
-            <w:shd w:val="clear" w:color="auto" w:fill="auto"/>
-            <w:vAlign w:val="center"/>
-          </w:tcPr>
-          <w:p>
-            <w:pPr>
-              <w:autoSpaceDE w:val="0"/>
-              <w:ind w:left="100" w:leftChars="50"/>
-              <w:jc w:val="center"/>
-              <w:rPr>
-                <w:rFonts w:hint="eastAsia" w:ascii="微软雅黑" w:hAnsi="微软雅黑" w:eastAsia="微软雅黑"/>
-                <w:color w:val="262626"/>
-                <w:sz w:val="21"/>
-                <w:szCs w:val="21"/>
-                <w:lang w:eastAsia="zh-CN"/>
-              </w:rPr>
-            </w:pPr>
-            <w:r>
-              <w:rPr>
-                <w:rFonts w:hint="eastAsia" w:ascii="微软雅黑" w:hAnsi="微软雅黑" w:eastAsia="微软雅黑" w:cs="微软雅黑"/>
-                <w:color w:val="262626"/>
-                <w:sz w:val="21"/>
-                <w:szCs w:val="21"/>
-                <w:lang w:eastAsia="zh-CN" w:bidi="ar"/>
-              </w:rPr>
-              <w:t>≥</w:t>
+                <w:kern w:val="2"/>
+                <w:sz w:val="21"/>
+                <w:szCs w:val="21"/>
+                <w:lang w:val="en-US" w:eastAsia="zh-CN" w:bidi="ar-SA"/>
+              </w:rPr>
+              <w:t xml:space="preserve"> type == </w:t>
+            </w:r>
+            <w:r>
+              <w:rPr>
+                <w:rFonts w:hint="default" w:ascii="Times New Roman" w:hAnsi="Times New Roman" w:eastAsia="微软雅黑" w:cs="Times New Roman"/>
+                <w:color w:val="262626"/>
+                <w:kern w:val="2"/>
+                <w:sz w:val="21"/>
+                <w:szCs w:val="21"/>
+                <w:lang w:val="en-US" w:eastAsia="zh-CN" w:bidi="ar-SA"/>
+              </w:rPr>
+              <w:t>‘</w:t>
             </w:r>
             <w:r>
               <w:rPr>
                 <w:rFonts w:hint="eastAsia" w:ascii="Times New Roman" w:hAnsi="Times New Roman" w:eastAsia="微软雅黑" w:cs="Times New Roman"/>
                 <w:color w:val="262626"/>
-                <w:sz w:val="21"/>
-                <w:szCs w:val="21"/>
-                <w:lang w:eastAsia="zh-CN" w:bidi="ar"/>
-              </w:rPr>
-              <w:t>1</w:t>
-            </w:r>
-            <w:r>
-              <w:rPr>
-                <w:rFonts w:ascii="Times New Roman" w:hAnsi="Times New Roman" w:eastAsia="微软雅黑" w:cs="Times New Roman"/>
-                <w:color w:val="262626"/>
-                <w:sz w:val="21"/>
-                <w:szCs w:val="21"/>
-                <w:lang w:eastAsia="zh-CN" w:bidi="ar"/>
-              </w:rPr>
-              <w:t>0%</w:t>
+                <w:kern w:val="2"/>
+                <w:sz w:val="21"/>
+                <w:szCs w:val="21"/>
+                <w:lang w:val="en-US" w:eastAsia="zh-CN" w:bidi="ar-SA"/>
+              </w:rPr>
+              <w:t>tissue</w:t>
+            </w:r>
+            <w:r>
+              <w:rPr>
+                <w:rFonts w:hint="default" w:ascii="Times New Roman" w:hAnsi="Times New Roman" w:eastAsia="微软雅黑" w:cs="Times New Roman"/>
+                <w:color w:val="262626"/>
+                <w:kern w:val="2"/>
+                <w:sz w:val="21"/>
+                <w:szCs w:val="21"/>
+                <w:lang w:val="en-US" w:eastAsia="zh-CN" w:bidi="ar-SA"/>
+              </w:rPr>
+              <w:t>’</w:t>
+            </w:r>
+            <w:r>
+              <w:rPr>
+                <w:rFonts w:hint="eastAsia" w:ascii="Times New Roman" w:hAnsi="Times New Roman" w:eastAsia="微软雅黑" w:cs="Times New Roman"/>
+                <w:color w:val="262626"/>
+                <w:kern w:val="2"/>
+                <w:sz w:val="21"/>
+                <w:szCs w:val="21"/>
+                <w:lang w:val="en-US" w:eastAsia="zh-CN" w:bidi="ar-SA"/>
+              </w:rPr>
+              <w:t xml:space="preserve"> and</w:t>
+            </w:r>
+            <w:r>
+              <w:rPr>
+                <w:rFonts w:hint="default" w:ascii="Times New Roman" w:hAnsi="Times New Roman" w:eastAsia="微软雅黑" w:cs="Times New Roman"/>
+                <w:color w:val="262626"/>
+                <w:kern w:val="2"/>
+                <w:sz w:val="21"/>
+                <w:szCs w:val="21"/>
+                <w:lang w:val="en-US" w:eastAsia="zh-CN" w:bidi="ar-SA"/>
+              </w:rPr>
+              <w:t xml:space="preserve"> tumorcellcontent and (tumorcellcontent|percent_to_float) &gt;= 10 %}合格</w:t>
+            </w:r>
+            <w:r>
+              <w:rPr>
+                <w:rFonts w:hint="eastAsia" w:ascii="Times New Roman" w:hAnsi="Times New Roman" w:cs="Times New Roman"/>
+                <w:color w:val="262626"/>
+                <w:sz w:val="21"/>
+                <w:szCs w:val="21"/>
+                <w:lang w:val="en-US" w:eastAsia="zh-CN"/>
+              </w:rPr>
+              <w:t xml:space="preserve">{% elif type == </w:t>
+            </w:r>
+            <w:r>
+              <w:rPr>
+                <w:rFonts w:hint="default" w:ascii="Times New Roman" w:hAnsi="Times New Roman" w:cs="Times New Roman"/>
+                <w:color w:val="262626"/>
+                <w:sz w:val="21"/>
+                <w:szCs w:val="21"/>
+                <w:lang w:val="en-US" w:eastAsia="zh-CN"/>
+              </w:rPr>
+              <w:t>‘</w:t>
+            </w:r>
+            <w:r>
+              <w:rPr>
+                <w:rFonts w:hint="eastAsia" w:ascii="Times New Roman" w:hAnsi="Times New Roman" w:cs="Times New Roman"/>
+                <w:color w:val="262626"/>
+                <w:sz w:val="21"/>
+                <w:szCs w:val="21"/>
+                <w:lang w:val="en-US" w:eastAsia="zh-CN"/>
+              </w:rPr>
+              <w:t>blood</w:t>
+            </w:r>
+            <w:r>
+              <w:rPr>
+                <w:rFonts w:hint="default" w:ascii="Times New Roman" w:hAnsi="Times New Roman" w:cs="Times New Roman"/>
+                <w:color w:val="262626"/>
+                <w:sz w:val="21"/>
+                <w:szCs w:val="21"/>
+                <w:lang w:val="en-US" w:eastAsia="zh-CN"/>
+              </w:rPr>
+              <w:t>’</w:t>
+            </w:r>
+            <w:r>
+              <w:rPr>
+                <w:rFonts w:hint="eastAsia" w:ascii="Times New Roman" w:hAnsi="Times New Roman" w:cs="Times New Roman"/>
+                <w:color w:val="262626"/>
+                <w:sz w:val="21"/>
+                <w:szCs w:val="21"/>
+                <w:lang w:val="en-US" w:eastAsia="zh-CN"/>
+              </w:rPr>
+              <w:t>%}</w:t>
+            </w:r>
+            <w:r>
+              <w:rPr>
+                <w:rFonts w:hint="eastAsia" w:ascii="Times New Roman" w:hAnsi="Times New Roman" w:eastAsia="微软雅黑" w:cs="Times New Roman"/>
+                <w:color w:val="262626"/>
+                <w:kern w:val="2"/>
+                <w:sz w:val="21"/>
+                <w:szCs w:val="21"/>
+                <w:lang w:val="en-US" w:eastAsia="zh-CN" w:bidi="ar-SA"/>
+              </w:rPr>
+              <w:t>不适用</w:t>
+            </w:r>
+            <w:r>
+              <w:rPr>
+                <w:rFonts w:hint="default" w:ascii="Times New Roman" w:hAnsi="Times New Roman" w:eastAsia="微软雅黑" w:cs="Times New Roman"/>
+                <w:color w:val="262626"/>
+                <w:kern w:val="2"/>
+                <w:sz w:val="21"/>
+                <w:szCs w:val="21"/>
+                <w:lang w:val="en-US" w:eastAsia="zh-CN" w:bidi="ar-SA"/>
+              </w:rPr>
+              <w:t>{% else %}不合格{% endif %}</w:t>
             </w:r>
           </w:p>
         </w:tc>
@@ -21423,7 +22050,7 @@
         </w:trPr>
         <w:tc>
           <w:tcPr>
-            <w:tcW w:w="1046" w:type="pct"/>
+            <w:tcW w:w="1603" w:type="pct"/>
             <w:vMerge w:val="restart"/>
             <w:tcBorders>
               <w:tl2br w:val="nil"/>
@@ -21458,7 +22085,7 @@
         </w:tc>
         <w:tc>
           <w:tcPr>
-            <w:tcW w:w="1436" w:type="pct"/>
+            <w:tcW w:w="1703" w:type="pct"/>
             <w:tcBorders>
               <w:tl2br w:val="nil"/>
               <w:tr2bl w:val="nil"/>
@@ -21522,7 +22149,7 @@
         </w:tc>
         <w:tc>
           <w:tcPr>
-            <w:tcW w:w="2453" w:type="dxa"/>
+            <w:tcW w:w="3296" w:type="dxa"/>
             <w:tcBorders>
               <w:tl2br w:val="nil"/>
               <w:tr2bl w:val="nil"/>
@@ -21532,159 +22159,334 @@
           </w:tcPr>
           <w:p>
             <w:pPr>
-              <w:ind w:left="119" w:leftChars="0"/>
+              <w:keepNext w:val="0"/>
+              <w:keepLines w:val="0"/>
+              <w:widowControl w:val="0"/>
+              <w:suppressLineNumbers w:val="0"/>
+              <w:adjustRightInd w:val="0"/>
+              <w:snapToGrid w:val="0"/>
+              <w:spacing w:before="0" w:beforeAutospacing="0" w:after="0" w:afterAutospacing="0"/>
+              <w:ind w:left="0" w:leftChars="0" w:right="0" w:rightChars="0"/>
               <w:jc w:val="center"/>
               <w:rPr>
-                <w:rFonts w:ascii="Times New Roman" w:hAnsi="Times New Roman" w:eastAsia="微软雅黑" w:cs="Times New Roman"/>
-                <w:color w:val="262626"/>
-                <w:sz w:val="21"/>
-                <w:szCs w:val="21"/>
-              </w:rPr>
-            </w:pPr>
-            <w:r>
-              <w:rPr>
-                <w:rFonts w:hint="eastAsia" w:ascii="Times New Roman" w:hAnsi="Times New Roman" w:eastAsia="微软雅黑" w:cs="Times New Roman"/>
-                <w:color w:val="262626"/>
-                <w:sz w:val="21"/>
-                <w:lang w:eastAsia="zh-CN"/>
-              </w:rPr>
-              <w:t xml:space="preserve">{{ </w:t>
-            </w:r>
-            <w:r>
-              <w:rPr>
-                <w:rFonts w:ascii="Times New Roman" w:hAnsi="Times New Roman" w:eastAsia="微软雅黑" w:cs="Times New Roman"/>
-                <w:color w:val="262626"/>
-                <w:sz w:val="21"/>
-                <w:lang w:eastAsia="zh-CN"/>
+                <w:rFonts w:hint="eastAsia" w:ascii="微软雅黑" w:hAnsi="微软雅黑" w:eastAsia="微软雅黑"/>
+                <w:color w:val="262626"/>
+                <w:sz w:val="21"/>
+                <w:szCs w:val="21"/>
+                <w:lang w:eastAsia="zh-CN"/>
+              </w:rPr>
+            </w:pPr>
+            <w:r>
+              <w:rPr>
+                <w:rFonts w:hint="default" w:ascii="Times New Roman" w:hAnsi="Times New Roman" w:eastAsia="微软雅黑" w:cs="Times New Roman"/>
+                <w:color w:val="262626"/>
+                <w:sz w:val="21"/>
+                <w:szCs w:val="21"/>
+                <w:lang w:val="en-US" w:eastAsia="zh-CN"/>
+              </w:rPr>
+              <w:t>{% if</w:t>
+            </w:r>
+            <w:r>
+              <w:rPr>
+                <w:rFonts w:hint="eastAsia" w:ascii="Times New Roman" w:hAnsi="Times New Roman" w:cs="Times New Roman"/>
+                <w:color w:val="262626"/>
+                <w:sz w:val="21"/>
+                <w:szCs w:val="21"/>
+                <w:lang w:val="en-US" w:eastAsia="zh-CN"/>
+              </w:rPr>
+              <w:t xml:space="preserve"> type== </w:t>
+            </w:r>
+            <w:r>
+              <w:rPr>
+                <w:rFonts w:hint="default" w:ascii="Times New Roman" w:hAnsi="Times New Roman" w:cs="Times New Roman"/>
+                <w:color w:val="262626"/>
+                <w:sz w:val="21"/>
+                <w:szCs w:val="21"/>
+                <w:lang w:val="en-US" w:eastAsia="zh-CN"/>
+              </w:rPr>
+              <w:t>‘</w:t>
+            </w:r>
+            <w:r>
+              <w:rPr>
+                <w:rFonts w:hint="eastAsia" w:ascii="Times New Roman" w:hAnsi="Times New Roman" w:cs="Times New Roman"/>
+                <w:color w:val="262626"/>
+                <w:sz w:val="21"/>
+                <w:szCs w:val="21"/>
+                <w:lang w:val="en-US" w:eastAsia="zh-CN"/>
+              </w:rPr>
+              <w:t>tissue</w:t>
+            </w:r>
+            <w:r>
+              <w:rPr>
+                <w:rFonts w:hint="default" w:ascii="Times New Roman" w:hAnsi="Times New Roman" w:cs="Times New Roman"/>
+                <w:color w:val="262626"/>
+                <w:sz w:val="21"/>
+                <w:szCs w:val="21"/>
+                <w:lang w:val="en-US" w:eastAsia="zh-CN"/>
+              </w:rPr>
+              <w:t>’</w:t>
+            </w:r>
+            <w:r>
+              <w:rPr>
+                <w:rFonts w:hint="eastAsia" w:ascii="Times New Roman" w:hAnsi="Times New Roman" w:cs="Times New Roman"/>
+                <w:color w:val="262626"/>
+                <w:sz w:val="21"/>
+                <w:szCs w:val="21"/>
+                <w:lang w:val="en-US" w:eastAsia="zh-CN"/>
+              </w:rPr>
+              <w:t xml:space="preserve"> and</w:t>
+            </w:r>
+            <w:r>
+              <w:rPr>
+                <w:rFonts w:hint="default" w:ascii="Times New Roman" w:hAnsi="Times New Roman" w:eastAsia="微软雅黑" w:cs="Times New Roman"/>
+                <w:color w:val="262626"/>
+                <w:sz w:val="21"/>
+                <w:szCs w:val="21"/>
+                <w:lang w:val="en-US" w:eastAsia="zh-CN"/>
+              </w:rPr>
+              <w:t xml:space="preserve"> </w:t>
+            </w:r>
+            <w:r>
+              <w:rPr>
+                <w:rFonts w:hint="default" w:ascii="Times New Roman" w:hAnsi="Times New Roman" w:eastAsia="微软雅黑" w:cs="Times New Roman"/>
+                <w:snapToGrid/>
+                <w:color w:val="262626"/>
+                <w:kern w:val="2"/>
+                <w:sz w:val="21"/>
+                <w:szCs w:val="21"/>
+                <w:lang w:val="en-US" w:eastAsia="zh-CN" w:bidi="ar"/>
+              </w:rPr>
+              <w:t xml:space="preserve">DNA_total </w:t>
+            </w:r>
+            <w:r>
+              <w:rPr>
+                <w:rFonts w:hint="default" w:ascii="Times New Roman" w:hAnsi="Times New Roman" w:eastAsia="微软雅黑" w:cs="Times New Roman"/>
+                <w:color w:val="262626"/>
+                <w:sz w:val="21"/>
+                <w:szCs w:val="21"/>
+                <w:lang w:val="en-US" w:eastAsia="zh-CN"/>
+              </w:rPr>
+              <w:t xml:space="preserve">and </w:t>
+            </w:r>
+            <w:r>
+              <w:rPr>
+                <w:rFonts w:hint="default" w:ascii="Times New Roman" w:hAnsi="Times New Roman" w:eastAsia="微软雅黑" w:cs="Times New Roman"/>
+                <w:color w:val="262626"/>
+                <w:kern w:val="2"/>
+                <w:sz w:val="21"/>
+                <w:szCs w:val="21"/>
+                <w:lang w:val="en-US" w:eastAsia="zh-CN" w:bidi="ar-SA"/>
+              </w:rPr>
+              <w:t>(</w:t>
+            </w:r>
+            <w:r>
+              <w:rPr>
+                <w:rFonts w:hint="default" w:ascii="Times New Roman" w:hAnsi="Times New Roman" w:eastAsia="微软雅黑" w:cs="Times New Roman"/>
+                <w:snapToGrid/>
+                <w:color w:val="262626"/>
+                <w:kern w:val="2"/>
+                <w:sz w:val="21"/>
+                <w:szCs w:val="21"/>
+                <w:lang w:val="en-US" w:eastAsia="zh-CN" w:bidi="ar"/>
               </w:rPr>
               <w:t>DNA_total</w:t>
             </w:r>
             <w:r>
               <w:rPr>
-                <w:rFonts w:hint="eastAsia" w:ascii="Times New Roman" w:hAnsi="Times New Roman" w:eastAsia="微软雅黑" w:cs="Times New Roman"/>
-                <w:color w:val="262626"/>
-                <w:sz w:val="21"/>
-                <w:lang w:eastAsia="zh-CN"/>
-              </w:rPr>
-              <w:t xml:space="preserve"> }}</w:t>
-            </w:r>
-          </w:p>
-        </w:tc>
-        <w:tc>
-          <w:tcPr>
-            <w:tcW w:w="2455" w:type="dxa"/>
-            <w:tcBorders>
-              <w:tl2br w:val="nil"/>
-              <w:tr2bl w:val="nil"/>
-            </w:tcBorders>
-            <w:shd w:val="clear" w:color="auto" w:fill="DAEEF3"/>
-            <w:vAlign w:val="center"/>
-          </w:tcPr>
-          <w:p>
-            <w:pPr>
-              <w:jc w:val="center"/>
-              <w:rPr>
-                <w:rFonts w:hint="eastAsia" w:ascii="微软雅黑" w:hAnsi="微软雅黑" w:eastAsia="微软雅黑"/>
-                <w:color w:val="262626"/>
-                <w:sz w:val="21"/>
-                <w:szCs w:val="21"/>
-                <w:lang w:eastAsia="zh-CN"/>
-              </w:rPr>
-            </w:pPr>
-            <w:r>
-              <w:rPr>
-                <w:rFonts w:hint="eastAsia" w:ascii="Times New Roman" w:hAnsi="Times New Roman" w:eastAsia="微软雅黑" w:cs="黑体"/>
-                <w:color w:val="262626"/>
-                <w:sz w:val="21"/>
-                <w:lang w:eastAsia="zh-CN"/>
-              </w:rPr>
-              <w:t xml:space="preserve">{% if summaryOfRresults.type == </w:t>
-            </w:r>
-            <w:r>
-              <w:rPr>
-                <w:rFonts w:ascii="Times New Roman" w:hAnsi="Times New Roman" w:eastAsia="微软雅黑" w:cs="黑体"/>
-                <w:color w:val="262626"/>
-                <w:sz w:val="21"/>
-                <w:lang w:eastAsia="zh-CN"/>
-              </w:rPr>
-              <w:t>“tissue”</w:t>
-            </w:r>
-            <w:r>
-              <w:rPr>
-                <w:rFonts w:hint="eastAsia" w:ascii="Times New Roman" w:hAnsi="Times New Roman" w:eastAsia="微软雅黑" w:cs="黑体"/>
-                <w:color w:val="262626"/>
-                <w:sz w:val="21"/>
-                <w:lang w:eastAsia="zh-CN"/>
-              </w:rPr>
-              <w:t xml:space="preserve"> %}</w:t>
-            </w:r>
-            <w:r>
-              <w:rPr>
-                <w:rFonts w:hint="eastAsia" w:ascii="微软雅黑" w:hAnsi="微软雅黑" w:eastAsia="微软雅黑" w:cs="微软雅黑"/>
-                <w:color w:val="262626"/>
-                <w:sz w:val="21"/>
-                <w:szCs w:val="21"/>
-                <w:lang w:eastAsia="zh-CN" w:bidi="ar"/>
-              </w:rPr>
-              <w:t>≥</w:t>
-            </w:r>
-            <w:r>
-              <w:rPr>
-                <w:rFonts w:ascii="Times New Roman" w:hAnsi="Times New Roman" w:eastAsia="微软雅黑" w:cs="Times New Roman"/>
-                <w:color w:val="262626"/>
-                <w:sz w:val="21"/>
-                <w:szCs w:val="21"/>
-                <w:lang w:eastAsia="zh-CN" w:bidi="ar"/>
-              </w:rPr>
-              <w:t>100</w:t>
-            </w:r>
-            <w:r>
-              <w:rPr>
-                <w:rFonts w:hint="eastAsia" w:ascii="Times New Roman" w:hAnsi="Times New Roman" w:eastAsia="微软雅黑" w:cs="黑体"/>
-                <w:color w:val="262626"/>
-                <w:sz w:val="21"/>
-                <w:lang w:eastAsia="zh-CN"/>
-              </w:rPr>
-              <w:t>{% else %}</w:t>
-            </w:r>
-            <w:r>
-              <w:rPr>
-                <w:rFonts w:hint="eastAsia" w:ascii="微软雅黑" w:hAnsi="微软雅黑" w:eastAsia="微软雅黑" w:cs="微软雅黑"/>
-                <w:color w:val="262626"/>
-                <w:sz w:val="21"/>
-                <w:szCs w:val="21"/>
-                <w:lang w:eastAsia="zh-CN" w:bidi="ar"/>
-              </w:rPr>
-              <w:t>≥</w:t>
-            </w:r>
-            <w:r>
-              <w:rPr>
-                <w:rFonts w:hint="eastAsia" w:ascii="Times New Roman" w:hAnsi="Times New Roman" w:eastAsia="微软雅黑" w:cs="Times New Roman"/>
-                <w:color w:val="262626"/>
-                <w:sz w:val="21"/>
-                <w:szCs w:val="21"/>
-                <w:lang w:eastAsia="zh-CN" w:bidi="ar"/>
+                <w:rFonts w:hint="default" w:ascii="Times New Roman" w:hAnsi="Times New Roman" w:eastAsia="微软雅黑" w:cs="Times New Roman"/>
+                <w:color w:val="262626"/>
+                <w:kern w:val="2"/>
+                <w:sz w:val="21"/>
+                <w:szCs w:val="21"/>
+                <w:lang w:val="en-US" w:eastAsia="zh-CN" w:bidi="ar-SA"/>
+              </w:rPr>
+              <w:t>|percent_to_float)</w:t>
+            </w:r>
+            <w:r>
+              <w:rPr>
+                <w:rFonts w:hint="default" w:ascii="Times New Roman" w:hAnsi="Times New Roman" w:eastAsia="微软雅黑" w:cs="Times New Roman"/>
+                <w:color w:val="262626"/>
+                <w:sz w:val="21"/>
+                <w:szCs w:val="21"/>
+                <w:lang w:val="en-US" w:eastAsia="zh-CN"/>
+              </w:rPr>
+              <w:t xml:space="preserve"> &gt;= </w:t>
+            </w:r>
+            <w:r>
+              <w:rPr>
+                <w:rFonts w:hint="eastAsia" w:ascii="Times New Roman" w:hAnsi="Times New Roman" w:cs="Times New Roman"/>
+                <w:color w:val="262626"/>
+                <w:sz w:val="21"/>
+                <w:szCs w:val="21"/>
+                <w:lang w:val="en-US" w:eastAsia="zh-CN"/>
+              </w:rPr>
+              <w:t>1</w:t>
+            </w:r>
+            <w:r>
+              <w:rPr>
+                <w:rFonts w:hint="default" w:ascii="Times New Roman" w:hAnsi="Times New Roman" w:eastAsia="微软雅黑" w:cs="Times New Roman"/>
+                <w:color w:val="262626"/>
+                <w:sz w:val="21"/>
+                <w:szCs w:val="21"/>
+                <w:lang w:val="en-US" w:eastAsia="zh-CN"/>
+              </w:rPr>
+              <w:t>00 %}合格</w:t>
+            </w:r>
+            <w:r>
+              <w:rPr>
+                <w:rFonts w:hint="eastAsia" w:ascii="Times New Roman" w:hAnsi="Times New Roman" w:cs="Times New Roman"/>
+                <w:color w:val="262626"/>
+                <w:sz w:val="21"/>
+                <w:szCs w:val="21"/>
+                <w:lang w:val="en-US" w:eastAsia="zh-CN"/>
+              </w:rPr>
+              <w:t xml:space="preserve">{% elif </w:t>
+            </w:r>
+            <w:r>
+              <w:rPr>
+                <w:rFonts w:hint="default" w:ascii="Times New Roman" w:hAnsi="Times New Roman" w:eastAsia="微软雅黑" w:cs="Times New Roman"/>
+                <w:snapToGrid/>
+                <w:color w:val="262626"/>
+                <w:kern w:val="2"/>
+                <w:sz w:val="21"/>
+                <w:szCs w:val="21"/>
+                <w:lang w:val="en-US" w:eastAsia="zh-CN" w:bidi="ar"/>
+              </w:rPr>
+              <w:t xml:space="preserve">DNA_total </w:t>
+            </w:r>
+            <w:r>
+              <w:rPr>
+                <w:rFonts w:hint="default" w:ascii="Times New Roman" w:hAnsi="Times New Roman" w:eastAsia="微软雅黑" w:cs="Times New Roman"/>
+                <w:color w:val="262626"/>
+                <w:sz w:val="21"/>
+                <w:szCs w:val="21"/>
+                <w:lang w:val="en-US" w:eastAsia="zh-CN"/>
+              </w:rPr>
+              <w:t xml:space="preserve">and </w:t>
+            </w:r>
+            <w:r>
+              <w:rPr>
+                <w:rFonts w:hint="default" w:ascii="Times New Roman" w:hAnsi="Times New Roman" w:eastAsia="微软雅黑" w:cs="Times New Roman"/>
+                <w:color w:val="262626"/>
+                <w:kern w:val="2"/>
+                <w:sz w:val="21"/>
+                <w:szCs w:val="21"/>
+                <w:lang w:val="en-US" w:eastAsia="zh-CN" w:bidi="ar-SA"/>
+              </w:rPr>
+              <w:t>(</w:t>
+            </w:r>
+            <w:r>
+              <w:rPr>
+                <w:rFonts w:hint="default" w:ascii="Times New Roman" w:hAnsi="Times New Roman" w:eastAsia="微软雅黑" w:cs="Times New Roman"/>
+                <w:snapToGrid/>
+                <w:color w:val="262626"/>
+                <w:kern w:val="2"/>
+                <w:sz w:val="21"/>
+                <w:szCs w:val="21"/>
+                <w:lang w:val="en-US" w:eastAsia="zh-CN" w:bidi="ar"/>
+              </w:rPr>
+              <w:t>DNA_total</w:t>
+            </w:r>
+            <w:r>
+              <w:rPr>
+                <w:rFonts w:hint="default" w:ascii="Times New Roman" w:hAnsi="Times New Roman" w:eastAsia="微软雅黑" w:cs="Times New Roman"/>
+                <w:color w:val="262626"/>
+                <w:kern w:val="2"/>
+                <w:sz w:val="21"/>
+                <w:szCs w:val="21"/>
+                <w:lang w:val="en-US" w:eastAsia="zh-CN" w:bidi="ar-SA"/>
+              </w:rPr>
+              <w:t>|percent_to_float)</w:t>
+            </w:r>
+            <w:r>
+              <w:rPr>
+                <w:rFonts w:hint="default" w:ascii="Times New Roman" w:hAnsi="Times New Roman" w:eastAsia="微软雅黑" w:cs="Times New Roman"/>
+                <w:color w:val="262626"/>
+                <w:sz w:val="21"/>
+                <w:szCs w:val="21"/>
+                <w:lang w:val="en-US" w:eastAsia="zh-CN"/>
+              </w:rPr>
+              <w:t xml:space="preserve"> &gt;= </w:t>
+            </w:r>
+            <w:r>
+              <w:rPr>
+                <w:rFonts w:hint="eastAsia" w:ascii="Times New Roman" w:hAnsi="Times New Roman" w:cs="Times New Roman"/>
+                <w:color w:val="262626"/>
+                <w:sz w:val="21"/>
+                <w:szCs w:val="21"/>
+                <w:lang w:val="en-US" w:eastAsia="zh-CN"/>
               </w:rPr>
               <w:t>2</w:t>
             </w:r>
             <w:r>
               <w:rPr>
-                <w:rFonts w:ascii="Times New Roman" w:hAnsi="Times New Roman" w:eastAsia="微软雅黑" w:cs="Times New Roman"/>
-                <w:color w:val="262626"/>
-                <w:sz w:val="21"/>
-                <w:szCs w:val="21"/>
-                <w:lang w:eastAsia="zh-CN" w:bidi="ar"/>
-              </w:rPr>
-              <w:t>0</w:t>
-            </w:r>
-            <w:r>
-              <w:rPr>
-                <w:rFonts w:hint="eastAsia" w:ascii="Times New Roman" w:hAnsi="Times New Roman" w:eastAsia="微软雅黑" w:cs="黑体"/>
-                <w:color w:val="262626"/>
-                <w:sz w:val="21"/>
-                <w:lang w:eastAsia="zh-CN"/>
-              </w:rPr>
-              <w:t>{% endif %}</w:t>
+                <w:rFonts w:hint="default" w:ascii="Times New Roman" w:hAnsi="Times New Roman" w:eastAsia="微软雅黑" w:cs="Times New Roman"/>
+                <w:color w:val="262626"/>
+                <w:sz w:val="21"/>
+                <w:szCs w:val="21"/>
+                <w:lang w:val="en-US" w:eastAsia="zh-CN"/>
+              </w:rPr>
+              <w:t xml:space="preserve">0 </w:t>
+            </w:r>
+            <w:r>
+              <w:rPr>
+                <w:rFonts w:hint="eastAsia" w:ascii="Times New Roman" w:hAnsi="Times New Roman" w:cs="Times New Roman"/>
+                <w:color w:val="262626"/>
+                <w:sz w:val="21"/>
+                <w:szCs w:val="21"/>
+                <w:lang w:val="en-US" w:eastAsia="zh-CN"/>
+              </w:rPr>
+              <w:t xml:space="preserve">and type == </w:t>
+            </w:r>
+            <w:r>
+              <w:rPr>
+                <w:rFonts w:hint="default" w:ascii="Times New Roman" w:hAnsi="Times New Roman" w:cs="Times New Roman"/>
+                <w:color w:val="262626"/>
+                <w:sz w:val="21"/>
+                <w:szCs w:val="21"/>
+                <w:lang w:val="en-US" w:eastAsia="zh-CN"/>
+              </w:rPr>
+              <w:t>‘</w:t>
+            </w:r>
+            <w:r>
+              <w:rPr>
+                <w:rFonts w:hint="eastAsia" w:ascii="Times New Roman" w:hAnsi="Times New Roman" w:cs="Times New Roman"/>
+                <w:color w:val="262626"/>
+                <w:sz w:val="21"/>
+                <w:szCs w:val="21"/>
+                <w:lang w:val="en-US" w:eastAsia="zh-CN"/>
+              </w:rPr>
+              <w:t>blood</w:t>
+            </w:r>
+            <w:r>
+              <w:rPr>
+                <w:rFonts w:hint="default" w:ascii="Times New Roman" w:hAnsi="Times New Roman" w:cs="Times New Roman"/>
+                <w:color w:val="262626"/>
+                <w:sz w:val="21"/>
+                <w:szCs w:val="21"/>
+                <w:lang w:val="en-US" w:eastAsia="zh-CN"/>
+              </w:rPr>
+              <w:t>’</w:t>
+            </w:r>
+            <w:r>
+              <w:rPr>
+                <w:rFonts w:hint="eastAsia" w:ascii="Times New Roman" w:hAnsi="Times New Roman" w:cs="Times New Roman"/>
+                <w:color w:val="262626"/>
+                <w:sz w:val="21"/>
+                <w:szCs w:val="21"/>
+                <w:lang w:val="en-US" w:eastAsia="zh-CN"/>
+              </w:rPr>
+              <w:t xml:space="preserve"> %}合格</w:t>
+            </w:r>
+            <w:r>
+              <w:rPr>
+                <w:rFonts w:hint="default" w:ascii="Times New Roman" w:hAnsi="Times New Roman" w:eastAsia="微软雅黑" w:cs="Times New Roman"/>
+                <w:color w:val="262626"/>
+                <w:sz w:val="21"/>
+                <w:szCs w:val="21"/>
+                <w:lang w:val="en-US" w:eastAsia="zh-CN"/>
+              </w:rPr>
+              <w:t>{% else %}不合格{% endif %}</w:t>
             </w:r>
           </w:p>
         </w:tc>
@@ -21712,7 +22514,7 @@
         </w:trPr>
         <w:tc>
           <w:tcPr>
-            <w:tcW w:w="1046" w:type="pct"/>
+            <w:tcW w:w="1603" w:type="pct"/>
             <w:vMerge w:val="continue"/>
             <w:tcBorders>
               <w:tl2br w:val="nil"/>
@@ -21734,7 +22536,7 @@
         </w:tc>
         <w:tc>
           <w:tcPr>
-            <w:tcW w:w="1436" w:type="pct"/>
+            <w:tcW w:w="1703" w:type="pct"/>
             <w:tcBorders>
               <w:tl2br w:val="nil"/>
               <w:tr2bl w:val="nil"/>
@@ -21778,57 +22580,7 @@
         </w:tc>
         <w:tc>
           <w:tcPr>
-            <w:tcW w:w="2453" w:type="dxa"/>
-            <w:tcBorders>
-              <w:tl2br w:val="nil"/>
-              <w:tr2bl w:val="nil"/>
-            </w:tcBorders>
-            <w:shd w:val="clear" w:color="auto" w:fill="DAEEF3"/>
-            <w:vAlign w:val="center"/>
-          </w:tcPr>
-          <w:p>
-            <w:pPr>
-              <w:ind w:left="119" w:leftChars="0"/>
-              <w:jc w:val="center"/>
-              <w:rPr>
-                <w:rFonts w:ascii="Times New Roman" w:hAnsi="Times New Roman" w:eastAsia="微软雅黑" w:cs="Times New Roman"/>
-                <w:color w:val="262626"/>
-                <w:sz w:val="21"/>
-                <w:szCs w:val="21"/>
-              </w:rPr>
-            </w:pPr>
-            <w:r>
-              <w:rPr>
-                <w:rFonts w:hint="eastAsia" w:ascii="Times New Roman" w:hAnsi="Times New Roman" w:eastAsia="微软雅黑" w:cs="Times New Roman"/>
-                <w:color w:val="262626"/>
-                <w:sz w:val="21"/>
-                <w:lang w:eastAsia="zh-CN"/>
-              </w:rPr>
-              <w:t xml:space="preserve">{{ </w:t>
-            </w:r>
-            <w:r>
-              <w:rPr>
-                <w:rFonts w:ascii="Times New Roman" w:hAnsi="Times New Roman" w:eastAsia="微软雅黑" w:cs="Times New Roman"/>
-                <w:color w:val="262626"/>
-                <w:sz w:val="21"/>
-                <w:lang w:eastAsia="zh-CN"/>
-              </w:rPr>
-              <w:t>DNA_degradation</w:t>
-            </w:r>
-            <w:r>
-              <w:rPr>
-                <w:rFonts w:hint="eastAsia" w:ascii="Times New Roman" w:hAnsi="Times New Roman" w:eastAsia="微软雅黑" w:cs="Times New Roman"/>
-                <w:color w:val="262626"/>
-                <w:sz w:val="21"/>
-                <w:lang w:eastAsia="zh-CN"/>
-              </w:rPr>
-              <w:t xml:space="preserve"> }}</w:t>
-            </w:r>
-          </w:p>
-        </w:tc>
-        <w:tc>
-          <w:tcPr>
-            <w:tcW w:w="2455" w:type="dxa"/>
+            <w:tcW w:w="3296" w:type="dxa"/>
             <w:tcBorders>
               <w:tl2br w:val="nil"/>
               <w:tr2bl w:val="nil"/>
@@ -21851,23 +22603,196 @@
             </w:pPr>
             <w:r>
               <w:rPr>
-                <w:rFonts w:ascii="Times New Roman" w:hAnsi="Times New Roman" w:eastAsia="微软雅黑" w:cs="Times New Roman"/>
-                <w:color w:val="262626"/>
-                <w:sz w:val="21"/>
-                <w:szCs w:val="21"/>
-                <w:lang w:eastAsia="zh-CN" w:bidi="ar"/>
-              </w:rPr>
-              <w:t>A/B/C</w:t>
-            </w:r>
-            <w:r>
-              <w:rPr>
-                <w:rFonts w:hint="eastAsia" w:ascii="微软雅黑" w:hAnsi="微软雅黑" w:eastAsia="微软雅黑" w:cs="微软雅黑"/>
-                <w:color w:val="262626"/>
-                <w:sz w:val="21"/>
-                <w:szCs w:val="21"/>
-                <w:lang w:eastAsia="zh-CN" w:bidi="ar"/>
-              </w:rPr>
-              <w:t>级</w:t>
+                <w:rFonts w:hint="default" w:ascii="Times New Roman" w:hAnsi="Times New Roman" w:eastAsia="微软雅黑" w:cs="Times New Roman"/>
+                <w:color w:val="262626"/>
+                <w:sz w:val="21"/>
+                <w:szCs w:val="21"/>
+                <w:lang w:val="en-US" w:eastAsia="zh-CN"/>
+              </w:rPr>
+              <w:t>{% if</w:t>
+            </w:r>
+            <w:r>
+              <w:rPr>
+                <w:rFonts w:hint="default" w:ascii="Times New Roman" w:hAnsi="Times New Roman" w:eastAsia="微软雅黑" w:cs="Times New Roman"/>
+                <w:color w:val="262626"/>
+                <w:sz w:val="21"/>
+                <w:szCs w:val="21"/>
+                <w:lang w:eastAsia="zh-CN"/>
+              </w:rPr>
+              <w:t xml:space="preserve"> </w:t>
+            </w:r>
+            <w:r>
+              <w:rPr>
+                <w:rFonts w:hint="eastAsia" w:ascii="Times New Roman" w:hAnsi="Times New Roman" w:cs="Times New Roman"/>
+                <w:color w:val="262626"/>
+                <w:sz w:val="21"/>
+                <w:szCs w:val="21"/>
+                <w:lang w:val="en-US" w:eastAsia="zh-CN"/>
+              </w:rPr>
+              <w:t xml:space="preserve">type == </w:t>
+            </w:r>
+            <w:r>
+              <w:rPr>
+                <w:rFonts w:hint="default" w:ascii="Times New Roman" w:hAnsi="Times New Roman" w:cs="Times New Roman"/>
+                <w:color w:val="262626"/>
+                <w:sz w:val="21"/>
+                <w:szCs w:val="21"/>
+                <w:lang w:val="en-US" w:eastAsia="zh-CN"/>
+              </w:rPr>
+              <w:t>‘</w:t>
+            </w:r>
+            <w:r>
+              <w:rPr>
+                <w:rFonts w:hint="eastAsia" w:ascii="Times New Roman" w:hAnsi="Times New Roman" w:cs="Times New Roman"/>
+                <w:color w:val="262626"/>
+                <w:sz w:val="21"/>
+                <w:szCs w:val="21"/>
+                <w:lang w:val="en-US" w:eastAsia="zh-CN"/>
+              </w:rPr>
+              <w:t>tissue</w:t>
+            </w:r>
+            <w:r>
+              <w:rPr>
+                <w:rFonts w:hint="default" w:ascii="Times New Roman" w:hAnsi="Times New Roman" w:cs="Times New Roman"/>
+                <w:color w:val="262626"/>
+                <w:sz w:val="21"/>
+                <w:szCs w:val="21"/>
+                <w:lang w:val="en-US" w:eastAsia="zh-CN"/>
+              </w:rPr>
+              <w:t>’</w:t>
+            </w:r>
+            <w:r>
+              <w:rPr>
+                <w:rFonts w:hint="eastAsia" w:ascii="Times New Roman" w:hAnsi="Times New Roman" w:cs="Times New Roman"/>
+                <w:color w:val="262626"/>
+                <w:sz w:val="21"/>
+                <w:szCs w:val="21"/>
+                <w:lang w:val="en-US" w:eastAsia="zh-CN"/>
+              </w:rPr>
+              <w:t xml:space="preserve"> and </w:t>
+            </w:r>
+            <w:r>
+              <w:rPr>
+                <w:rFonts w:hint="default" w:ascii="Times New Roman" w:hAnsi="Times New Roman" w:eastAsia="微软雅黑" w:cs="Times New Roman"/>
+                <w:color w:val="262626"/>
+                <w:sz w:val="21"/>
+                <w:szCs w:val="21"/>
+                <w:lang w:eastAsia="zh-CN"/>
+              </w:rPr>
+              <w:t>DNA_degradation</w:t>
+            </w:r>
+            <w:r>
+              <w:rPr>
+                <w:rFonts w:hint="default" w:ascii="Times New Roman" w:hAnsi="Times New Roman" w:eastAsia="微软雅黑" w:cs="Times New Roman"/>
+                <w:snapToGrid/>
+                <w:color w:val="262626"/>
+                <w:kern w:val="2"/>
+                <w:sz w:val="21"/>
+                <w:szCs w:val="21"/>
+                <w:lang w:val="en-US" w:eastAsia="zh-CN" w:bidi="ar"/>
+              </w:rPr>
+              <w:t xml:space="preserve"> </w:t>
+            </w:r>
+            <w:r>
+              <w:rPr>
+                <w:rFonts w:hint="default" w:ascii="Times New Roman" w:hAnsi="Times New Roman" w:eastAsia="微软雅黑" w:cs="Times New Roman"/>
+                <w:color w:val="262626"/>
+                <w:sz w:val="21"/>
+                <w:szCs w:val="21"/>
+                <w:lang w:val="en-US" w:eastAsia="zh-CN"/>
+              </w:rPr>
+              <w:t xml:space="preserve">and </w:t>
+            </w:r>
+            <w:r>
+              <w:rPr>
+                <w:rFonts w:hint="default" w:ascii="Times New Roman" w:hAnsi="Times New Roman" w:eastAsia="微软雅黑" w:cs="Times New Roman"/>
+                <w:color w:val="262626"/>
+                <w:sz w:val="21"/>
+                <w:szCs w:val="21"/>
+                <w:lang w:eastAsia="zh-CN"/>
+              </w:rPr>
+              <w:t>DNA_degradation</w:t>
+            </w:r>
+            <w:r>
+              <w:rPr>
+                <w:rFonts w:hint="default" w:ascii="Times New Roman" w:hAnsi="Times New Roman" w:eastAsia="微软雅黑" w:cs="Times New Roman"/>
+                <w:color w:val="262626"/>
+                <w:sz w:val="21"/>
+                <w:szCs w:val="21"/>
+                <w:lang w:val="en-US" w:eastAsia="zh-CN"/>
+              </w:rPr>
+              <w:t xml:space="preserve"> in [‘A’, ‘B’, ‘C’] %}合格</w:t>
+            </w:r>
+            <w:r>
+              <w:rPr>
+                <w:rFonts w:hint="eastAsia" w:ascii="Times New Roman" w:hAnsi="Times New Roman" w:cs="Times New Roman"/>
+                <w:color w:val="262626"/>
+                <w:sz w:val="21"/>
+                <w:szCs w:val="21"/>
+                <w:lang w:val="en-US" w:eastAsia="zh-CN"/>
+              </w:rPr>
+              <w:t xml:space="preserve">{% elif type == </w:t>
+            </w:r>
+            <w:r>
+              <w:rPr>
+                <w:rFonts w:hint="default" w:ascii="Times New Roman" w:hAnsi="Times New Roman" w:cs="Times New Roman"/>
+                <w:color w:val="262626"/>
+                <w:sz w:val="21"/>
+                <w:szCs w:val="21"/>
+                <w:lang w:val="en-US" w:eastAsia="zh-CN"/>
+              </w:rPr>
+              <w:t>‘</w:t>
+            </w:r>
+            <w:r>
+              <w:rPr>
+                <w:rFonts w:hint="eastAsia" w:ascii="Times New Roman" w:hAnsi="Times New Roman" w:cs="Times New Roman"/>
+                <w:color w:val="262626"/>
+                <w:sz w:val="21"/>
+                <w:szCs w:val="21"/>
+                <w:lang w:val="en-US" w:eastAsia="zh-CN"/>
+              </w:rPr>
+              <w:t>blood</w:t>
+            </w:r>
+            <w:r>
+              <w:rPr>
+                <w:rFonts w:hint="default" w:ascii="Times New Roman" w:hAnsi="Times New Roman" w:cs="Times New Roman"/>
+                <w:color w:val="262626"/>
+                <w:sz w:val="21"/>
+                <w:szCs w:val="21"/>
+                <w:lang w:val="en-US" w:eastAsia="zh-CN"/>
+              </w:rPr>
+              <w:t>’</w:t>
+            </w:r>
+            <w:r>
+              <w:rPr>
+                <w:rFonts w:hint="eastAsia" w:ascii="Times New Roman" w:hAnsi="Times New Roman" w:cs="Times New Roman"/>
+                <w:color w:val="262626"/>
+                <w:sz w:val="21"/>
+                <w:szCs w:val="21"/>
+                <w:lang w:val="en-US" w:eastAsia="zh-CN"/>
+              </w:rPr>
+              <w:t>%}</w:t>
+            </w:r>
+            <w:r>
+              <w:rPr>
+                <w:rFonts w:hint="eastAsia" w:ascii="Times New Roman" w:hAnsi="Times New Roman" w:eastAsia="微软雅黑" w:cs="Times New Roman"/>
+                <w:color w:val="262626"/>
+                <w:kern w:val="2"/>
+                <w:sz w:val="21"/>
+                <w:szCs w:val="21"/>
+                <w:lang w:val="en-US" w:eastAsia="zh-CN" w:bidi="ar-SA"/>
+              </w:rPr>
+              <w:t>不适用</w:t>
+            </w:r>
+            <w:r>
+              <w:rPr>
+                <w:rFonts w:hint="default" w:ascii="Times New Roman" w:hAnsi="Times New Roman" w:eastAsia="微软雅黑" w:cs="Times New Roman"/>
+                <w:color w:val="262626"/>
+                <w:sz w:val="21"/>
+                <w:szCs w:val="21"/>
+                <w:lang w:val="en-US" w:eastAsia="zh-CN"/>
+              </w:rPr>
+              <w:t>{% else %}不合格{% endif %}</w:t>
             </w:r>
           </w:p>
         </w:tc>
@@ -21895,7 +22820,7 @@
         </w:trPr>
         <w:tc>
           <w:tcPr>
-            <w:tcW w:w="1046" w:type="pct"/>
+            <w:tcW w:w="1603" w:type="pct"/>
             <w:vMerge w:val="continue"/>
             <w:tcBorders>
               <w:tl2br w:val="nil"/>
@@ -21917,7 +22842,7 @@
         </w:tc>
         <w:tc>
           <w:tcPr>
-            <w:tcW w:w="1436" w:type="pct"/>
+            <w:tcW w:w="1703" w:type="pct"/>
             <w:tcBorders>
               <w:tl2br w:val="nil"/>
               <w:tr2bl w:val="nil"/>
@@ -21971,57 +22896,7 @@
         </w:tc>
         <w:tc>
           <w:tcPr>
-            <w:tcW w:w="2453" w:type="dxa"/>
-            <w:tcBorders>
-              <w:tl2br w:val="nil"/>
-              <w:tr2bl w:val="nil"/>
-            </w:tcBorders>
-            <w:shd w:val="clear" w:color="auto" w:fill="DAEEF3"/>
-            <w:vAlign w:val="center"/>
-          </w:tcPr>
-          <w:p>
-            <w:pPr>
-              <w:ind w:left="119" w:leftChars="0"/>
-              <w:jc w:val="center"/>
-              <w:rPr>
-                <w:rFonts w:ascii="Times New Roman" w:hAnsi="Times New Roman" w:eastAsia="微软雅黑" w:cs="Times New Roman"/>
-                <w:color w:val="262626"/>
-                <w:sz w:val="21"/>
-                <w:szCs w:val="21"/>
-              </w:rPr>
-            </w:pPr>
-            <w:r>
-              <w:rPr>
-                <w:rFonts w:hint="eastAsia" w:ascii="Times New Roman" w:hAnsi="Times New Roman" w:eastAsia="微软雅黑" w:cs="Times New Roman"/>
-                <w:color w:val="262626"/>
-                <w:sz w:val="21"/>
-                <w:lang w:eastAsia="zh-CN"/>
-              </w:rPr>
-              <w:t xml:space="preserve">{{ </w:t>
-            </w:r>
-            <w:r>
-              <w:rPr>
-                <w:rFonts w:ascii="Times New Roman" w:hAnsi="Times New Roman" w:eastAsia="微软雅黑" w:cs="Times New Roman"/>
-                <w:color w:val="262626"/>
-                <w:sz w:val="21"/>
-                <w:lang w:eastAsia="zh-CN"/>
-              </w:rPr>
-              <w:t>outbound_quantity</w:t>
-            </w:r>
-            <w:r>
-              <w:rPr>
-                <w:rFonts w:hint="eastAsia" w:ascii="Times New Roman" w:hAnsi="Times New Roman" w:eastAsia="微软雅黑" w:cs="Times New Roman"/>
-                <w:color w:val="262626"/>
-                <w:sz w:val="21"/>
-                <w:lang w:eastAsia="zh-CN"/>
-              </w:rPr>
-              <w:t xml:space="preserve"> }}</w:t>
-            </w:r>
-          </w:p>
-        </w:tc>
-        <w:tc>
-          <w:tcPr>
-            <w:tcW w:w="2455" w:type="dxa"/>
+            <w:tcW w:w="3296" w:type="dxa"/>
             <w:tcBorders>
               <w:tl2br w:val="nil"/>
               <w:tr2bl w:val="nil"/>
@@ -22044,23 +22919,87 @@
             </w:pPr>
             <w:r>
               <w:rPr>
-                <w:rFonts w:hint="eastAsia" w:ascii="微软雅黑" w:hAnsi="微软雅黑" w:eastAsia="微软雅黑" w:cs="微软雅黑"/>
-                <w:color w:val="262626"/>
-                <w:sz w:val="21"/>
-                <w:szCs w:val="21"/>
-                <w:lang w:eastAsia="zh-CN" w:bidi="ar"/>
-              </w:rPr>
-              <w:t>≥</w:t>
-            </w:r>
-            <w:r>
-              <w:rPr>
-                <w:rFonts w:ascii="Times New Roman" w:hAnsi="Times New Roman" w:eastAsia="微软雅黑" w:cs="Times New Roman"/>
-                <w:color w:val="262626"/>
-                <w:sz w:val="21"/>
-                <w:szCs w:val="21"/>
-                <w:lang w:eastAsia="zh-CN" w:bidi="ar"/>
-              </w:rPr>
-              <w:t>500</w:t>
+                <w:rFonts w:hint="default" w:ascii="Times New Roman" w:hAnsi="Times New Roman" w:eastAsia="微软雅黑" w:cs="Times New Roman"/>
+                <w:color w:val="262626"/>
+                <w:sz w:val="21"/>
+                <w:szCs w:val="21"/>
+                <w:lang w:val="en-US" w:eastAsia="zh-CN"/>
+              </w:rPr>
+              <w:t xml:space="preserve">{% if </w:t>
+            </w:r>
+            <w:r>
+              <w:rPr>
+                <w:rFonts w:hint="default" w:ascii="Times New Roman" w:hAnsi="Times New Roman" w:eastAsia="微软雅黑" w:cs="Times New Roman"/>
+                <w:color w:val="262626"/>
+                <w:sz w:val="21"/>
+                <w:szCs w:val="21"/>
+                <w:lang w:eastAsia="zh-CN"/>
+              </w:rPr>
+              <w:t>outbound_quantity</w:t>
+            </w:r>
+            <w:r>
+              <w:rPr>
+                <w:rFonts w:hint="default" w:ascii="Times New Roman" w:hAnsi="Times New Roman" w:eastAsia="微软雅黑" w:cs="Times New Roman"/>
+                <w:snapToGrid/>
+                <w:color w:val="262626"/>
+                <w:kern w:val="2"/>
+                <w:sz w:val="21"/>
+                <w:szCs w:val="21"/>
+                <w:lang w:val="en-US" w:eastAsia="zh-CN" w:bidi="ar"/>
+              </w:rPr>
+              <w:t xml:space="preserve"> </w:t>
+            </w:r>
+            <w:r>
+              <w:rPr>
+                <w:rFonts w:hint="default" w:ascii="Times New Roman" w:hAnsi="Times New Roman" w:eastAsia="微软雅黑" w:cs="Times New Roman"/>
+                <w:color w:val="262626"/>
+                <w:sz w:val="21"/>
+                <w:szCs w:val="21"/>
+                <w:lang w:val="en-US" w:eastAsia="zh-CN"/>
+              </w:rPr>
+              <w:t xml:space="preserve">and </w:t>
+            </w:r>
+            <w:r>
+              <w:rPr>
+                <w:rFonts w:hint="default" w:ascii="Times New Roman" w:hAnsi="Times New Roman" w:eastAsia="微软雅黑" w:cs="Times New Roman"/>
+                <w:color w:val="262626"/>
+                <w:kern w:val="2"/>
+                <w:sz w:val="21"/>
+                <w:szCs w:val="21"/>
+                <w:lang w:val="en-US" w:eastAsia="zh-CN" w:bidi="ar-SA"/>
+              </w:rPr>
+              <w:t>(</w:t>
+            </w:r>
+            <w:r>
+              <w:rPr>
+                <w:rFonts w:hint="default" w:ascii="Times New Roman" w:hAnsi="Times New Roman" w:eastAsia="微软雅黑" w:cs="Times New Roman"/>
+                <w:color w:val="262626"/>
+                <w:sz w:val="21"/>
+                <w:szCs w:val="21"/>
+                <w:lang w:eastAsia="zh-CN"/>
+              </w:rPr>
+              <w:t>outbound_quantity</w:t>
+            </w:r>
+            <w:r>
+              <w:rPr>
+                <w:rFonts w:hint="default" w:ascii="Times New Roman" w:hAnsi="Times New Roman" w:eastAsia="微软雅黑" w:cs="Times New Roman"/>
+                <w:color w:val="262626"/>
+                <w:kern w:val="2"/>
+                <w:sz w:val="21"/>
+                <w:szCs w:val="21"/>
+                <w:lang w:val="en-US" w:eastAsia="zh-CN" w:bidi="ar-SA"/>
+              </w:rPr>
+              <w:t>|percent_to_float)</w:t>
+            </w:r>
+            <w:r>
+              <w:rPr>
+                <w:rFonts w:hint="default" w:ascii="Times New Roman" w:hAnsi="Times New Roman" w:eastAsia="微软雅黑" w:cs="Times New Roman"/>
+                <w:color w:val="262626"/>
+                <w:sz w:val="21"/>
+                <w:szCs w:val="21"/>
+                <w:lang w:val="en-US" w:eastAsia="zh-CN"/>
+              </w:rPr>
+              <w:t xml:space="preserve"> &gt;= 500 %}合格{% else %}不合格{% endif %}</w:t>
             </w:r>
           </w:p>
         </w:tc>
@@ -22088,7 +23027,7 @@
         </w:trPr>
         <w:tc>
           <w:tcPr>
-            <w:tcW w:w="1046" w:type="pct"/>
+            <w:tcW w:w="1603" w:type="pct"/>
             <w:vMerge w:val="restart"/>
             <w:tcBorders>
               <w:tl2br w:val="nil"/>
@@ -22123,7 +23062,7 @@
         </w:tc>
         <w:tc>
           <w:tcPr>
-            <w:tcW w:w="1436" w:type="pct"/>
+            <w:tcW w:w="1703" w:type="pct"/>
             <w:tcBorders>
               <w:tl2br w:val="nil"/>
               <w:tr2bl w:val="nil"/>
@@ -22157,58 +23096,7 @@
         </w:tc>
         <w:tc>
           <w:tcPr>
-            <w:tcW w:w="2453" w:type="dxa"/>
-            <w:tcBorders>
-              <w:tl2br w:val="nil"/>
-              <w:tr2bl w:val="nil"/>
-            </w:tcBorders>
-            <w:shd w:val="clear" w:color="auto" w:fill="auto"/>
-            <w:vAlign w:val="center"/>
-          </w:tcPr>
-          <w:p>
-            <w:pPr>
-              <w:ind w:left="119" w:leftChars="0"/>
-              <w:jc w:val="center"/>
-              <w:rPr>
-                <w:rFonts w:ascii="Times New Roman" w:hAnsi="Times New Roman" w:eastAsia="微软雅黑" w:cs="Times New Roman"/>
-                <w:color w:val="262626"/>
-                <w:sz w:val="21"/>
-                <w:szCs w:val="21"/>
-                <w:highlight w:val="lightGray"/>
-              </w:rPr>
-            </w:pPr>
-            <w:r>
-              <w:rPr>
-                <w:rFonts w:hint="eastAsia" w:ascii="Times New Roman" w:hAnsi="Times New Roman" w:eastAsia="微软雅黑" w:cs="Times New Roman"/>
-                <w:color w:val="262626"/>
-                <w:sz w:val="21"/>
-                <w:lang w:eastAsia="zh-CN"/>
-              </w:rPr>
-              <w:t xml:space="preserve">{{ </w:t>
-            </w:r>
-            <w:r>
-              <w:rPr>
-                <w:rFonts w:ascii="Times New Roman" w:hAnsi="Times New Roman" w:eastAsia="微软雅黑" w:cs="Times New Roman"/>
-                <w:color w:val="262626"/>
-                <w:sz w:val="21"/>
-                <w:lang w:eastAsia="zh-CN"/>
-              </w:rPr>
-              <w:t>sequencing_depth</w:t>
-            </w:r>
-            <w:r>
-              <w:rPr>
-                <w:rFonts w:hint="eastAsia" w:ascii="Times New Roman" w:hAnsi="Times New Roman" w:eastAsia="微软雅黑" w:cs="Times New Roman"/>
-                <w:color w:val="262626"/>
-                <w:sz w:val="21"/>
-                <w:lang w:eastAsia="zh-CN"/>
-              </w:rPr>
-              <w:t xml:space="preserve"> }}</w:t>
-            </w:r>
-          </w:p>
-        </w:tc>
-        <w:tc>
-          <w:tcPr>
-            <w:tcW w:w="2455" w:type="dxa"/>
+            <w:tcW w:w="3296" w:type="dxa"/>
             <w:tcBorders>
               <w:tl2br w:val="nil"/>
               <w:tr2bl w:val="nil"/>
@@ -22231,69 +23119,23 @@
             </w:pPr>
             <w:r>
               <w:rPr>
-                <w:rFonts w:hint="eastAsia" w:ascii="Times New Roman" w:hAnsi="Times New Roman" w:eastAsia="微软雅黑" w:cs="黑体"/>
-                <w:color w:val="262626"/>
-                <w:sz w:val="21"/>
-                <w:lang w:eastAsia="zh-CN"/>
-              </w:rPr>
-              <w:t xml:space="preserve">{% if summaryOfRresults.type == </w:t>
-            </w:r>
-            <w:r>
-              <w:rPr>
-                <w:rFonts w:ascii="Times New Roman" w:hAnsi="Times New Roman" w:eastAsia="微软雅黑" w:cs="黑体"/>
-                <w:color w:val="262626"/>
-                <w:sz w:val="21"/>
-                <w:lang w:eastAsia="zh-CN"/>
-              </w:rPr>
-              <w:t>“tissue”</w:t>
-            </w:r>
-            <w:r>
-              <w:rPr>
-                <w:rFonts w:hint="eastAsia" w:ascii="Times New Roman" w:hAnsi="Times New Roman" w:eastAsia="微软雅黑" w:cs="黑体"/>
-                <w:color w:val="262626"/>
-                <w:sz w:val="21"/>
-                <w:lang w:eastAsia="zh-CN"/>
-              </w:rPr>
-              <w:t xml:space="preserve"> %}</w:t>
-            </w:r>
-            <w:r>
-              <w:rPr>
-                <w:rFonts w:hint="eastAsia" w:ascii="微软雅黑" w:hAnsi="微软雅黑" w:eastAsia="微软雅黑" w:cs="微软雅黑"/>
-                <w:color w:val="262626"/>
-                <w:sz w:val="21"/>
-                <w:szCs w:val="21"/>
-                <w:lang w:eastAsia="zh-CN" w:bidi="ar"/>
-              </w:rPr>
-              <w:t>≥</w:t>
-            </w:r>
-            <w:r>
-              <w:rPr>
-                <w:rFonts w:ascii="Times New Roman" w:hAnsi="Times New Roman" w:eastAsia="微软雅黑" w:cs="Times New Roman"/>
-                <w:color w:val="262626"/>
-                <w:sz w:val="21"/>
-                <w:szCs w:val="21"/>
-                <w:lang w:eastAsia="zh-CN" w:bidi="ar"/>
-              </w:rPr>
-              <w:t>500</w:t>
-            </w:r>
-            <w:r>
-              <w:rPr>
-                <w:rFonts w:hint="eastAsia" w:ascii="Times New Roman" w:hAnsi="Times New Roman" w:eastAsia="微软雅黑" w:cs="黑体"/>
-                <w:color w:val="262626"/>
-                <w:sz w:val="21"/>
-                <w:lang w:eastAsia="zh-CN"/>
-              </w:rPr>
-              <w:t>{% else %}</w:t>
-            </w:r>
-            <w:r>
-              <w:rPr>
-                <w:rFonts w:hint="eastAsia" w:ascii="微软雅黑" w:hAnsi="微软雅黑" w:eastAsia="微软雅黑" w:cs="微软雅黑"/>
-                <w:color w:val="262626"/>
-                <w:sz w:val="21"/>
-                <w:szCs w:val="21"/>
-                <w:lang w:eastAsia="zh-CN" w:bidi="ar"/>
-              </w:rPr>
-              <w:t>≥</w:t>
+                <w:rFonts w:hint="default" w:ascii="Times New Roman" w:hAnsi="Times New Roman" w:eastAsia="微软雅黑" w:cs="Times New Roman"/>
+                <w:color w:val="262626"/>
+                <w:sz w:val="21"/>
+                <w:szCs w:val="21"/>
+                <w:lang w:val="en-US" w:eastAsia="zh-CN"/>
+              </w:rPr>
+              <w:t>{% if</w:t>
+            </w:r>
+            <w:r>
+              <w:rPr>
+                <w:rFonts w:hint="default" w:ascii="Times New Roman" w:hAnsi="Times New Roman" w:eastAsia="微软雅黑" w:cs="Times New Roman"/>
+                <w:color w:val="262626"/>
+                <w:sz w:val="21"/>
+                <w:szCs w:val="21"/>
+                <w:lang w:eastAsia="zh-CN"/>
+              </w:rPr>
+              <w:t xml:space="preserve"> </w:t>
             </w:r>
             <w:r>
               <w:rPr>
@@ -22301,27 +23143,338 @@
                 <w:color w:val="262626"/>
                 <w:sz w:val="21"/>
                 <w:szCs w:val="21"/>
-                <w:lang w:eastAsia="zh-CN"/>
+                <w:lang w:val="en-US" w:eastAsia="zh-CN"/>
+              </w:rPr>
+              <w:t>type ==</w:t>
+            </w:r>
+            <w:r>
+              <w:rPr>
+                <w:rFonts w:hint="default" w:ascii="Times New Roman" w:hAnsi="Times New Roman" w:cs="Times New Roman"/>
+                <w:color w:val="262626"/>
+                <w:sz w:val="21"/>
+                <w:szCs w:val="21"/>
+                <w:lang w:val="en-US" w:eastAsia="zh-CN"/>
+              </w:rPr>
+              <w:t>‘</w:t>
+            </w:r>
+            <w:r>
+              <w:rPr>
+                <w:rFonts w:hint="eastAsia" w:ascii="Times New Roman" w:hAnsi="Times New Roman" w:cs="Times New Roman"/>
+                <w:color w:val="262626"/>
+                <w:sz w:val="21"/>
+                <w:szCs w:val="21"/>
+                <w:lang w:val="en-US" w:eastAsia="zh-CN"/>
+              </w:rPr>
+              <w:t>tissue</w:t>
+            </w:r>
+            <w:r>
+              <w:rPr>
+                <w:rFonts w:hint="default" w:ascii="Times New Roman" w:hAnsi="Times New Roman" w:cs="Times New Roman"/>
+                <w:color w:val="262626"/>
+                <w:sz w:val="21"/>
+                <w:szCs w:val="21"/>
+                <w:lang w:val="en-US" w:eastAsia="zh-CN"/>
+              </w:rPr>
+              <w:t>’</w:t>
+            </w:r>
+            <w:r>
+              <w:rPr>
+                <w:rFonts w:hint="eastAsia" w:ascii="Times New Roman" w:hAnsi="Times New Roman" w:cs="Times New Roman"/>
+                <w:color w:val="262626"/>
+                <w:sz w:val="21"/>
+                <w:szCs w:val="21"/>
+                <w:lang w:val="en-US" w:eastAsia="zh-CN"/>
+              </w:rPr>
+              <w:t xml:space="preserve"> and </w:t>
+            </w:r>
+            <w:r>
+              <w:rPr>
+                <w:rFonts w:hint="default" w:ascii="Times New Roman" w:hAnsi="Times New Roman" w:eastAsia="微软雅黑" w:cs="Times New Roman"/>
+                <w:color w:val="262626"/>
+                <w:sz w:val="21"/>
+                <w:szCs w:val="21"/>
+                <w:lang w:eastAsia="zh-CN"/>
+              </w:rPr>
+              <w:t>sequencing_depth</w:t>
+            </w:r>
+            <w:r>
+              <w:rPr>
+                <w:rFonts w:hint="default" w:ascii="Times New Roman" w:hAnsi="Times New Roman" w:eastAsia="微软雅黑" w:cs="Times New Roman"/>
+                <w:snapToGrid/>
+                <w:color w:val="262626"/>
+                <w:kern w:val="2"/>
+                <w:sz w:val="21"/>
+                <w:szCs w:val="21"/>
+                <w:lang w:val="en-US" w:eastAsia="zh-CN" w:bidi="ar"/>
+              </w:rPr>
+              <w:t xml:space="preserve"> </w:t>
+            </w:r>
+            <w:r>
+              <w:rPr>
+                <w:rFonts w:hint="default" w:ascii="Times New Roman" w:hAnsi="Times New Roman" w:eastAsia="微软雅黑" w:cs="Times New Roman"/>
+                <w:color w:val="262626"/>
+                <w:sz w:val="21"/>
+                <w:szCs w:val="21"/>
+                <w:lang w:val="en-US" w:eastAsia="zh-CN"/>
+              </w:rPr>
+              <w:t xml:space="preserve">and </w:t>
+            </w:r>
+            <w:r>
+              <w:rPr>
+                <w:rFonts w:hint="default" w:ascii="Times New Roman" w:hAnsi="Times New Roman" w:eastAsia="微软雅黑" w:cs="Times New Roman"/>
+                <w:color w:val="262626"/>
+                <w:kern w:val="2"/>
+                <w:sz w:val="21"/>
+                <w:szCs w:val="21"/>
+                <w:lang w:val="en-US" w:eastAsia="zh-CN" w:bidi="ar-SA"/>
+              </w:rPr>
+              <w:t>(</w:t>
+            </w:r>
+            <w:r>
+              <w:rPr>
+                <w:rFonts w:hint="default" w:ascii="Times New Roman" w:hAnsi="Times New Roman" w:eastAsia="微软雅黑" w:cs="Times New Roman"/>
+                <w:color w:val="262626"/>
+                <w:sz w:val="21"/>
+                <w:szCs w:val="21"/>
+                <w:lang w:eastAsia="zh-CN"/>
+              </w:rPr>
+              <w:t>sequencing_depth</w:t>
+            </w:r>
+            <w:r>
+              <w:rPr>
+                <w:rFonts w:hint="default" w:ascii="Times New Roman" w:hAnsi="Times New Roman" w:eastAsia="微软雅黑" w:cs="Times New Roman"/>
+                <w:color w:val="262626"/>
+                <w:kern w:val="2"/>
+                <w:sz w:val="21"/>
+                <w:szCs w:val="21"/>
+                <w:lang w:val="en-US" w:eastAsia="zh-CN" w:bidi="ar-SA"/>
+              </w:rPr>
+              <w:t>|percent_to_float)</w:t>
+            </w:r>
+            <w:r>
+              <w:rPr>
+                <w:rFonts w:hint="default" w:ascii="Times New Roman" w:hAnsi="Times New Roman" w:eastAsia="微软雅黑" w:cs="Times New Roman"/>
+                <w:color w:val="262626"/>
+                <w:sz w:val="21"/>
+                <w:szCs w:val="21"/>
+                <w:lang w:val="en-US" w:eastAsia="zh-CN"/>
+              </w:rPr>
+              <w:t xml:space="preserve"> &gt;= </w:t>
+            </w:r>
+            <w:r>
+              <w:rPr>
+                <w:rFonts w:hint="eastAsia" w:ascii="Times New Roman" w:hAnsi="Times New Roman" w:cs="Times New Roman"/>
+                <w:color w:val="262626"/>
+                <w:sz w:val="21"/>
+                <w:szCs w:val="21"/>
+                <w:lang w:val="en-US" w:eastAsia="zh-CN"/>
+              </w:rPr>
+              <w:t>5</w:t>
+            </w:r>
+            <w:r>
+              <w:rPr>
+                <w:rFonts w:hint="default" w:ascii="Times New Roman" w:hAnsi="Times New Roman" w:eastAsia="微软雅黑" w:cs="Times New Roman"/>
+                <w:color w:val="262626"/>
+                <w:sz w:val="21"/>
+                <w:szCs w:val="21"/>
+                <w:lang w:val="en-US" w:eastAsia="zh-CN"/>
+              </w:rPr>
+              <w:t>00 %}合格</w:t>
+            </w:r>
+            <w:r>
+              <w:rPr>
+                <w:rFonts w:hint="eastAsia" w:ascii="Times New Roman" w:hAnsi="Times New Roman" w:cs="Times New Roman"/>
+                <w:color w:val="262626"/>
+                <w:sz w:val="21"/>
+                <w:szCs w:val="21"/>
+                <w:lang w:val="en-US" w:eastAsia="zh-CN"/>
+              </w:rPr>
+              <w:t>{% elif</w:t>
+            </w:r>
+            <w:r>
+              <w:rPr>
+                <w:rFonts w:hint="default" w:ascii="Times New Roman" w:hAnsi="Times New Roman" w:eastAsia="微软雅黑" w:cs="Times New Roman"/>
+                <w:color w:val="262626"/>
+                <w:sz w:val="21"/>
+                <w:szCs w:val="21"/>
+                <w:lang w:eastAsia="zh-CN"/>
+              </w:rPr>
+              <w:t xml:space="preserve"> </w:t>
+            </w:r>
+            <w:r>
+              <w:rPr>
+                <w:rFonts w:hint="eastAsia" w:ascii="Times New Roman" w:hAnsi="Times New Roman" w:cs="Times New Roman"/>
+                <w:color w:val="262626"/>
+                <w:sz w:val="21"/>
+                <w:szCs w:val="21"/>
+                <w:lang w:val="en-US" w:eastAsia="zh-CN"/>
+              </w:rPr>
+              <w:t>type ==</w:t>
+            </w:r>
+            <w:r>
+              <w:rPr>
+                <w:rFonts w:hint="default" w:ascii="Times New Roman" w:hAnsi="Times New Roman" w:cs="Times New Roman"/>
+                <w:color w:val="262626"/>
+                <w:sz w:val="21"/>
+                <w:szCs w:val="21"/>
+                <w:lang w:val="en-US" w:eastAsia="zh-CN"/>
+              </w:rPr>
+              <w:t>’</w:t>
+            </w:r>
+            <w:r>
+              <w:rPr>
+                <w:rFonts w:hint="eastAsia" w:ascii="Times New Roman" w:hAnsi="Times New Roman" w:cs="Times New Roman"/>
+                <w:color w:val="262626"/>
+                <w:sz w:val="21"/>
+                <w:szCs w:val="21"/>
+                <w:lang w:val="en-US" w:eastAsia="zh-CN"/>
+              </w:rPr>
+              <w:t>blood</w:t>
+            </w:r>
+            <w:r>
+              <w:rPr>
+                <w:rFonts w:hint="default" w:ascii="Times New Roman" w:hAnsi="Times New Roman" w:cs="Times New Roman"/>
+                <w:color w:val="262626"/>
+                <w:sz w:val="21"/>
+                <w:szCs w:val="21"/>
+                <w:lang w:val="en-US" w:eastAsia="zh-CN"/>
+              </w:rPr>
+              <w:t>’</w:t>
+            </w:r>
+            <w:r>
+              <w:rPr>
+                <w:rFonts w:hint="eastAsia" w:ascii="Times New Roman" w:hAnsi="Times New Roman" w:cs="Times New Roman"/>
+                <w:color w:val="262626"/>
+                <w:sz w:val="21"/>
+                <w:szCs w:val="21"/>
+                <w:lang w:val="en-US" w:eastAsia="zh-CN"/>
+              </w:rPr>
+              <w:t xml:space="preserve"> and </w:t>
+            </w:r>
+            <w:r>
+              <w:rPr>
+                <w:rFonts w:hint="default" w:ascii="Times New Roman" w:hAnsi="Times New Roman" w:eastAsia="微软雅黑" w:cs="Times New Roman"/>
+                <w:color w:val="262626"/>
+                <w:sz w:val="21"/>
+                <w:szCs w:val="21"/>
+                <w:lang w:eastAsia="zh-CN"/>
+              </w:rPr>
+              <w:t>sequencing_depth</w:t>
+            </w:r>
+            <w:r>
+              <w:rPr>
+                <w:rFonts w:hint="default" w:ascii="Times New Roman" w:hAnsi="Times New Roman" w:eastAsia="微软雅黑" w:cs="Times New Roman"/>
+                <w:snapToGrid/>
+                <w:color w:val="262626"/>
+                <w:kern w:val="2"/>
+                <w:sz w:val="21"/>
+                <w:szCs w:val="21"/>
+                <w:lang w:val="en-US" w:eastAsia="zh-CN" w:bidi="ar"/>
+              </w:rPr>
+              <w:t xml:space="preserve"> </w:t>
+            </w:r>
+            <w:r>
+              <w:rPr>
+                <w:rFonts w:hint="default" w:ascii="Times New Roman" w:hAnsi="Times New Roman" w:eastAsia="微软雅黑" w:cs="Times New Roman"/>
+                <w:color w:val="262626"/>
+                <w:sz w:val="21"/>
+                <w:szCs w:val="21"/>
+                <w:lang w:val="en-US" w:eastAsia="zh-CN"/>
+              </w:rPr>
+              <w:t xml:space="preserve">and </w:t>
+            </w:r>
+            <w:r>
+              <w:rPr>
+                <w:rFonts w:hint="default" w:ascii="Times New Roman" w:hAnsi="Times New Roman" w:eastAsia="微软雅黑" w:cs="Times New Roman"/>
+                <w:color w:val="262626"/>
+                <w:kern w:val="2"/>
+                <w:sz w:val="21"/>
+                <w:szCs w:val="21"/>
+                <w:lang w:val="en-US" w:eastAsia="zh-CN" w:bidi="ar-SA"/>
+              </w:rPr>
+              <w:t>(</w:t>
+            </w:r>
+            <w:r>
+              <w:rPr>
+                <w:rFonts w:hint="eastAsia" w:ascii="Times New Roman" w:hAnsi="Times New Roman" w:cs="Times New Roman"/>
+                <w:color w:val="262626"/>
+                <w:kern w:val="2"/>
+                <w:sz w:val="21"/>
+                <w:szCs w:val="21"/>
+                <w:lang w:val="en-US" w:eastAsia="zh-CN" w:bidi="ar-SA"/>
+              </w:rPr>
+              <w:t>s</w:t>
+            </w:r>
+            <w:r>
+              <w:rPr>
+                <w:rFonts w:hint="default" w:ascii="Times New Roman" w:hAnsi="Times New Roman" w:eastAsia="微软雅黑" w:cs="Times New Roman"/>
+                <w:color w:val="262626"/>
+                <w:sz w:val="21"/>
+                <w:szCs w:val="21"/>
+                <w:lang w:eastAsia="zh-CN"/>
+              </w:rPr>
+              <w:t>equencing_depth</w:t>
+            </w:r>
+            <w:r>
+              <w:rPr>
+                <w:rFonts w:hint="default" w:ascii="Times New Roman" w:hAnsi="Times New Roman" w:eastAsia="微软雅黑" w:cs="Times New Roman"/>
+                <w:color w:val="262626"/>
+                <w:kern w:val="2"/>
+                <w:sz w:val="21"/>
+                <w:szCs w:val="21"/>
+                <w:lang w:val="en-US" w:eastAsia="zh-CN" w:bidi="ar-SA"/>
+              </w:rPr>
+              <w:t>|percent_to_float)</w:t>
+            </w:r>
+            <w:r>
+              <w:rPr>
+                <w:rFonts w:hint="default" w:ascii="Times New Roman" w:hAnsi="Times New Roman" w:eastAsia="微软雅黑" w:cs="Times New Roman"/>
+                <w:color w:val="262626"/>
+                <w:sz w:val="21"/>
+                <w:szCs w:val="21"/>
+                <w:lang w:val="en-US" w:eastAsia="zh-CN"/>
+              </w:rPr>
+              <w:t xml:space="preserve"> &gt;= </w:t>
+            </w:r>
+            <w:r>
+              <w:rPr>
+                <w:rFonts w:hint="eastAsia" w:ascii="Times New Roman" w:hAnsi="Times New Roman" w:cs="Times New Roman"/>
+                <w:color w:val="262626"/>
+                <w:sz w:val="21"/>
+                <w:szCs w:val="21"/>
+                <w:lang w:val="en-US" w:eastAsia="zh-CN"/>
               </w:rPr>
               <w:t>15</w:t>
             </w:r>
             <w:r>
               <w:rPr>
-                <w:rFonts w:ascii="Times New Roman" w:hAnsi="Times New Roman" w:cs="Times New Roman"/>
-                <w:color w:val="262626"/>
-                <w:sz w:val="21"/>
-                <w:szCs w:val="21"/>
-              </w:rPr>
-              <w:t>00</w:t>
-            </w:r>
-            <w:r>
-              <w:rPr>
-                <w:rFonts w:hint="eastAsia" w:ascii="Times New Roman" w:hAnsi="Times New Roman" w:eastAsia="微软雅黑" w:cs="黑体"/>
-                <w:color w:val="262626"/>
-                <w:sz w:val="21"/>
-                <w:lang w:eastAsia="zh-CN"/>
-              </w:rPr>
-              <w:t>{% endif %}</w:t>
+                <w:rFonts w:hint="default" w:ascii="Times New Roman" w:hAnsi="Times New Roman" w:eastAsia="微软雅黑" w:cs="Times New Roman"/>
+                <w:color w:val="262626"/>
+                <w:sz w:val="21"/>
+                <w:szCs w:val="21"/>
+                <w:lang w:val="en-US" w:eastAsia="zh-CN"/>
+              </w:rPr>
+              <w:t xml:space="preserve">00 </w:t>
+            </w:r>
+            <w:r>
+              <w:rPr>
+                <w:rFonts w:hint="eastAsia" w:ascii="Times New Roman" w:hAnsi="Times New Roman" w:cs="Times New Roman"/>
+                <w:color w:val="262626"/>
+                <w:sz w:val="21"/>
+                <w:szCs w:val="21"/>
+                <w:lang w:val="en-US" w:eastAsia="zh-CN"/>
+              </w:rPr>
+              <w:t>%}合格</w:t>
+            </w:r>
+            <w:r>
+              <w:rPr>
+                <w:rFonts w:hint="default" w:ascii="Times New Roman" w:hAnsi="Times New Roman" w:eastAsia="微软雅黑" w:cs="Times New Roman"/>
+                <w:color w:val="262626"/>
+                <w:sz w:val="21"/>
+                <w:szCs w:val="21"/>
+                <w:lang w:val="en-US" w:eastAsia="zh-CN"/>
+              </w:rPr>
+              <w:t>{% else %}不合格{% endif %}</w:t>
             </w:r>
           </w:p>
         </w:tc>
@@ -22349,7 +23502,7 @@
         </w:trPr>
         <w:tc>
           <w:tcPr>
-            <w:tcW w:w="1046" w:type="pct"/>
+            <w:tcW w:w="1603" w:type="pct"/>
             <w:vMerge w:val="continue"/>
             <w:tcBorders>
               <w:tl2br w:val="nil"/>
@@ -22371,7 +23524,7 @@
         </w:tc>
         <w:tc>
           <w:tcPr>
-            <w:tcW w:w="1436" w:type="pct"/>
+            <w:tcW w:w="1703" w:type="pct"/>
             <w:tcBorders>
               <w:tl2br w:val="nil"/>
               <w:tr2bl w:val="nil"/>
@@ -22405,7 +23558,7 @@
         </w:tc>
         <w:tc>
           <w:tcPr>
-            <w:tcW w:w="2453" w:type="dxa"/>
+            <w:tcW w:w="3296" w:type="dxa"/>
             <w:tcBorders>
               <w:tl2br w:val="nil"/>
               <w:tr2bl w:val="nil"/>
@@ -22418,40 +23571,6 @@
               <w:ind w:left="119" w:leftChars="0"/>
               <w:jc w:val="center"/>
               <w:rPr>
-                <w:rFonts w:ascii="Times New Roman" w:hAnsi="Times New Roman" w:eastAsia="微软雅黑" w:cs="Times New Roman"/>
-                <w:color w:val="262626"/>
-                <w:sz w:val="21"/>
-                <w:szCs w:val="21"/>
-                <w:highlight w:val="lightGray"/>
-              </w:rPr>
-            </w:pPr>
-            <w:r>
-              <w:rPr>
-                <w:rFonts w:hint="eastAsia" w:ascii="Times New Roman" w:hAnsi="Times New Roman" w:eastAsia="微软雅黑" w:cs="Times New Roman"/>
-                <w:color w:val="262626"/>
-                <w:sz w:val="21"/>
-                <w:lang w:eastAsia="zh-CN"/>
-              </w:rPr>
-              <w:t>{{ coverage_uniformity }}</w:t>
-            </w:r>
-          </w:p>
-        </w:tc>
-        <w:tc>
-          <w:tcPr>
-            <w:tcW w:w="2455" w:type="dxa"/>
-            <w:tcBorders>
-              <w:tl2br w:val="nil"/>
-              <w:tr2bl w:val="nil"/>
-            </w:tcBorders>
-            <w:shd w:val="clear" w:color="auto" w:fill="auto"/>
-            <w:vAlign w:val="center"/>
-          </w:tcPr>
-          <w:p>
-            <w:pPr>
-              <w:autoSpaceDE w:val="0"/>
-              <w:ind w:left="100" w:leftChars="50"/>
-              <w:jc w:val="center"/>
-              <w:rPr>
                 <w:rFonts w:hint="eastAsia" w:ascii="微软雅黑" w:hAnsi="微软雅黑" w:eastAsia="微软雅黑"/>
                 <w:color w:val="262626"/>
                 <w:sz w:val="21"/>
@@ -22461,23 +23580,95 @@
             </w:pPr>
             <w:r>
               <w:rPr>
-                <w:rFonts w:hint="eastAsia" w:ascii="微软雅黑" w:hAnsi="微软雅黑" w:eastAsia="微软雅黑" w:cs="微软雅黑"/>
-                <w:color w:val="262626"/>
-                <w:sz w:val="21"/>
-                <w:szCs w:val="21"/>
-                <w:lang w:eastAsia="zh-CN" w:bidi="ar"/>
-              </w:rPr>
-              <w:t>≥</w:t>
-            </w:r>
-            <w:r>
-              <w:rPr>
-                <w:rFonts w:ascii="Times New Roman" w:hAnsi="Times New Roman" w:eastAsia="微软雅黑" w:cs="Times New Roman"/>
-                <w:color w:val="262626"/>
-                <w:sz w:val="21"/>
-                <w:szCs w:val="21"/>
-                <w:lang w:eastAsia="zh-CN" w:bidi="ar"/>
-              </w:rPr>
-              <w:t>90%</w:t>
+                <w:rFonts w:hint="default" w:ascii="Times New Roman" w:hAnsi="Times New Roman" w:eastAsia="微软雅黑" w:cs="Times New Roman"/>
+                <w:color w:val="262626"/>
+                <w:sz w:val="21"/>
+                <w:szCs w:val="21"/>
+                <w:lang w:val="en-US" w:eastAsia="zh-CN"/>
+              </w:rPr>
+              <w:t xml:space="preserve">{% if </w:t>
+            </w:r>
+            <w:r>
+              <w:rPr>
+                <w:rFonts w:hint="default" w:ascii="Times New Roman" w:hAnsi="Times New Roman" w:eastAsia="微软雅黑" w:cs="Times New Roman"/>
+                <w:color w:val="262626"/>
+                <w:sz w:val="21"/>
+                <w:szCs w:val="21"/>
+                <w:lang w:eastAsia="zh-CN"/>
+              </w:rPr>
+              <w:t xml:space="preserve">coverage_uniformity </w:t>
+            </w:r>
+            <w:r>
+              <w:rPr>
+                <w:rFonts w:hint="default" w:ascii="Times New Roman" w:hAnsi="Times New Roman" w:eastAsia="微软雅黑" w:cs="Times New Roman"/>
+                <w:color w:val="262626"/>
+                <w:sz w:val="21"/>
+                <w:szCs w:val="21"/>
+                <w:lang w:val="en-US" w:eastAsia="zh-CN"/>
+              </w:rPr>
+              <w:t xml:space="preserve">and </w:t>
+            </w:r>
+            <w:r>
+              <w:rPr>
+                <w:rFonts w:hint="default" w:ascii="Times New Roman" w:hAnsi="Times New Roman" w:eastAsia="微软雅黑" w:cs="Times New Roman"/>
+                <w:color w:val="262626"/>
+                <w:kern w:val="2"/>
+                <w:sz w:val="21"/>
+                <w:szCs w:val="21"/>
+                <w:lang w:val="en-US" w:eastAsia="zh-CN" w:bidi="ar-SA"/>
+              </w:rPr>
+              <w:t>(</w:t>
+            </w:r>
+            <w:r>
+              <w:rPr>
+                <w:rFonts w:hint="default" w:ascii="Times New Roman" w:hAnsi="Times New Roman" w:eastAsia="微软雅黑" w:cs="Times New Roman"/>
+                <w:color w:val="262626"/>
+                <w:sz w:val="21"/>
+                <w:szCs w:val="21"/>
+                <w:lang w:eastAsia="zh-CN"/>
+              </w:rPr>
+              <w:t>coverage_uniformity</w:t>
+            </w:r>
+            <w:r>
+              <w:rPr>
+                <w:rFonts w:hint="default" w:ascii="Times New Roman" w:hAnsi="Times New Roman" w:eastAsia="微软雅黑" w:cs="Times New Roman"/>
+                <w:color w:val="262626"/>
+                <w:kern w:val="2"/>
+                <w:sz w:val="21"/>
+                <w:szCs w:val="21"/>
+                <w:lang w:val="en-US" w:eastAsia="zh-CN" w:bidi="ar-SA"/>
+              </w:rPr>
+              <w:t>|percent_to_float)</w:t>
+            </w:r>
+            <w:r>
+              <w:rPr>
+                <w:rFonts w:hint="default" w:ascii="Times New Roman" w:hAnsi="Times New Roman" w:eastAsia="微软雅黑" w:cs="Times New Roman"/>
+                <w:color w:val="262626"/>
+                <w:sz w:val="21"/>
+                <w:szCs w:val="21"/>
+                <w:lang w:val="en-US" w:eastAsia="zh-CN"/>
+              </w:rPr>
+              <w:t xml:space="preserve"> &gt;= </w:t>
+            </w:r>
+            <w:r>
+              <w:rPr>
+                <w:rFonts w:hint="eastAsia" w:ascii="Times New Roman" w:hAnsi="Times New Roman" w:cs="Times New Roman"/>
+                <w:color w:val="262626"/>
+                <w:sz w:val="21"/>
+                <w:szCs w:val="21"/>
+                <w:lang w:val="en-US" w:eastAsia="zh-CN"/>
+              </w:rPr>
+              <w:t>9</w:t>
+            </w:r>
+            <w:r>
+              <w:rPr>
+                <w:rFonts w:hint="default" w:ascii="Times New Roman" w:hAnsi="Times New Roman" w:eastAsia="微软雅黑" w:cs="Times New Roman"/>
+                <w:color w:val="262626"/>
+                <w:sz w:val="21"/>
+                <w:szCs w:val="21"/>
+                <w:lang w:val="en-US" w:eastAsia="zh-CN"/>
+              </w:rPr>
+              <w:t>0 %}合格{% else %}不合格{% endif %}</w:t>
             </w:r>
           </w:p>
         </w:tc>
@@ -22505,7 +23696,7 @@
         </w:trPr>
         <w:tc>
           <w:tcPr>
-            <w:tcW w:w="1046" w:type="pct"/>
+            <w:tcW w:w="1603" w:type="pct"/>
             <w:vMerge w:val="continue"/>
             <w:tcBorders>
               <w:tl2br w:val="nil"/>
@@ -22527,7 +23718,7 @@
         </w:tc>
         <w:tc>
           <w:tcPr>
-            <w:tcW w:w="1436" w:type="pct"/>
+            <w:tcW w:w="1703" w:type="pct"/>
             <w:tcBorders>
               <w:tl2br w:val="nil"/>
               <w:tr2bl w:val="nil"/>
@@ -22561,40 +23752,7 @@
         </w:tc>
         <w:tc>
           <w:tcPr>
-            <w:tcW w:w="2453" w:type="dxa"/>
-            <w:tcBorders>
-              <w:tl2br w:val="nil"/>
-              <w:tr2bl w:val="nil"/>
-            </w:tcBorders>
-            <w:shd w:val="clear" w:color="auto" w:fill="auto"/>
-            <w:vAlign w:val="center"/>
-          </w:tcPr>
-          <w:p>
-            <w:pPr>
-              <w:ind w:left="119" w:leftChars="0"/>
-              <w:jc w:val="center"/>
-              <w:rPr>
-                <w:rFonts w:ascii="Times New Roman" w:hAnsi="Times New Roman" w:eastAsia="微软雅黑" w:cs="Times New Roman"/>
-                <w:color w:val="262626"/>
-                <w:sz w:val="21"/>
-                <w:szCs w:val="21"/>
-                <w:highlight w:val="lightGray"/>
-              </w:rPr>
-            </w:pPr>
-            <w:r>
-              <w:rPr>
-                <w:rFonts w:hint="eastAsia" w:ascii="Times New Roman" w:hAnsi="Times New Roman" w:eastAsia="微软雅黑" w:cs="Times New Roman"/>
-                <w:color w:val="262626"/>
-                <w:sz w:val="21"/>
-                <w:lang w:eastAsia="zh-CN"/>
-              </w:rPr>
-              <w:t>{{ genome_alignment }}</w:t>
-            </w:r>
-          </w:p>
-        </w:tc>
-        <w:tc>
-          <w:tcPr>
-            <w:tcW w:w="2455" w:type="dxa"/>
+            <w:tcW w:w="3296" w:type="dxa"/>
             <w:tcBorders>
               <w:tl2br w:val="nil"/>
               <w:tr2bl w:val="nil"/>
@@ -22617,23 +23775,156 @@
             </w:pPr>
             <w:r>
               <w:rPr>
-                <w:rFonts w:hint="eastAsia" w:ascii="微软雅黑" w:hAnsi="微软雅黑" w:eastAsia="微软雅黑" w:cs="微软雅黑"/>
-                <w:color w:val="262626"/>
-                <w:sz w:val="21"/>
-                <w:szCs w:val="21"/>
-                <w:lang w:eastAsia="zh-CN" w:bidi="ar"/>
-              </w:rPr>
-              <w:t>≥</w:t>
-            </w:r>
-            <w:r>
-              <w:rPr>
-                <w:rFonts w:ascii="Times New Roman" w:hAnsi="Times New Roman" w:eastAsia="微软雅黑" w:cs="Times New Roman"/>
-                <w:color w:val="262626"/>
-                <w:sz w:val="21"/>
-                <w:szCs w:val="21"/>
-                <w:lang w:eastAsia="zh-CN" w:bidi="ar"/>
-              </w:rPr>
-              <w:t>95%</w:t>
+                <w:rFonts w:hint="eastAsia"/>
+                <w:color w:val="262626"/>
+                <w:sz w:val="21"/>
+                <w:szCs w:val="21"/>
+                <w:lang w:val="en-US" w:eastAsia="zh-CN"/>
+              </w:rPr>
+              <w:t xml:space="preserve">{% if </w:t>
+            </w:r>
+            <w:r>
+              <w:rPr>
+                <w:rFonts w:hint="eastAsia" w:ascii="Times New Roman" w:hAnsi="Times New Roman" w:eastAsia="微软雅黑" w:cs="Times New Roman"/>
+                <w:color w:val="262626"/>
+                <w:sz w:val="21"/>
+                <w:szCs w:val="21"/>
+                <w:lang w:eastAsia="zh-CN"/>
+              </w:rPr>
+              <w:t xml:space="preserve">genome_alignment </w:t>
+            </w:r>
+            <w:r>
+              <w:rPr>
+                <w:rFonts w:hint="eastAsia" w:ascii="Times New Roman" w:hAnsi="Times New Roman" w:cs="Times New Roman"/>
+                <w:color w:val="262626"/>
+                <w:sz w:val="21"/>
+                <w:szCs w:val="21"/>
+                <w:lang w:val="en-US" w:eastAsia="zh-CN"/>
+              </w:rPr>
+              <w:t xml:space="preserve">and </w:t>
+            </w:r>
+            <w:r>
+              <w:rPr>
+                <w:rFonts w:hint="default" w:ascii="微软雅黑" w:hAnsi="微软雅黑" w:eastAsia="微软雅黑" w:cs="Times New Roman"/>
+                <w:color w:val="262626"/>
+                <w:kern w:val="2"/>
+                <w:sz w:val="21"/>
+                <w:szCs w:val="21"/>
+                <w:lang w:val="en-US" w:eastAsia="zh-CN" w:bidi="ar-SA"/>
+              </w:rPr>
+              <w:t>(</w:t>
+            </w:r>
+            <w:r>
+              <w:rPr>
+                <w:rFonts w:hint="eastAsia" w:ascii="Times New Roman" w:hAnsi="Times New Roman" w:eastAsia="微软雅黑" w:cs="Times New Roman"/>
+                <w:color w:val="262626"/>
+                <w:sz w:val="21"/>
+                <w:szCs w:val="21"/>
+                <w:lang w:eastAsia="zh-CN"/>
+              </w:rPr>
+              <w:t>genome_alignmen</w:t>
+            </w:r>
+            <w:r>
+              <w:rPr>
+                <w:rFonts w:hint="default" w:ascii="Times New Roman" w:hAnsi="Times New Roman" w:eastAsia="微软雅黑" w:cs="Times New Roman"/>
+                <w:color w:val="262626"/>
+                <w:sz w:val="21"/>
+                <w:szCs w:val="21"/>
+                <w:lang w:eastAsia="zh-CN"/>
+              </w:rPr>
+              <w:t>t</w:t>
+            </w:r>
+            <w:r>
+              <w:rPr>
+                <w:rFonts w:hint="default" w:ascii="Times New Roman" w:hAnsi="Times New Roman" w:eastAsia="微软雅黑" w:cs="Times New Roman"/>
+                <w:color w:val="262626"/>
+                <w:kern w:val="2"/>
+                <w:sz w:val="21"/>
+                <w:szCs w:val="21"/>
+                <w:lang w:val="en-US" w:eastAsia="zh-CN" w:bidi="ar-SA"/>
+              </w:rPr>
+              <w:t>|</w:t>
+            </w:r>
+            <w:r>
+              <w:rPr>
+                <w:rFonts w:hint="default" w:ascii="Times New Roman" w:hAnsi="Times New Roman" w:eastAsia="微软雅黑" w:cs="Times New Roman"/>
+                <w:color w:val="262626"/>
+                <w:sz w:val="21"/>
+                <w:szCs w:val="21"/>
+                <w:lang w:val="en-US" w:eastAsia="zh-CN"/>
+              </w:rPr>
+              <w:t>percent_to_float</w:t>
+            </w:r>
+            <w:r>
+              <w:rPr>
+                <w:rFonts w:hint="eastAsia" w:ascii="微软雅黑" w:hAnsi="微软雅黑" w:eastAsia="微软雅黑" w:cs="Times New Roman"/>
+                <w:color w:val="262626"/>
+                <w:kern w:val="2"/>
+                <w:sz w:val="21"/>
+                <w:szCs w:val="21"/>
+                <w:lang w:val="en-US" w:eastAsia="zh-CN" w:bidi="ar-SA"/>
+              </w:rPr>
+              <w:t>)</w:t>
+            </w:r>
+            <w:r>
+              <w:rPr>
+                <w:rFonts w:hint="eastAsia" w:ascii="Times New Roman" w:hAnsi="Times New Roman" w:cs="Times New Roman"/>
+                <w:color w:val="262626"/>
+                <w:sz w:val="21"/>
+                <w:szCs w:val="21"/>
+                <w:lang w:val="en-US" w:eastAsia="zh-CN"/>
+              </w:rPr>
+              <w:t xml:space="preserve"> &gt;= 95 </w:t>
+            </w:r>
+            <w:r>
+              <w:rPr>
+                <w:rFonts w:hint="eastAsia"/>
+                <w:color w:val="262626"/>
+                <w:sz w:val="21"/>
+                <w:szCs w:val="21"/>
+                <w:lang w:val="en-US" w:eastAsia="zh-CN"/>
+              </w:rPr>
+              <w:t>%}合格{</w:t>
+            </w:r>
+            <w:r>
+              <w:rPr>
+                <w:rFonts w:hint="eastAsia" w:ascii="Times New Roman" w:hAnsi="Times New Roman" w:eastAsia="微软雅黑" w:cs="Times New Roman"/>
+                <w:color w:val="262626"/>
+                <w:sz w:val="21"/>
+                <w:szCs w:val="21"/>
+                <w:lang w:val="en-US" w:eastAsia="zh-CN"/>
+              </w:rPr>
+              <w:t>% else %}</w:t>
+            </w:r>
+            <w:r>
+              <w:rPr>
+                <w:rFonts w:hint="eastAsia"/>
+                <w:color w:val="262626"/>
+                <w:sz w:val="21"/>
+                <w:szCs w:val="21"/>
+                <w:lang w:val="en-US" w:eastAsia="zh-CN"/>
+              </w:rPr>
+              <w:t>不合格{</w:t>
+            </w:r>
+            <w:r>
+              <w:rPr>
+                <w:rFonts w:hint="eastAsia" w:ascii="Times New Roman" w:hAnsi="Times New Roman" w:eastAsia="微软雅黑" w:cs="Times New Roman"/>
+                <w:color w:val="262626"/>
+                <w:sz w:val="21"/>
+                <w:szCs w:val="21"/>
+                <w:lang w:val="en-US" w:eastAsia="zh-CN"/>
+              </w:rPr>
+              <w:t>% endif %</w:t>
+            </w:r>
+            <w:r>
+              <w:rPr>
+                <w:rFonts w:hint="eastAsia"/>
+                <w:color w:val="262626"/>
+                <w:sz w:val="21"/>
+                <w:szCs w:val="21"/>
+                <w:lang w:val="en-US" w:eastAsia="zh-CN"/>
+              </w:rPr>
+              <w:t>}</w:t>
             </w:r>
           </w:p>
         </w:tc>
@@ -22661,7 +23952,7 @@
         </w:trPr>
         <w:tc>
           <w:tcPr>
-            <w:tcW w:w="1046" w:type="pct"/>
+            <w:tcW w:w="1603" w:type="pct"/>
             <w:vMerge w:val="continue"/>
             <w:tcBorders>
               <w:tl2br w:val="nil"/>
@@ -22683,7 +23974,7 @@
         </w:tc>
         <w:tc>
           <w:tcPr>
-            <w:tcW w:w="1436" w:type="pct"/>
+            <w:tcW w:w="1703" w:type="pct"/>
             <w:tcBorders>
               <w:tl2br w:val="nil"/>
               <w:tr2bl w:val="nil"/>
@@ -22737,7 +24028,7 @@
         </w:tc>
         <w:tc>
           <w:tcPr>
-            <w:tcW w:w="2453" w:type="dxa"/>
+            <w:tcW w:w="3296" w:type="dxa"/>
             <w:tcBorders>
               <w:tl2br w:val="nil"/>
               <w:tr2bl w:val="nil"/>
@@ -22747,44 +24038,9 @@
           </w:tcPr>
           <w:p>
             <w:pPr>
-              <w:autoSpaceDE w:val="0"/>
-              <w:ind w:left="100" w:leftChars="50"/>
+              <w:ind w:left="119" w:leftChars="0"/>
               <w:jc w:val="center"/>
               <w:rPr>
-                <w:rFonts w:ascii="Times New Roman" w:hAnsi="Times New Roman" w:eastAsia="微软雅黑" w:cs="Times New Roman"/>
-                <w:color w:val="262626"/>
-                <w:sz w:val="21"/>
-                <w:szCs w:val="21"/>
-                <w:highlight w:val="lightGray"/>
-              </w:rPr>
-            </w:pPr>
-            <w:r>
-              <w:rPr>
-                <w:rFonts w:hint="eastAsia" w:ascii="Times New Roman" w:hAnsi="Times New Roman" w:eastAsia="微软雅黑" w:cs="Times New Roman"/>
-                <w:color w:val="262626"/>
-                <w:sz w:val="21"/>
-                <w:lang w:eastAsia="zh-CN"/>
-              </w:rPr>
-              <w:t>{{ base_quality }}</w:t>
-            </w:r>
-          </w:p>
-        </w:tc>
-        <w:tc>
-          <w:tcPr>
-            <w:tcW w:w="2455" w:type="dxa"/>
-            <w:tcBorders>
-              <w:tl2br w:val="nil"/>
-              <w:tr2bl w:val="nil"/>
-            </w:tcBorders>
-            <w:shd w:val="clear" w:color="auto" w:fill="auto"/>
-            <w:vAlign w:val="center"/>
-          </w:tcPr>
-          <w:p>
-            <w:pPr>
-              <w:autoSpaceDE w:val="0"/>
-              <w:ind w:left="100" w:leftChars="50"/>
-              <w:jc w:val="center"/>
-              <w:rPr>
                 <w:rFonts w:hint="eastAsia" w:ascii="微软雅黑" w:hAnsi="微软雅黑" w:eastAsia="微软雅黑"/>
                 <w:color w:val="262626"/>
                 <w:sz w:val="21"/>
@@ -22794,27 +24050,80 @@
             </w:pPr>
             <w:r>
               <w:rPr>
-                <w:rFonts w:hint="eastAsia" w:ascii="微软雅黑" w:hAnsi="微软雅黑" w:eastAsia="微软雅黑" w:cs="微软雅黑"/>
-                <w:color w:val="262626"/>
-                <w:sz w:val="21"/>
-                <w:szCs w:val="21"/>
-                <w:lang w:eastAsia="zh-CN" w:bidi="ar"/>
-              </w:rPr>
-              <w:t>≥</w:t>
-            </w:r>
-            <w:r>
-              <w:rPr>
-                <w:rFonts w:ascii="Times New Roman" w:hAnsi="Times New Roman" w:eastAsia="微软雅黑" w:cs="Times New Roman"/>
-                <w:color w:val="262626"/>
-                <w:sz w:val="21"/>
-                <w:szCs w:val="21"/>
-                <w:lang w:eastAsia="zh-CN" w:bidi="ar"/>
-              </w:rPr>
-              <w:t>80%</w:t>
+                <w:rFonts w:hint="default" w:ascii="Times New Roman" w:hAnsi="Times New Roman" w:eastAsia="微软雅黑" w:cs="Times New Roman"/>
+                <w:color w:val="262626"/>
+                <w:sz w:val="21"/>
+                <w:szCs w:val="21"/>
+                <w:lang w:val="en-US" w:eastAsia="zh-CN"/>
+              </w:rPr>
+              <w:t xml:space="preserve">{% if </w:t>
+            </w:r>
+            <w:r>
+              <w:rPr>
+                <w:rFonts w:hint="default" w:ascii="Times New Roman" w:hAnsi="Times New Roman" w:eastAsia="微软雅黑" w:cs="Times New Roman"/>
+                <w:color w:val="262626"/>
+                <w:sz w:val="21"/>
+                <w:szCs w:val="21"/>
+                <w:lang w:eastAsia="zh-CN"/>
+              </w:rPr>
+              <w:t xml:space="preserve">base_quality </w:t>
+            </w:r>
+            <w:r>
+              <w:rPr>
+                <w:rFonts w:hint="default" w:ascii="Times New Roman" w:hAnsi="Times New Roman" w:eastAsia="微软雅黑" w:cs="Times New Roman"/>
+                <w:color w:val="262626"/>
+                <w:sz w:val="21"/>
+                <w:szCs w:val="21"/>
+                <w:lang w:val="en-US" w:eastAsia="zh-CN"/>
+              </w:rPr>
+              <w:t xml:space="preserve">and </w:t>
+            </w:r>
+            <w:r>
+              <w:rPr>
+                <w:rFonts w:hint="default" w:ascii="Times New Roman" w:hAnsi="Times New Roman" w:eastAsia="微软雅黑" w:cs="Times New Roman"/>
+                <w:color w:val="262626"/>
+                <w:kern w:val="2"/>
+                <w:sz w:val="21"/>
+                <w:szCs w:val="21"/>
+                <w:lang w:val="en-US" w:eastAsia="zh-CN" w:bidi="ar-SA"/>
+              </w:rPr>
+              <w:t>(</w:t>
+            </w:r>
+            <w:r>
+              <w:rPr>
+                <w:rFonts w:hint="default" w:ascii="Times New Roman" w:hAnsi="Times New Roman" w:eastAsia="微软雅黑" w:cs="Times New Roman"/>
+                <w:color w:val="262626"/>
+                <w:sz w:val="21"/>
+                <w:szCs w:val="21"/>
+                <w:lang w:eastAsia="zh-CN"/>
+              </w:rPr>
+              <w:t>base_quality</w:t>
+            </w:r>
+            <w:r>
+              <w:rPr>
+                <w:rFonts w:hint="default" w:ascii="Times New Roman" w:hAnsi="Times New Roman" w:eastAsia="微软雅黑" w:cs="Times New Roman"/>
+                <w:color w:val="262626"/>
+                <w:kern w:val="2"/>
+                <w:sz w:val="21"/>
+                <w:szCs w:val="21"/>
+                <w:lang w:val="en-US" w:eastAsia="zh-CN" w:bidi="ar-SA"/>
+              </w:rPr>
+              <w:t>|percent_to_float)</w:t>
+            </w:r>
+            <w:r>
+              <w:rPr>
+                <w:rFonts w:hint="default" w:ascii="Times New Roman" w:hAnsi="Times New Roman" w:eastAsia="微软雅黑" w:cs="Times New Roman"/>
+                <w:color w:val="262626"/>
+                <w:sz w:val="21"/>
+                <w:szCs w:val="21"/>
+                <w:lang w:val="en-US" w:eastAsia="zh-CN"/>
+              </w:rPr>
+              <w:t xml:space="preserve"> &gt;= 80 %}合格{% else %}不合格{% endif %}</w:t>
             </w:r>
           </w:p>
         </w:tc>
       </w:tr>
+      <w:bookmarkEnd w:id="15"/>
       <w:tr>
         <w:tblPrEx>
           <w:tblBorders>
@@ -22838,7 +24147,7 @@
         </w:trPr>
         <w:tc>
           <w:tcPr>
-            <w:tcW w:w="1046" w:type="pct"/>
+            <w:tcW w:w="1603" w:type="pct"/>
             <w:tcBorders>
               <w:tl2br w:val="nil"/>
               <w:tr2bl w:val="nil"/>
@@ -22872,8 +24181,8 @@
         </w:tc>
         <w:tc>
           <w:tcPr>
-            <w:tcW w:w="3953" w:type="pct"/>
-            <w:gridSpan w:val="3"/>
+            <w:tcW w:w="3396" w:type="pct"/>
+            <w:gridSpan w:val="2"/>
             <w:tcBorders>
               <w:tl2br w:val="nil"/>
               <w:tr2bl w:val="nil"/>
@@ -22894,7 +24203,6 @@
                 <w:lang w:eastAsia="zh-CN"/>
               </w:rPr>
             </w:pPr>
-            <w:bookmarkStart w:id="15" w:name="_GoBack"/>
             <w:r>
               <w:rPr>
                 <w:rFonts w:hint="eastAsia" w:ascii="微软雅黑" w:hAnsi="微软雅黑" w:eastAsia="微软雅黑"/>
@@ -22925,14 +24233,13 @@
               </w:rPr>
               <w:t xml:space="preserve"> }}</w:t>
             </w:r>
-            <w:bookmarkEnd w:id="15"/>
           </w:p>
         </w:tc>
       </w:tr>
     </w:tbl>
     <w:p>
       <w:pPr>
-        <w:pStyle w:val="55"/>
+        <w:pStyle w:val="56"/>
         <w:keepNext w:val="0"/>
         <w:keepLines w:val="0"/>
         <w:pageBreakBefore w:val="0"/>
@@ -23072,7 +24379,7 @@
     </w:p>
     <w:tbl>
       <w:tblPr>
-        <w:tblStyle w:val="16"/>
+        <w:tblStyle w:val="17"/>
         <w:tblpPr w:leftFromText="180" w:rightFromText="180" w:vertAnchor="text" w:horzAnchor="page" w:tblpXSpec="center" w:tblpY="224"/>
         <w:tblOverlap w:val="never"/>
         <w:tblW w:w="9815" w:type="dxa"/>
@@ -23632,11 +24939,11 @@
           <w:lang w:eastAsia="zh-CN"/>
         </w:rPr>
       </w:pPr>
-      <w:bookmarkStart w:id="7" w:name="_Toc31515_WPSOffice_Level2"/>
-      <w:bookmarkStart w:id="8" w:name="_Toc17111_WPSOffice_Level2"/>
-      <w:bookmarkStart w:id="9" w:name="_Toc11193_WPSOffice_Level2"/>
-      <w:bookmarkStart w:id="10" w:name="_Toc19280_WPSOffice_Level2"/>
-      <w:bookmarkStart w:id="11" w:name="_Toc6304_WPSOffice_Level2"/>
+      <w:bookmarkStart w:id="7" w:name="_Toc17111_WPSOffice_Level2"/>
+      <w:bookmarkStart w:id="8" w:name="_Toc11193_WPSOffice_Level2"/>
+      <w:bookmarkStart w:id="9" w:name="_Toc19280_WPSOffice_Level2"/>
+      <w:bookmarkStart w:id="10" w:name="_Toc6304_WPSOffice_Level2"/>
+      <w:bookmarkStart w:id="11" w:name="_Toc31515_WPSOffice_Level2"/>
       <w:bookmarkStart w:id="12" w:name="_Toc6931_WPSOffice_Level2"/>
       <w:bookmarkStart w:id="13" w:name="_Toc3488_WPSOffice_Level2"/>
       <w:r>
@@ -23738,7 +25045,7 @@
     </w:p>
     <w:tbl>
       <w:tblPr>
-        <w:tblStyle w:val="57"/>
+        <w:tblStyle w:val="58"/>
         <w:tblW w:w="9864" w:type="dxa"/>
         <w:jc w:val="center"/>
         <w:tblBorders>
@@ -24521,7 +25828,7 @@
                     </pic:cNvPicPr>
                   </pic:nvPicPr>
                   <pic:blipFill>
-                    <a:blip r:embed="rId12"/>
+                    <a:blip r:embed="rId13"/>
                     <a:stretch>
                       <a:fillRect/>
                     </a:stretch>
@@ -26448,7 +27755,7 @@
     <w:lsdException w:uiPriority="99" w:name="HTML Code"/>
     <w:lsdException w:uiPriority="99" w:name="HTML Definition"/>
     <w:lsdException w:uiPriority="99" w:name="HTML Keyboard"/>
-    <w:lsdException w:uiPriority="99" w:name="HTML Preformatted"/>
+    <w:lsdException w:qFormat="1" w:unhideWhenUsed="0" w:uiPriority="0" w:semiHidden="0" w:name="HTML Preformatted"/>
     <w:lsdException w:uiPriority="99" w:name="HTML Sample"/>
     <w:lsdException w:unhideWhenUsed="0" w:uiPriority="99" w:semiHidden="0" w:name="HTML Typewriter"/>
     <w:lsdException w:uiPriority="99" w:name="HTML Variable"/>
@@ -26622,7 +27929,7 @@
     <w:name w:val="heading 1"/>
     <w:basedOn w:val="1"/>
     <w:next w:val="1"/>
-    <w:link w:val="26"/>
+    <w:link w:val="27"/>
     <w:autoRedefine/>
     <w:qFormat/>
     <w:uiPriority w:val="9"/>
@@ -26649,7 +27956,7 @@
     <w:name w:val="heading 2"/>
     <w:basedOn w:val="1"/>
     <w:next w:val="1"/>
-    <w:link w:val="29"/>
+    <w:link w:val="30"/>
     <w:autoRedefine/>
     <w:unhideWhenUsed/>
     <w:qFormat/>
@@ -26676,7 +27983,7 @@
     <w:name w:val="heading 3"/>
     <w:basedOn w:val="1"/>
     <w:next w:val="1"/>
-    <w:link w:val="31"/>
+    <w:link w:val="32"/>
     <w:autoRedefine/>
     <w:unhideWhenUsed/>
     <w:qFormat/>
@@ -26703,7 +28010,7 @@
     <w:name w:val="heading 4"/>
     <w:basedOn w:val="1"/>
     <w:next w:val="1"/>
-    <w:link w:val="33"/>
+    <w:link w:val="34"/>
     <w:autoRedefine/>
     <w:unhideWhenUsed/>
     <w:qFormat/>
@@ -26726,7 +28033,7 @@
       <w:szCs w:val="28"/>
     </w:rPr>
   </w:style>
-  <w:style w:type="character" w:default="1" w:styleId="18">
+  <w:style w:type="character" w:default="1" w:styleId="19">
     <w:name w:val="Default Paragraph Font"/>
     <w:autoRedefine/>
     <w:semiHidden/>
@@ -26734,7 +28041,7 @@
     <w:qFormat/>
     <w:uiPriority w:val="1"/>
   </w:style>
-  <w:style w:type="table" w:default="1" w:styleId="15">
+  <w:style w:type="table" w:default="1" w:styleId="16">
     <w:name w:val="Normal Table"/>
     <w:autoRedefine/>
     <w:semiHidden/>
@@ -26898,6 +28205,40 @@
     </w:rPr>
   </w:style>
   <w:style w:type="paragraph" w:styleId="14">
+    <w:name w:val="HTML Preformatted"/>
+    <w:basedOn w:val="1"/>
+    <w:qFormat/>
+    <w:uiPriority w:val="0"/>
+    <w:pPr>
+      <w:tabs>
+        <w:tab w:val="left" w:pos="916"/>
+        <w:tab w:val="left" w:pos="1832"/>
+        <w:tab w:val="left" w:pos="2748"/>
+        <w:tab w:val="left" w:pos="3664"/>
+        <w:tab w:val="left" w:pos="4580"/>
+        <w:tab w:val="left" w:pos="5496"/>
+        <w:tab w:val="left" w:pos="6412"/>
+        <w:tab w:val="left" w:pos="7328"/>
+        <w:tab w:val="left" w:pos="8244"/>
+        <w:tab w:val="left" w:pos="9160"/>
+        <w:tab w:val="left" w:pos="10076"/>
+        <w:tab w:val="left" w:pos="10992"/>
+        <w:tab w:val="left" w:pos="11908"/>
+        <w:tab w:val="left" w:pos="12824"/>
+        <w:tab w:val="left" w:pos="13740"/>
+        <w:tab w:val="left" w:pos="14656"/>
+      </w:tabs>
+      <w:jc w:val="left"/>
+    </w:pPr>
+    <w:rPr>
+      <w:rFonts w:hint="eastAsia" w:ascii="宋体" w:hAnsi="宋体" w:eastAsia="宋体" w:cs="宋体"/>
+      <w:kern w:val="0"/>
+      <w:sz w:val="24"/>
+      <w:szCs w:val="24"/>
+      <w:lang w:val="en-US" w:eastAsia="zh-CN" w:bidi="ar"/>
+    </w:rPr>
+  </w:style>
+  <w:style w:type="paragraph" w:styleId="15">
     <w:name w:val="annotation subject"/>
     <w:basedOn w:val="6"/>
     <w:next w:val="6"/>
@@ -26919,9 +28260,9 @@
       <w:szCs w:val="22"/>
     </w:rPr>
   </w:style>
-  <w:style w:type="table" w:styleId="16">
+  <w:style w:type="table" w:styleId="17">
     <w:name w:val="Table Grid"/>
-    <w:basedOn w:val="15"/>
+    <w:basedOn w:val="16"/>
     <w:autoRedefine/>
     <w:qFormat/>
     <w:uiPriority w:val="39"/>
@@ -26936,9 +28277,9 @@
       </w:tblBorders>
     </w:tblPr>
   </w:style>
-  <w:style w:type="table" w:styleId="17">
+  <w:style w:type="table" w:styleId="18">
     <w:name w:val="Light Shading Accent 5"/>
-    <w:basedOn w:val="15"/>
+    <w:basedOn w:val="16"/>
     <w:autoRedefine/>
     <w:qFormat/>
     <w:uiPriority w:val="60"/>
@@ -27028,9 +28369,9 @@
       </w:tcPr>
     </w:tblStylePr>
   </w:style>
-  <w:style w:type="character" w:styleId="19">
+  <w:style w:type="character" w:styleId="20">
     <w:name w:val="Strong"/>
-    <w:basedOn w:val="18"/>
+    <w:basedOn w:val="19"/>
     <w:autoRedefine/>
     <w:qFormat/>
     <w:uiPriority w:val="22"/>
@@ -27039,9 +28380,9 @@
       <w:bCs/>
     </w:rPr>
   </w:style>
-  <w:style w:type="character" w:styleId="20">
+  <w:style w:type="character" w:styleId="21">
     <w:name w:val="Hyperlink"/>
-    <w:basedOn w:val="18"/>
+    <w:basedOn w:val="19"/>
     <w:autoRedefine/>
     <w:unhideWhenUsed/>
     <w:qFormat/>
@@ -27056,7 +28397,7 @@
       </w14:textFill>
     </w:rPr>
   </w:style>
-  <w:style w:type="character" w:styleId="21">
+  <w:style w:type="character" w:styleId="22">
     <w:name w:val="annotation reference"/>
     <w:autoRedefine/>
     <w:unhideWhenUsed/>
@@ -27067,7 +28408,7 @@
       <w:szCs w:val="21"/>
     </w:rPr>
   </w:style>
-  <w:style w:type="character" w:customStyle="1" w:styleId="22">
+  <w:style w:type="character" w:customStyle="1" w:styleId="23">
     <w:name w:val="页眉 字符"/>
     <w:autoRedefine/>
     <w:qFormat/>
@@ -27077,7 +28418,7 @@
       <w:szCs w:val="18"/>
     </w:rPr>
   </w:style>
-  <w:style w:type="character" w:customStyle="1" w:styleId="23">
+  <w:style w:type="character" w:customStyle="1" w:styleId="24">
     <w:name w:val="页脚 字符"/>
     <w:autoRedefine/>
     <w:qFormat/>
@@ -27087,7 +28428,7 @@
       <w:szCs w:val="18"/>
     </w:rPr>
   </w:style>
-  <w:style w:type="character" w:customStyle="1" w:styleId="24">
+  <w:style w:type="character" w:customStyle="1" w:styleId="25">
     <w:name w:val="批注框文本 字符"/>
     <w:autoRedefine/>
     <w:semiHidden/>
@@ -27098,7 +28439,7 @@
       <w:szCs w:val="18"/>
     </w:rPr>
   </w:style>
-  <w:style w:type="paragraph" w:customStyle="1" w:styleId="25">
+  <w:style w:type="paragraph" w:customStyle="1" w:styleId="26">
     <w:name w:val="副标题1"/>
     <w:basedOn w:val="1"/>
     <w:autoRedefine/>
@@ -27114,7 +28455,7 @@
       <w:sz w:val="28"/>
     </w:rPr>
   </w:style>
-  <w:style w:type="character" w:customStyle="1" w:styleId="26">
+  <w:style w:type="character" w:customStyle="1" w:styleId="27">
     <w:name w:val="标题 1 字符"/>
     <w:link w:val="2"/>
     <w:autoRedefine/>
@@ -27130,7 +28471,7 @@
       <w:szCs w:val="44"/>
     </w:rPr>
   </w:style>
-  <w:style w:type="character" w:customStyle="1" w:styleId="27">
+  <w:style w:type="character" w:customStyle="1" w:styleId="28">
     <w:name w:val="SubTitle 字符"/>
     <w:autoRedefine/>
     <w:qFormat/>
@@ -27142,7 +28483,7 @@
       <w:sz w:val="28"/>
     </w:rPr>
   </w:style>
-  <w:style w:type="paragraph" w:styleId="28">
+  <w:style w:type="paragraph" w:styleId="29">
     <w:name w:val="List Paragraph"/>
     <w:basedOn w:val="1"/>
     <w:autoRedefine/>
@@ -27152,7 +28493,7 @@
       <w:ind w:firstLine="420" w:firstLineChars="200"/>
     </w:pPr>
   </w:style>
-  <w:style w:type="character" w:customStyle="1" w:styleId="29">
+  <w:style w:type="character" w:customStyle="1" w:styleId="30">
     <w:name w:val="标题 2 字符"/>
     <w:link w:val="3"/>
     <w:autoRedefine/>
@@ -27168,7 +28509,7 @@
       <w:szCs w:val="32"/>
     </w:rPr>
   </w:style>
-  <w:style w:type="paragraph" w:customStyle="1" w:styleId="30">
+  <w:style w:type="paragraph" w:customStyle="1" w:styleId="31">
     <w:name w:val="样式1"/>
     <w:basedOn w:val="7"/>
     <w:autoRedefine/>
@@ -27178,7 +28519,7 @@
       <w:spacing w:before="156" w:after="156"/>
     </w:pPr>
   </w:style>
-  <w:style w:type="character" w:customStyle="1" w:styleId="31">
+  <w:style w:type="character" w:customStyle="1" w:styleId="32">
     <w:name w:val="标题 3 字符"/>
     <w:link w:val="4"/>
     <w:autoRedefine/>
@@ -27193,7 +28534,7 @@
       <w:szCs w:val="32"/>
     </w:rPr>
   </w:style>
-  <w:style w:type="character" w:customStyle="1" w:styleId="32">
+  <w:style w:type="character" w:customStyle="1" w:styleId="33">
     <w:name w:val="样式1 字符"/>
     <w:autoRedefine/>
     <w:qFormat/>
@@ -27207,7 +28548,7 @@
       <w:szCs w:val="32"/>
     </w:rPr>
   </w:style>
-  <w:style w:type="character" w:customStyle="1" w:styleId="33">
+  <w:style w:type="character" w:customStyle="1" w:styleId="34">
     <w:name w:val="标题 4 字符"/>
     <w:link w:val="5"/>
     <w:autoRedefine/>
@@ -27222,9 +28563,9 @@
       <w:szCs w:val="28"/>
     </w:rPr>
   </w:style>
-  <w:style w:type="table" w:customStyle="1" w:styleId="34">
+  <w:style w:type="table" w:customStyle="1" w:styleId="35">
     <w:name w:val="浅色底纹 - 着色 51"/>
-    <w:basedOn w:val="15"/>
+    <w:basedOn w:val="16"/>
     <w:autoRedefine/>
     <w:qFormat/>
     <w:uiPriority w:val="60"/>
@@ -27312,9 +28653,9 @@
       </w:tcPr>
     </w:tblStylePr>
   </w:style>
-  <w:style w:type="table" w:customStyle="1" w:styleId="35">
+  <w:style w:type="table" w:customStyle="1" w:styleId="36">
     <w:name w:val="浅色底纹 - 着色 53"/>
-    <w:basedOn w:val="15"/>
+    <w:basedOn w:val="16"/>
     <w:autoRedefine/>
     <w:semiHidden/>
     <w:unhideWhenUsed/>
@@ -27403,7 +28744,7 @@
       </w:tcPr>
     </w:tblStylePr>
   </w:style>
-  <w:style w:type="character" w:customStyle="1" w:styleId="36">
+  <w:style w:type="character" w:customStyle="1" w:styleId="37">
     <w:name w:val="批注文字 字符"/>
     <w:autoRedefine/>
     <w:qFormat/>
@@ -27413,7 +28754,7 @@
       <w:szCs w:val="24"/>
     </w:rPr>
   </w:style>
-  <w:style w:type="paragraph" w:styleId="37">
+  <w:style w:type="paragraph" w:styleId="38">
     <w:name w:val="No Spacing"/>
     <w:autoRedefine/>
     <w:qFormat/>
@@ -27431,9 +28772,9 @@
       <w:lang w:val="en-US" w:eastAsia="zh-CN" w:bidi="ar-SA"/>
     </w:rPr>
   </w:style>
-  <w:style w:type="table" w:customStyle="1" w:styleId="38">
+  <w:style w:type="table" w:customStyle="1" w:styleId="39">
     <w:name w:val="网格型1"/>
-    <w:basedOn w:val="15"/>
+    <w:basedOn w:val="16"/>
     <w:autoRedefine/>
     <w:qFormat/>
     <w:uiPriority w:val="59"/>
@@ -27448,9 +28789,9 @@
       </w:tblBorders>
     </w:tblPr>
   </w:style>
-  <w:style w:type="table" w:customStyle="1" w:styleId="39">
+  <w:style w:type="table" w:customStyle="1" w:styleId="40">
     <w:name w:val="浅色底纹 - 强调文字颜色 51"/>
-    <w:basedOn w:val="15"/>
+    <w:basedOn w:val="16"/>
     <w:autoRedefine/>
     <w:qFormat/>
     <w:uiPriority w:val="60"/>
@@ -27538,9 +28879,9 @@
       </w:tcPr>
     </w:tblStylePr>
   </w:style>
-  <w:style w:type="table" w:customStyle="1" w:styleId="40">
+  <w:style w:type="table" w:customStyle="1" w:styleId="41">
     <w:name w:val="网格表 1 浅色 - 着色 11"/>
-    <w:basedOn w:val="15"/>
+    <w:basedOn w:val="16"/>
     <w:autoRedefine/>
     <w:qFormat/>
     <w:uiPriority w:val="46"/>
@@ -27592,9 +28933,9 @@
       </w:rPr>
     </w:tblStylePr>
   </w:style>
-  <w:style w:type="table" w:customStyle="1" w:styleId="41">
+  <w:style w:type="table" w:customStyle="1" w:styleId="42">
     <w:name w:val="浅色底纹 - 着色 52"/>
-    <w:basedOn w:val="15"/>
+    <w:basedOn w:val="16"/>
     <w:autoRedefine/>
     <w:qFormat/>
     <w:uiPriority w:val="60"/>
@@ -27684,9 +29025,9 @@
       </w:tcPr>
     </w:tblStylePr>
   </w:style>
-  <w:style w:type="character" w:customStyle="1" w:styleId="42">
+  <w:style w:type="character" w:customStyle="1" w:styleId="43">
     <w:name w:val="批注主题 字符"/>
-    <w:basedOn w:val="36"/>
+    <w:basedOn w:val="37"/>
     <w:autoRedefine/>
     <w:semiHidden/>
     <w:qFormat/>
@@ -27701,7 +29042,7 @@
       <w:szCs w:val="22"/>
     </w:rPr>
   </w:style>
-  <w:style w:type="paragraph" w:customStyle="1" w:styleId="43">
+  <w:style w:type="paragraph" w:customStyle="1" w:styleId="44">
     <w:name w:val="TOC Heading"/>
     <w:basedOn w:val="2"/>
     <w:next w:val="1"/>
@@ -27729,9 +29070,9 @@
       <w:szCs w:val="32"/>
     </w:rPr>
   </w:style>
-  <w:style w:type="table" w:customStyle="1" w:styleId="44">
+  <w:style w:type="table" w:customStyle="1" w:styleId="45">
     <w:name w:val="表格2"/>
-    <w:basedOn w:val="15"/>
+    <w:basedOn w:val="16"/>
     <w:autoRedefine/>
     <w:qFormat/>
     <w:uiPriority w:val="99"/>
@@ -27764,9 +29105,9 @@
       </w:tcPr>
     </w:tblStylePr>
   </w:style>
-  <w:style w:type="table" w:customStyle="1" w:styleId="45">
+  <w:style w:type="table" w:customStyle="1" w:styleId="46">
     <w:name w:val="网格型2"/>
-    <w:basedOn w:val="15"/>
+    <w:basedOn w:val="16"/>
     <w:autoRedefine/>
     <w:qFormat/>
     <w:uiPriority w:val="39"/>
@@ -27781,9 +29122,9 @@
       </w:tblBorders>
     </w:tblPr>
   </w:style>
-  <w:style w:type="table" w:customStyle="1" w:styleId="46">
+  <w:style w:type="table" w:customStyle="1" w:styleId="47">
     <w:name w:val="浅色底纹 - 着色 511"/>
-    <w:basedOn w:val="15"/>
+    <w:basedOn w:val="16"/>
     <w:autoRedefine/>
     <w:qFormat/>
     <w:uiPriority w:val="60"/>
@@ -27871,9 +29212,9 @@
       </w:tcPr>
     </w:tblStylePr>
   </w:style>
-  <w:style w:type="table" w:customStyle="1" w:styleId="47">
+  <w:style w:type="table" w:customStyle="1" w:styleId="48">
     <w:name w:val="浅色底纹 - 着色 54"/>
-    <w:basedOn w:val="15"/>
+    <w:basedOn w:val="16"/>
     <w:autoRedefine/>
     <w:qFormat/>
     <w:uiPriority w:val="60"/>
@@ -27959,9 +29300,9 @@
       </w:tcPr>
     </w:tblStylePr>
   </w:style>
-  <w:style w:type="table" w:customStyle="1" w:styleId="48">
+  <w:style w:type="table" w:customStyle="1" w:styleId="49">
     <w:name w:val="浅色底纹 - 着色 531"/>
-    <w:basedOn w:val="15"/>
+    <w:basedOn w:val="16"/>
     <w:autoRedefine/>
     <w:semiHidden/>
     <w:unhideWhenUsed/>
@@ -28050,9 +29391,9 @@
       </w:tcPr>
     </w:tblStylePr>
   </w:style>
-  <w:style w:type="table" w:customStyle="1" w:styleId="49">
+  <w:style w:type="table" w:customStyle="1" w:styleId="50">
     <w:name w:val="网格型11"/>
-    <w:basedOn w:val="15"/>
+    <w:basedOn w:val="16"/>
     <w:autoRedefine/>
     <w:qFormat/>
     <w:uiPriority w:val="59"/>
@@ -28067,9 +29408,9 @@
       </w:tblBorders>
     </w:tblPr>
   </w:style>
-  <w:style w:type="table" w:customStyle="1" w:styleId="50">
+  <w:style w:type="table" w:customStyle="1" w:styleId="51">
     <w:name w:val="浅色底纹 - 强调文字颜色 511"/>
-    <w:basedOn w:val="15"/>
+    <w:basedOn w:val="16"/>
     <w:autoRedefine/>
     <w:qFormat/>
     <w:uiPriority w:val="60"/>
@@ -28157,9 +29498,9 @@
       </w:tcPr>
     </w:tblStylePr>
   </w:style>
-  <w:style w:type="table" w:customStyle="1" w:styleId="51">
+  <w:style w:type="table" w:customStyle="1" w:styleId="52">
     <w:name w:val="网格表 1 浅色 - 着色 111"/>
-    <w:basedOn w:val="15"/>
+    <w:basedOn w:val="16"/>
     <w:autoRedefine/>
     <w:qFormat/>
     <w:uiPriority w:val="46"/>
@@ -28211,9 +29552,9 @@
       </w:rPr>
     </w:tblStylePr>
   </w:style>
-  <w:style w:type="table" w:customStyle="1" w:styleId="52">
+  <w:style w:type="table" w:customStyle="1" w:styleId="53">
     <w:name w:val="浅色底纹 - 着色 521"/>
-    <w:basedOn w:val="15"/>
+    <w:basedOn w:val="16"/>
     <w:autoRedefine/>
     <w:qFormat/>
     <w:uiPriority w:val="60"/>
@@ -28303,9 +29644,9 @@
       </w:tcPr>
     </w:tblStylePr>
   </w:style>
-  <w:style w:type="character" w:customStyle="1" w:styleId="53">
+  <w:style w:type="character" w:customStyle="1" w:styleId="54">
     <w:name w:val="列表段落 字符"/>
-    <w:basedOn w:val="18"/>
+    <w:basedOn w:val="19"/>
     <w:autoRedefine/>
     <w:qFormat/>
     <w:uiPriority w:val="34"/>
@@ -28316,9 +29657,9 @@
       <w:szCs w:val="22"/>
     </w:rPr>
   </w:style>
-  <w:style w:type="table" w:customStyle="1" w:styleId="54">
+  <w:style w:type="table" w:customStyle="1" w:styleId="55">
     <w:name w:val="奇偶条"/>
-    <w:basedOn w:val="15"/>
+    <w:basedOn w:val="16"/>
     <w:autoRedefine/>
     <w:qFormat/>
     <w:uiPriority w:val="99"/>
@@ -28352,7 +29693,7 @@
       </w:pPr>
     </w:tblStylePr>
   </w:style>
-  <w:style w:type="paragraph" w:customStyle="1" w:styleId="55">
+  <w:style w:type="paragraph" w:customStyle="1" w:styleId="56">
     <w:name w:val="列出段落1"/>
     <w:basedOn w:val="1"/>
     <w:autoRedefine/>
@@ -28362,14 +29703,14 @@
       <w:ind w:firstLine="420" w:firstLineChars="200"/>
     </w:pPr>
   </w:style>
-  <w:style w:type="paragraph" w:customStyle="1" w:styleId="56">
+  <w:style w:type="paragraph" w:customStyle="1" w:styleId="57">
     <w:name w:val="Table Paragraph"/>
     <w:basedOn w:val="1"/>
     <w:autoRedefine/>
     <w:qFormat/>
     <w:uiPriority w:val="1"/>
   </w:style>
-  <w:style w:type="table" w:customStyle="1" w:styleId="57">
+  <w:style w:type="table" w:customStyle="1" w:styleId="58">
     <w:name w:val="Table Normal1"/>
     <w:autoRedefine/>
     <w:unhideWhenUsed/>
@@ -28384,7 +29725,7 @@
       </w:tblCellMar>
     </w:tblPr>
   </w:style>
-  <w:style w:type="paragraph" w:customStyle="1" w:styleId="58">
+  <w:style w:type="paragraph" w:customStyle="1" w:styleId="59">
     <w:name w:val="List Paragraph1"/>
     <w:basedOn w:val="1"/>
     <w:autoRedefine/>
@@ -28394,9 +29735,9 @@
       <w:rFonts w:asciiTheme="minorHAnsi" w:hAnsiTheme="minorHAnsi" w:eastAsiaTheme="minorEastAsia" w:cstheme="minorBidi"/>
     </w:rPr>
   </w:style>
-  <w:style w:type="character" w:customStyle="1" w:styleId="59">
+  <w:style w:type="character" w:customStyle="1" w:styleId="60">
     <w:name w:val="font21"/>
-    <w:basedOn w:val="18"/>
+    <w:basedOn w:val="19"/>
     <w:autoRedefine/>
     <w:qFormat/>
     <w:uiPriority w:val="0"/>
@@ -28410,9 +29751,9 @@
       <w:u w:val="none"/>
     </w:rPr>
   </w:style>
-  <w:style w:type="character" w:customStyle="1" w:styleId="60">
+  <w:style w:type="character" w:customStyle="1" w:styleId="61">
     <w:name w:val="font101"/>
-    <w:basedOn w:val="18"/>
+    <w:basedOn w:val="19"/>
     <w:autoRedefine/>
     <w:qFormat/>
     <w:uiPriority w:val="0"/>
@@ -28426,9 +29767,9 @@
       <w:u w:val="none"/>
     </w:rPr>
   </w:style>
-  <w:style w:type="character" w:customStyle="1" w:styleId="61">
+  <w:style w:type="character" w:customStyle="1" w:styleId="62">
     <w:name w:val="font51"/>
-    <w:basedOn w:val="18"/>
+    <w:basedOn w:val="19"/>
     <w:autoRedefine/>
     <w:qFormat/>
     <w:uiPriority w:val="0"/>
@@ -28440,9 +29781,9 @@
       <w:u w:val="none"/>
     </w:rPr>
   </w:style>
-  <w:style w:type="character" w:customStyle="1" w:styleId="62">
+  <w:style w:type="character" w:customStyle="1" w:styleId="63">
     <w:name w:val="font31"/>
-    <w:basedOn w:val="18"/>
+    <w:basedOn w:val="19"/>
     <w:autoRedefine/>
     <w:qFormat/>
     <w:uiPriority w:val="0"/>
@@ -28456,9 +29797,9 @@
       <w:u w:val="none"/>
     </w:rPr>
   </w:style>
-  <w:style w:type="character" w:customStyle="1" w:styleId="63">
+  <w:style w:type="character" w:customStyle="1" w:styleId="64">
     <w:name w:val="font61"/>
-    <w:basedOn w:val="18"/>
+    <w:basedOn w:val="19"/>
     <w:autoRedefine/>
     <w:qFormat/>
     <w:uiPriority w:val="0"/>

--- a/WebContent/docx/泛癌种86基因检测报告-单样本-完整版-病理科.docx
+++ b/WebContent/docx/泛癌种86基因检测报告-单样本-完整版-病理科.docx
@@ -378,6 +378,12 @@
             <w:insideH w:val="none" w:color="auto" w:sz="0" w:space="0"/>
             <w:insideV w:val="single" w:color="auto" w:sz="4" w:space="0"/>
           </w:tblBorders>
+          <w:tblCellMar>
+            <w:top w:w="0" w:type="dxa"/>
+            <w:left w:w="108" w:type="dxa"/>
+            <w:bottom w:w="0" w:type="dxa"/>
+            <w:right w:w="108" w:type="dxa"/>
+          </w:tblCellMar>
         </w:tblPrEx>
         <w:tc>
           <w:tcPr>
@@ -3482,7 +3488,6 @@
             <w:insideH w:val="none" w:color="auto" w:sz="0" w:space="0"/>
             <w:insideV w:val="none" w:color="auto" w:sz="0" w:space="0"/>
           </w:tblBorders>
-          <w:shd w:val="clear" w:color="auto" w:fill="auto"/>
           <w:tblCellMar>
             <w:top w:w="0" w:type="dxa"/>
             <w:left w:w="0" w:type="dxa"/>
@@ -3634,6 +3639,7 @@
             <w:insideH w:val="none" w:color="auto" w:sz="0" w:space="0"/>
             <w:insideV w:val="none" w:color="auto" w:sz="0" w:space="0"/>
           </w:tblBorders>
+          <w:shd w:val="clear" w:color="auto" w:fill="auto"/>
           <w:tblCellMar>
             <w:top w:w="0" w:type="dxa"/>
             <w:left w:w="0" w:type="dxa"/>
@@ -3757,6 +3763,7 @@
             <w:insideH w:val="none" w:color="auto" w:sz="0" w:space="0"/>
             <w:insideV w:val="none" w:color="auto" w:sz="0" w:space="0"/>
           </w:tblBorders>
+          <w:shd w:val="clear" w:color="auto" w:fill="auto"/>
           <w:tblCellMar>
             <w:top w:w="0" w:type="dxa"/>
             <w:left w:w="0" w:type="dxa"/>
@@ -3956,6 +3963,7 @@
             <w:insideH w:val="none" w:color="auto" w:sz="0" w:space="0"/>
             <w:insideV w:val="none" w:color="auto" w:sz="0" w:space="0"/>
           </w:tblBorders>
+          <w:shd w:val="clear" w:color="auto" w:fill="auto"/>
           <w:tblCellMar>
             <w:top w:w="0" w:type="dxa"/>
             <w:left w:w="0" w:type="dxa"/>
@@ -4027,6 +4035,7 @@
             <w:insideH w:val="none" w:color="auto" w:sz="0" w:space="0"/>
             <w:insideV w:val="none" w:color="auto" w:sz="0" w:space="0"/>
           </w:tblBorders>
+          <w:shd w:val="clear" w:color="auto" w:fill="auto"/>
           <w:tblCellMar>
             <w:top w:w="0" w:type="dxa"/>
             <w:left w:w="0" w:type="dxa"/>
@@ -4152,6 +4161,7 @@
             <w:insideH w:val="none" w:color="auto" w:sz="0" w:space="0"/>
             <w:insideV w:val="none" w:color="auto" w:sz="0" w:space="0"/>
           </w:tblBorders>
+          <w:shd w:val="clear" w:color="auto" w:fill="auto"/>
           <w:tblCellMar>
             <w:top w:w="0" w:type="dxa"/>
             <w:left w:w="0" w:type="dxa"/>
@@ -7763,6 +7773,12 @@
             <w:insideH w:val="single" w:color="31849B" w:sz="4" w:space="0"/>
             <w:insideV w:val="single" w:color="31849B" w:sz="4" w:space="0"/>
           </w:tblBorders>
+          <w:tblCellMar>
+            <w:top w:w="113" w:type="dxa"/>
+            <w:left w:w="108" w:type="dxa"/>
+            <w:bottom w:w="113" w:type="dxa"/>
+            <w:right w:w="108" w:type="dxa"/>
+          </w:tblCellMar>
         </w:tblPrEx>
         <w:trPr>
           <w:trHeight w:val="227" w:hRule="atLeast"/>
@@ -7908,7 +7924,7 @@
                 </mc:Choice>
                 <mc:Fallback>
                   <w:pict>
-                    <v:group id="_x0000_s1026" o:spid="_x0000_s1026" o:spt="203" style="position:absolute;left:0pt;margin-left:52.05pt;margin-top:-6.95pt;height:28.35pt;width:268.5pt;z-index:251666432;mso-width-relative:page;mso-height-relative:page;" coordorigin="9632,12252" coordsize="5370,567" o:gfxdata="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">
+                    <v:group id="_x0000_s1026" o:spid="_x0000_s1026" o:spt="203" style="position:absolute;left:0pt;margin-left:52.05pt;margin-top:-6.95pt;height:28.35pt;width:268.5pt;z-index:251666432;mso-width-relative:page;mso-height-relative:page;" coordorigin="9632,12252" coordsize="5370,567" o:gfxdata="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">
                       <o:lock v:ext="edit" aspectratio="f"/>
                       <v:shape id="图片 6" o:spid="_x0000_s1026" o:spt="75" alt="蔡冬雪" type="#_x0000_t75" style="position:absolute;left:9632;top:12347;height:454;width:1010;" filled="f" o:preferrelative="t" stroked="f" coordsize="21600,21600" o:gfxdata="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">
                         <v:fill on="f" focussize="0,0"/>
@@ -8288,7 +8304,7 @@
                 </mc:Choice>
                 <mc:Fallback>
                   <w:pict>
-                    <v:group id="_x0000_s1026" o:spid="_x0000_s1026" o:spt="203" style="position:absolute;left:0pt;margin-left:48.8pt;margin-top:-7.6pt;height:34pt;width:270.85pt;z-index:251667456;mso-width-relative:page;mso-height-relative:page;" coordorigin="9633,114512" coordsize="5417,680" o:gfxdata="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">
+                    <v:group id="_x0000_s1026" o:spid="_x0000_s1026" o:spt="203" style="position:absolute;left:0pt;margin-left:48.8pt;margin-top:-7.6pt;height:34pt;width:270.85pt;z-index:251667456;mso-width-relative:page;mso-height-relative:page;" coordorigin="9633,114512" coordsize="5417,680" o:gfxdata="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">
                       <o:lock v:ext="edit" aspectratio="f"/>
                       <v:shape id="图片 1" o:spid="_x0000_s1026" o:spt="75" type="#_x0000_t75" style="position:absolute;left:9633;top:114512;height:680;width:1262;" filled="f" o:preferrelative="t" stroked="f" coordsize="21600,21600" o:gfxdata="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">
                         <v:fill on="f" focussize="0,0"/>
@@ -8504,8 +8520,8 @@
           <w:lang w:val="en-US" w:eastAsia="zh-CN"/>
         </w:rPr>
       </w:pPr>
-      <w:bookmarkStart w:id="3" w:name="_Toc149837260"/>
-      <w:bookmarkStart w:id="4" w:name="_Toc15882"/>
+      <w:bookmarkStart w:id="3" w:name="_Toc15882"/>
+      <w:bookmarkStart w:id="4" w:name="_Toc149837260"/>
       <w:r>
         <w:rPr>
           <w:rFonts w:hint="eastAsia"/>
@@ -13456,6 +13472,12 @@
             <w:insideH w:val="dotted" w:color="45A3A7" w:sz="4" w:space="0"/>
             <w:insideV w:val="dotted" w:color="45A3A7" w:sz="4" w:space="0"/>
           </w:tblBorders>
+          <w:tblCellMar>
+            <w:top w:w="0" w:type="dxa"/>
+            <w:left w:w="108" w:type="dxa"/>
+            <w:bottom w:w="0" w:type="dxa"/>
+            <w:right w:w="108" w:type="dxa"/>
+          </w:tblCellMar>
         </w:tblPrEx>
         <w:trPr>
           <w:trHeight w:val="417" w:hRule="atLeast"/>
@@ -18824,6 +18846,12 @@
             <w:insideH w:val="single" w:color="31849B" w:sz="8" w:space="0"/>
             <w:insideV w:val="single" w:color="31849B" w:sz="8" w:space="0"/>
           </w:tblBorders>
+          <w:tblCellMar>
+            <w:top w:w="0" w:type="dxa"/>
+            <w:left w:w="108" w:type="dxa"/>
+            <w:bottom w:w="0" w:type="dxa"/>
+            <w:right w:w="108" w:type="dxa"/>
+          </w:tblCellMar>
         </w:tblPrEx>
         <w:trPr>
           <w:trHeight w:val="329" w:hRule="atLeast"/>
@@ -21771,7 +21799,6 @@
                 <w:szCs w:val="21"/>
               </w:rPr>
             </w:pPr>
-            <w:bookmarkStart w:id="15" w:name="_GoBack" w:colFirst="2" w:colLast="2"/>
             <w:r>
               <w:rPr>
                 <w:rFonts w:hint="eastAsia" w:ascii="微软雅黑" w:hAnsi="微软雅黑" w:eastAsia="微软雅黑" w:cs="微软雅黑"/>
@@ -21954,6 +21981,127 @@
             </w:r>
             <w:r>
               <w:rPr>
+                <w:rFonts w:hint="eastAsia" w:ascii="Times New Roman" w:hAnsi="Times New Roman" w:eastAsia="微软雅黑" w:cs="Times New Roman"/>
+                <w:color w:val="262626"/>
+                <w:kern w:val="2"/>
+                <w:sz w:val="21"/>
+                <w:szCs w:val="21"/>
+                <w:lang w:val="en-US" w:eastAsia="zh-CN" w:bidi="ar-SA"/>
+              </w:rPr>
+              <w:t xml:space="preserve">{% elif </w:t>
+            </w:r>
+            <w:r>
+              <w:rPr>
+                <w:rFonts w:hint="default" w:ascii="Times New Roman" w:hAnsi="Times New Roman" w:eastAsia="微软雅黑" w:cs="Times New Roman"/>
+                <w:color w:val="262626"/>
+                <w:kern w:val="2"/>
+                <w:sz w:val="21"/>
+                <w:szCs w:val="21"/>
+                <w:lang w:val="en-US" w:eastAsia="zh-CN" w:bidi="ar-SA"/>
+              </w:rPr>
+              <w:t xml:space="preserve">tumorcellcontent </w:t>
+            </w:r>
+            <w:r>
+              <w:rPr>
+                <w:rFonts w:hint="eastAsia" w:ascii="Times New Roman" w:hAnsi="Times New Roman" w:eastAsia="微软雅黑" w:cs="Times New Roman"/>
+                <w:color w:val="262626"/>
+                <w:kern w:val="2"/>
+                <w:sz w:val="21"/>
+                <w:szCs w:val="21"/>
+                <w:lang w:val="en-US" w:eastAsia="zh-CN" w:bidi="ar-SA"/>
+              </w:rPr>
+              <w:t xml:space="preserve">== </w:t>
+            </w:r>
+            <w:r>
+              <w:rPr>
+                <w:rFonts w:hint="default" w:ascii="Times New Roman" w:hAnsi="Times New Roman" w:eastAsia="微软雅黑" w:cs="Times New Roman"/>
+                <w:color w:val="262626"/>
+                <w:kern w:val="2"/>
+                <w:sz w:val="21"/>
+                <w:szCs w:val="21"/>
+                <w:lang w:val="en-US" w:eastAsia="zh-CN" w:bidi="ar-SA"/>
+              </w:rPr>
+              <w:t>‘</w:t>
+            </w:r>
+            <w:r>
+              <w:rPr>
+                <w:rFonts w:hint="eastAsia" w:ascii="Times New Roman" w:hAnsi="Times New Roman" w:eastAsia="微软雅黑" w:cs="Times New Roman"/>
+                <w:color w:val="262626"/>
+                <w:kern w:val="2"/>
+                <w:sz w:val="21"/>
+                <w:szCs w:val="21"/>
+                <w:lang w:val="en-US" w:eastAsia="zh-CN" w:bidi="ar-SA"/>
+              </w:rPr>
+              <w:t>/</w:t>
+            </w:r>
+            <w:r>
+              <w:rPr>
+                <w:rFonts w:hint="default" w:ascii="Times New Roman" w:hAnsi="Times New Roman" w:eastAsia="微软雅黑" w:cs="Times New Roman"/>
+                <w:color w:val="262626"/>
+                <w:kern w:val="2"/>
+                <w:sz w:val="21"/>
+                <w:szCs w:val="21"/>
+                <w:lang w:val="en-US" w:eastAsia="zh-CN" w:bidi="ar-SA"/>
+              </w:rPr>
+              <w:t>’</w:t>
+            </w:r>
+            <w:r>
+              <w:rPr>
+                <w:rFonts w:hint="eastAsia" w:ascii="Times New Roman" w:hAnsi="Times New Roman" w:eastAsia="微软雅黑" w:cs="Times New Roman"/>
+                <w:color w:val="262626"/>
+                <w:kern w:val="2"/>
+                <w:sz w:val="21"/>
+                <w:szCs w:val="21"/>
+                <w:lang w:val="en-US" w:eastAsia="zh-CN" w:bidi="ar-SA"/>
+              </w:rPr>
+              <w:t xml:space="preserve"> and type == </w:t>
+            </w:r>
+            <w:r>
+              <w:rPr>
+                <w:rFonts w:hint="default" w:ascii="Times New Roman" w:hAnsi="Times New Roman" w:eastAsia="微软雅黑" w:cs="Times New Roman"/>
+                <w:color w:val="262626"/>
+                <w:kern w:val="2"/>
+                <w:sz w:val="21"/>
+                <w:szCs w:val="21"/>
+                <w:lang w:val="en-US" w:eastAsia="zh-CN" w:bidi="ar-SA"/>
+              </w:rPr>
+              <w:t>‘</w:t>
+            </w:r>
+            <w:r>
+              <w:rPr>
+                <w:rFonts w:hint="eastAsia" w:ascii="Times New Roman" w:hAnsi="Times New Roman" w:eastAsia="微软雅黑" w:cs="Times New Roman"/>
+                <w:color w:val="262626"/>
+                <w:kern w:val="2"/>
+                <w:sz w:val="21"/>
+                <w:szCs w:val="21"/>
+                <w:lang w:val="en-US" w:eastAsia="zh-CN" w:bidi="ar-SA"/>
+              </w:rPr>
+              <w:t>tissue</w:t>
+            </w:r>
+            <w:r>
+              <w:rPr>
+                <w:rFonts w:hint="default" w:ascii="Times New Roman" w:hAnsi="Times New Roman" w:eastAsia="微软雅黑" w:cs="Times New Roman"/>
+                <w:color w:val="262626"/>
+                <w:kern w:val="2"/>
+                <w:sz w:val="21"/>
+                <w:szCs w:val="21"/>
+                <w:lang w:val="en-US" w:eastAsia="zh-CN" w:bidi="ar-SA"/>
+              </w:rPr>
+              <w:t>’</w:t>
+            </w:r>
+            <w:r>
+              <w:rPr>
+                <w:rFonts w:hint="eastAsia" w:ascii="Times New Roman" w:hAnsi="Times New Roman" w:eastAsia="微软雅黑" w:cs="Times New Roman"/>
+                <w:color w:val="262626"/>
+                <w:kern w:val="2"/>
+                <w:sz w:val="21"/>
+                <w:szCs w:val="21"/>
+                <w:lang w:val="en-US" w:eastAsia="zh-CN" w:bidi="ar-SA"/>
+              </w:rPr>
+              <w:t>%}/</w:t>
+            </w:r>
+            <w:r>
+              <w:rPr>
                 <w:rFonts w:hint="eastAsia" w:ascii="Times New Roman" w:hAnsi="Times New Roman" w:cs="Times New Roman"/>
                 <w:color w:val="262626"/>
                 <w:sz w:val="21"/>
@@ -22024,6 +22172,8 @@
               </w:rPr>
               <w:t>{% else %}不合格{% endif %}</w:t>
             </w:r>
+            <w:bookmarkStart w:id="15" w:name="_GoBack"/>
+            <w:bookmarkEnd w:id="15"/>
           </w:p>
         </w:tc>
       </w:tr>
@@ -24123,7 +24273,6 @@
           </w:p>
         </w:tc>
       </w:tr>
-      <w:bookmarkEnd w:id="15"/>
       <w:tr>
         <w:tblPrEx>
           <w:tblBorders>
@@ -24939,13 +25088,13 @@
           <w:lang w:eastAsia="zh-CN"/>
         </w:rPr>
       </w:pPr>
-      <w:bookmarkStart w:id="7" w:name="_Toc17111_WPSOffice_Level2"/>
-      <w:bookmarkStart w:id="8" w:name="_Toc11193_WPSOffice_Level2"/>
-      <w:bookmarkStart w:id="9" w:name="_Toc19280_WPSOffice_Level2"/>
-      <w:bookmarkStart w:id="10" w:name="_Toc6304_WPSOffice_Level2"/>
+      <w:bookmarkStart w:id="7" w:name="_Toc19280_WPSOffice_Level2"/>
+      <w:bookmarkStart w:id="8" w:name="_Toc6304_WPSOffice_Level2"/>
+      <w:bookmarkStart w:id="9" w:name="_Toc6931_WPSOffice_Level2"/>
+      <w:bookmarkStart w:id="10" w:name="_Toc3488_WPSOffice_Level2"/>
       <w:bookmarkStart w:id="11" w:name="_Toc31515_WPSOffice_Level2"/>
-      <w:bookmarkStart w:id="12" w:name="_Toc6931_WPSOffice_Level2"/>
-      <w:bookmarkStart w:id="13" w:name="_Toc3488_WPSOffice_Level2"/>
+      <w:bookmarkStart w:id="12" w:name="_Toc17111_WPSOffice_Level2"/>
+      <w:bookmarkStart w:id="13" w:name="_Toc11193_WPSOffice_Level2"/>
       <w:r>
         <w:rPr>
           <w:rFonts w:hint="default" w:ascii="Times New Roman" w:hAnsi="Times New Roman" w:eastAsia="微软雅黑" w:cs="Times New Roman"/>

--- a/WebContent/docx/泛癌种86基因检测报告-单样本-完整版-病理科.docx
+++ b/WebContent/docx/泛癌种86基因检测报告-单样本-完整版-病理科.docx
@@ -3437,8 +3437,8 @@
           <w:rFonts w:hint="eastAsia"/>
         </w:rPr>
       </w:pPr>
-      <w:bookmarkStart w:id="1" w:name="_Toc149837254"/>
-      <w:bookmarkStart w:id="2" w:name="_Toc26933"/>
+      <w:bookmarkStart w:id="1" w:name="_Toc26933"/>
+      <w:bookmarkStart w:id="2" w:name="_Toc149837254"/>
       <w:r>
         <w:rPr>
           <w:rFonts w:hint="eastAsia"/>
@@ -3488,6 +3488,7 @@
             <w:insideH w:val="none" w:color="auto" w:sz="0" w:space="0"/>
             <w:insideV w:val="none" w:color="auto" w:sz="0" w:space="0"/>
           </w:tblBorders>
+          <w:shd w:val="clear" w:color="auto" w:fill="auto"/>
           <w:tblCellMar>
             <w:top w:w="0" w:type="dxa"/>
             <w:left w:w="0" w:type="dxa"/>
@@ -3639,7 +3640,6 @@
             <w:insideH w:val="none" w:color="auto" w:sz="0" w:space="0"/>
             <w:insideV w:val="none" w:color="auto" w:sz="0" w:space="0"/>
           </w:tblBorders>
-          <w:shd w:val="clear" w:color="auto" w:fill="auto"/>
           <w:tblCellMar>
             <w:top w:w="0" w:type="dxa"/>
             <w:left w:w="0" w:type="dxa"/>
@@ -3763,7 +3763,6 @@
             <w:insideH w:val="none" w:color="auto" w:sz="0" w:space="0"/>
             <w:insideV w:val="none" w:color="auto" w:sz="0" w:space="0"/>
           </w:tblBorders>
-          <w:shd w:val="clear" w:color="auto" w:fill="auto"/>
           <w:tblCellMar>
             <w:top w:w="0" w:type="dxa"/>
             <w:left w:w="0" w:type="dxa"/>
@@ -3963,7 +3962,6 @@
             <w:insideH w:val="none" w:color="auto" w:sz="0" w:space="0"/>
             <w:insideV w:val="none" w:color="auto" w:sz="0" w:space="0"/>
           </w:tblBorders>
-          <w:shd w:val="clear" w:color="auto" w:fill="auto"/>
           <w:tblCellMar>
             <w:top w:w="0" w:type="dxa"/>
             <w:left w:w="0" w:type="dxa"/>
@@ -4035,7 +4033,6 @@
             <w:insideH w:val="none" w:color="auto" w:sz="0" w:space="0"/>
             <w:insideV w:val="none" w:color="auto" w:sz="0" w:space="0"/>
           </w:tblBorders>
-          <w:shd w:val="clear" w:color="auto" w:fill="auto"/>
           <w:tblCellMar>
             <w:top w:w="0" w:type="dxa"/>
             <w:left w:w="0" w:type="dxa"/>
@@ -4161,7 +4158,6 @@
             <w:insideH w:val="none" w:color="auto" w:sz="0" w:space="0"/>
             <w:insideV w:val="none" w:color="auto" w:sz="0" w:space="0"/>
           </w:tblBorders>
-          <w:shd w:val="clear" w:color="auto" w:fill="auto"/>
           <w:tblCellMar>
             <w:top w:w="0" w:type="dxa"/>
             <w:left w:w="0" w:type="dxa"/>
@@ -4233,7 +4229,6 @@
             <w:insideH w:val="none" w:color="auto" w:sz="0" w:space="0"/>
             <w:insideV w:val="none" w:color="auto" w:sz="0" w:space="0"/>
           </w:tblBorders>
-          <w:shd w:val="clear" w:color="auto" w:fill="auto"/>
           <w:tblCellMar>
             <w:top w:w="0" w:type="dxa"/>
             <w:left w:w="0" w:type="dxa"/>
@@ -5367,13 +5362,24 @@
             </w:pPr>
             <w:r>
               <w:rPr>
+                <w:rFonts w:hint="eastAsia" w:ascii="Times New Roman" w:hAnsi="Times New Roman" w:eastAsia="微软雅黑" w:cs="Times New Roman"/>
+                <w:b/>
+                <w:color w:val="31849B"/>
+                <w:sz w:val="21"/>
+                <w:szCs w:val="21"/>
+                <w:lang w:val="en-US" w:eastAsia="zh-CN"/>
+              </w:rPr>
+              <w:t>检测</w:t>
+            </w:r>
+            <w:r>
+              <w:rPr>
                 <w:rFonts w:hint="default" w:ascii="Times New Roman" w:hAnsi="Times New Roman" w:eastAsia="微软雅黑" w:cs="Times New Roman"/>
                 <w:b/>
                 <w:color w:val="31849B"/>
                 <w:sz w:val="21"/>
                 <w:szCs w:val="21"/>
               </w:rPr>
-              <w:t>突变基因</w:t>
+              <w:t>基因</w:t>
             </w:r>
           </w:p>
         </w:tc>
@@ -5822,7 +5828,7 @@
         </w:tc>
         <w:tc>
           <w:tcPr>
-            <w:tcW w:w="535" w:type="pct"/>
+            <w:tcW w:w="1064" w:type="dxa"/>
             <w:tcBorders>
               <w:tl2br w:val="nil"/>
               <w:tr2bl w:val="nil"/>
@@ -5850,13 +5856,33 @@
                 <w:szCs w:val="21"/>
                 <w:lang w:eastAsia="zh-CN"/>
               </w:rPr>
-              <w:t>{{ tip.comutation }}</w:t>
-            </w:r>
-          </w:p>
-        </w:tc>
-        <w:tc>
-          <w:tcPr>
-            <w:tcW w:w="758" w:type="pct"/>
+              <w:t>{{ tip.comutation</w:t>
+            </w:r>
+            <w:r>
+              <w:rPr>
+                <w:rFonts w:hint="eastAsia" w:ascii="Times New Roman" w:hAnsi="Times New Roman" w:eastAsia="微软雅黑" w:cs="Times New Roman"/>
+                <w:b/>
+                <w:sz w:val="21"/>
+                <w:szCs w:val="21"/>
+                <w:lang w:val="en-US" w:eastAsia="zh-CN"/>
+              </w:rPr>
+              <w:t>1</w:t>
+            </w:r>
+            <w:r>
+              <w:rPr>
+                <w:rFonts w:hint="default" w:ascii="Times New Roman" w:hAnsi="Times New Roman" w:eastAsia="微软雅黑" w:cs="Times New Roman"/>
+                <w:b/>
+                <w:sz w:val="21"/>
+                <w:szCs w:val="21"/>
+                <w:lang w:eastAsia="zh-CN"/>
+              </w:rPr>
+              <w:t xml:space="preserve"> }}</w:t>
+            </w:r>
+          </w:p>
+        </w:tc>
+        <w:tc>
+          <w:tcPr>
+            <w:tcW w:w="1510" w:type="dxa"/>
             <w:tcBorders>
               <w:tl2br w:val="nil"/>
               <w:tr2bl w:val="nil"/>
@@ -5883,7 +5909,7 @@
                 <w:szCs w:val="21"/>
                 <w:lang w:eastAsia="zh-CN"/>
               </w:rPr>
-              <w:t>-</w:t>
+              <w:t>{{ tip.comutation }}</w:t>
             </w:r>
           </w:p>
         </w:tc>
@@ -7773,12 +7799,6 @@
             <w:insideH w:val="single" w:color="31849B" w:sz="4" w:space="0"/>
             <w:insideV w:val="single" w:color="31849B" w:sz="4" w:space="0"/>
           </w:tblBorders>
-          <w:tblCellMar>
-            <w:top w:w="113" w:type="dxa"/>
-            <w:left w:w="108" w:type="dxa"/>
-            <w:bottom w:w="113" w:type="dxa"/>
-            <w:right w:w="108" w:type="dxa"/>
-          </w:tblCellMar>
         </w:tblPrEx>
         <w:trPr>
           <w:trHeight w:val="227" w:hRule="atLeast"/>
@@ -7924,7 +7944,7 @@
                 </mc:Choice>
                 <mc:Fallback>
                   <w:pict>
-                    <v:group id="_x0000_s1026" o:spid="_x0000_s1026" o:spt="203" style="position:absolute;left:0pt;margin-left:52.05pt;margin-top:-6.95pt;height:28.35pt;width:268.5pt;z-index:251666432;mso-width-relative:page;mso-height-relative:page;" coordorigin="9632,12252" coordsize="5370,567" o:gfxdata="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">
+                    <v:group id="_x0000_s1026" o:spid="_x0000_s1026" o:spt="203" style="position:absolute;left:0pt;margin-left:52.05pt;margin-top:-6.95pt;height:28.35pt;width:268.5pt;z-index:251666432;mso-width-relative:page;mso-height-relative:page;" coordorigin="9632,12252" coordsize="5370,567" o:gfxdata="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">
                       <o:lock v:ext="edit" aspectratio="f"/>
                       <v:shape id="图片 6" o:spid="_x0000_s1026" o:spt="75" alt="蔡冬雪" type="#_x0000_t75" style="position:absolute;left:9632;top:12347;height:454;width:1010;" filled="f" o:preferrelative="t" stroked="f" coordsize="21600,21600" o:gfxdata="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">
                         <v:fill on="f" focussize="0,0"/>
@@ -10830,7 +10850,33 @@
           <w:szCs w:val="22"/>
           <w:lang w:val="en-US" w:eastAsia="zh-CN"/>
         </w:rPr>
-        <w:t>{{ tdd.comutation }}</w:t>
+        <w:t>{{ tdd.comutation</w:t>
+      </w:r>
+      <w:r>
+        <w:rPr>
+          <w:rFonts w:hint="eastAsia" w:cs="微软雅黑"/>
+          <w:b/>
+          <w:bCs/>
+          <w:color w:val="31849B"/>
+          <w:sz w:val="22"/>
+          <w:szCs w:val="22"/>
+          <w:lang w:val="en-US" w:eastAsia="zh-CN"/>
+        </w:rPr>
+        <w:t>1</w:t>
+      </w:r>
+      <w:bookmarkStart w:id="15" w:name="_GoBack"/>
+      <w:bookmarkEnd w:id="15"/>
+      <w:r>
+        <w:rPr>
+          <w:rFonts w:hint="eastAsia" w:ascii="微软雅黑" w:hAnsi="微软雅黑" w:eastAsia="微软雅黑" w:cs="微软雅黑"/>
+          <w:b/>
+          <w:bCs/>
+          <w:color w:val="31849B"/>
+          <w:sz w:val="22"/>
+          <w:szCs w:val="22"/>
+          <w:lang w:val="en-US" w:eastAsia="zh-CN"/>
+        </w:rPr>
+        <w:t xml:space="preserve"> }}</w:t>
       </w:r>
     </w:p>
     <w:tbl>
@@ -10952,9 +10998,9 @@
                 <w:bCs/>
                 <w:sz w:val="18"/>
                 <w:szCs w:val="18"/>
-                <w:lang w:eastAsia="zh-CN"/>
-              </w:rPr>
-              <w:t>-</w:t>
+                <w:lang w:val="en-US" w:eastAsia="zh-CN"/>
+              </w:rPr>
+              <w:t>{{tdd.comutation}}</w:t>
             </w:r>
           </w:p>
         </w:tc>
@@ -22172,8 +22218,6 @@
               </w:rPr>
               <w:t>{% else %}不合格{% endif %}</w:t>
             </w:r>
-            <w:bookmarkStart w:id="15" w:name="_GoBack"/>
-            <w:bookmarkEnd w:id="15"/>
           </w:p>
         </w:tc>
       </w:tr>
@@ -25088,13 +25132,13 @@
           <w:lang w:eastAsia="zh-CN"/>
         </w:rPr>
       </w:pPr>
-      <w:bookmarkStart w:id="7" w:name="_Toc19280_WPSOffice_Level2"/>
-      <w:bookmarkStart w:id="8" w:name="_Toc6304_WPSOffice_Level2"/>
-      <w:bookmarkStart w:id="9" w:name="_Toc6931_WPSOffice_Level2"/>
-      <w:bookmarkStart w:id="10" w:name="_Toc3488_WPSOffice_Level2"/>
-      <w:bookmarkStart w:id="11" w:name="_Toc31515_WPSOffice_Level2"/>
-      <w:bookmarkStart w:id="12" w:name="_Toc17111_WPSOffice_Level2"/>
-      <w:bookmarkStart w:id="13" w:name="_Toc11193_WPSOffice_Level2"/>
+      <w:bookmarkStart w:id="7" w:name="_Toc31515_WPSOffice_Level2"/>
+      <w:bookmarkStart w:id="8" w:name="_Toc17111_WPSOffice_Level2"/>
+      <w:bookmarkStart w:id="9" w:name="_Toc6304_WPSOffice_Level2"/>
+      <w:bookmarkStart w:id="10" w:name="_Toc6931_WPSOffice_Level2"/>
+      <w:bookmarkStart w:id="11" w:name="_Toc3488_WPSOffice_Level2"/>
+      <w:bookmarkStart w:id="12" w:name="_Toc11193_WPSOffice_Level2"/>
+      <w:bookmarkStart w:id="13" w:name="_Toc19280_WPSOffice_Level2"/>
       <w:r>
         <w:rPr>
           <w:rFonts w:hint="default" w:ascii="Times New Roman" w:hAnsi="Times New Roman" w:eastAsia="微软雅黑" w:cs="Times New Roman"/>

--- a/WebContent/docx/泛癌种86基因检测报告-单样本-完整版-病理科.docx
+++ b/WebContent/docx/泛癌种86基因检测报告-单样本-完整版-病理科.docx
@@ -19,6 +19,8 @@
           <w:docGrid w:type="lines" w:linePitch="312" w:charSpace="0"/>
         </w:sectPr>
       </w:pPr>
+      <w:bookmarkStart w:id="15" w:name="_GoBack"/>
+      <w:bookmarkEnd w:id="15"/>
       <w:r>
         <w:rPr>
           <w:sz w:val="20"/>
@@ -3437,8 +3439,8 @@
           <w:rFonts w:hint="eastAsia"/>
         </w:rPr>
       </w:pPr>
-      <w:bookmarkStart w:id="1" w:name="_Toc26933"/>
-      <w:bookmarkStart w:id="2" w:name="_Toc149837254"/>
+      <w:bookmarkStart w:id="1" w:name="_Toc149837254"/>
+      <w:bookmarkStart w:id="2" w:name="_Toc26933"/>
       <w:r>
         <w:rPr>
           <w:rFonts w:hint="eastAsia"/>
@@ -4462,8 +4464,7 @@
       </w:tblPr>
       <w:tblGrid>
         <w:gridCol w:w="2004"/>
-        <w:gridCol w:w="1859"/>
-        <w:gridCol w:w="4036"/>
+        <w:gridCol w:w="5895"/>
         <w:gridCol w:w="1960"/>
       </w:tblGrid>
       <w:tr>
@@ -4528,47 +4529,7 @@
         </w:tc>
         <w:tc>
           <w:tcPr>
-            <w:tcW w:w="1859" w:type="dxa"/>
-            <w:tcBorders>
-              <w:top w:val="single" w:color="31849B" w:sz="12" w:space="0"/>
-              <w:left w:val="single" w:color="31849B" w:sz="8" w:space="0"/>
-              <w:bottom w:val="single" w:color="31849B" w:sz="8" w:space="0"/>
-              <w:right w:val="single" w:color="31849B" w:sz="8" w:space="0"/>
-            </w:tcBorders>
-            <w:shd w:val="clear" w:color="auto" w:fill="DAEEF3"/>
-            <w:vAlign w:val="center"/>
-          </w:tcPr>
-          <w:p>
-            <w:pPr>
-              <w:widowControl/>
-              <w:jc w:val="center"/>
-              <w:textAlignment w:val="center"/>
-              <w:rPr>
-                <w:rFonts w:hint="default" w:ascii="Times New Roman" w:hAnsi="Times New Roman" w:eastAsia="微软雅黑" w:cs="Times New Roman"/>
-                <w:b/>
-                <w:bCs/>
-                <w:color w:val="31849B"/>
-                <w:sz w:val="21"/>
-                <w:szCs w:val="21"/>
-              </w:rPr>
-            </w:pPr>
-            <w:r>
-              <w:rPr>
-                <w:rFonts w:hint="default" w:ascii="Times New Roman" w:hAnsi="Times New Roman" w:eastAsia="微软雅黑" w:cs="Times New Roman"/>
-                <w:b/>
-                <w:bCs/>
-                <w:color w:val="31849B"/>
-                <w:sz w:val="21"/>
-                <w:szCs w:val="21"/>
-                <w:lang w:eastAsia="zh-CN" w:bidi="ar"/>
-              </w:rPr>
-              <w:t>变异类型</w:t>
-            </w:r>
-          </w:p>
-        </w:tc>
-        <w:tc>
-          <w:tcPr>
-            <w:tcW w:w="4036" w:type="dxa"/>
+            <w:tcW w:w="5895" w:type="dxa"/>
             <w:tcBorders>
               <w:top w:val="single" w:color="31849B" w:sz="12" w:space="0"/>
               <w:left w:val="single" w:color="31849B" w:sz="8" w:space="0"/>
@@ -4707,7 +4668,7 @@
         <w:tc>
           <w:tcPr>
             <w:tcW w:w="9859" w:type="dxa"/>
-            <w:gridSpan w:val="4"/>
+            <w:gridSpan w:val="3"/>
             <w:tcBorders>
               <w:top w:val="single" w:color="31849B" w:sz="8" w:space="0"/>
               <w:bottom w:val="single" w:color="31849B" w:sz="8" w:space="0"/>
@@ -4794,7 +4755,7 @@
         </w:tc>
         <w:tc>
           <w:tcPr>
-            <w:tcW w:w="1859" w:type="dxa"/>
+            <w:tcW w:w="5895" w:type="dxa"/>
             <w:tcBorders>
               <w:top w:val="single" w:color="31849B" w:sz="8" w:space="0"/>
               <w:left w:val="single" w:color="31849B" w:sz="8" w:space="0"/>
@@ -4803,39 +4764,6 @@
             </w:tcBorders>
             <w:shd w:val="clear" w:color="auto" w:fill="auto"/>
             <w:noWrap/>
-            <w:vAlign w:val="center"/>
-          </w:tcPr>
-          <w:p>
-            <w:pPr>
-              <w:jc w:val="center"/>
-              <w:rPr>
-                <w:rFonts w:hint="default" w:ascii="Times New Roman" w:hAnsi="Times New Roman" w:eastAsia="微软雅黑" w:cs="Times New Roman"/>
-                <w:color w:val="000000"/>
-                <w:sz w:val="21"/>
-                <w:szCs w:val="21"/>
-              </w:rPr>
-            </w:pPr>
-            <w:r>
-              <w:rPr>
-                <w:rFonts w:hint="default" w:ascii="Times New Roman" w:hAnsi="Times New Roman" w:eastAsia="微软雅黑" w:cs="Times New Roman"/>
-                <w:sz w:val="21"/>
-                <w:szCs w:val="21"/>
-                <w:lang w:eastAsia="zh-CN"/>
-              </w:rPr>
-              <w:t>{{ it.info }}</w:t>
-            </w:r>
-          </w:p>
-        </w:tc>
-        <w:tc>
-          <w:tcPr>
-            <w:tcW w:w="4036" w:type="dxa"/>
-            <w:tcBorders>
-              <w:top w:val="single" w:color="31849B" w:sz="8" w:space="0"/>
-              <w:left w:val="single" w:color="31849B" w:sz="8" w:space="0"/>
-              <w:bottom w:val="single" w:color="31849B" w:sz="8" w:space="0"/>
-              <w:right w:val="single" w:color="31849B" w:sz="8" w:space="0"/>
-            </w:tcBorders>
-            <w:shd w:val="clear" w:color="auto" w:fill="auto"/>
             <w:vAlign w:val="center"/>
           </w:tcPr>
           <w:p>
@@ -5020,7 +4948,7 @@
         <w:tc>
           <w:tcPr>
             <w:tcW w:w="9859" w:type="dxa"/>
-            <w:gridSpan w:val="4"/>
+            <w:gridSpan w:val="3"/>
             <w:tcBorders>
               <w:top w:val="single" w:color="31849B" w:sz="8" w:space="0"/>
               <w:bottom w:val="single" w:color="31849B" w:sz="12" w:space="0"/>
@@ -7786,8 +7714,10 @@
         </w:tblCellMar>
       </w:tblPr>
       <w:tblGrid>
-        <w:gridCol w:w="4536"/>
-        <w:gridCol w:w="5245"/>
+        <w:gridCol w:w="1045"/>
+        <w:gridCol w:w="3491"/>
+        <w:gridCol w:w="962"/>
+        <w:gridCol w:w="4283"/>
       </w:tblGrid>
       <w:tr>
         <w:tblPrEx>
@@ -7799,14 +7729,23 @@
             <w:insideH w:val="single" w:color="31849B" w:sz="4" w:space="0"/>
             <w:insideV w:val="single" w:color="31849B" w:sz="4" w:space="0"/>
           </w:tblBorders>
+          <w:tblCellMar>
+            <w:top w:w="113" w:type="dxa"/>
+            <w:left w:w="108" w:type="dxa"/>
+            <w:bottom w:w="113" w:type="dxa"/>
+            <w:right w:w="108" w:type="dxa"/>
+          </w:tblCellMar>
         </w:tblPrEx>
         <w:trPr>
-          <w:trHeight w:val="227" w:hRule="atLeast"/>
+          <w:trHeight w:val="510" w:hRule="atLeast"/>
           <w:jc w:val="center"/>
         </w:trPr>
         <w:tc>
           <w:tcPr>
-            <w:tcW w:w="4536" w:type="dxa"/>
+            <w:tcW w:w="1045" w:type="dxa"/>
+            <w:tcBorders>
+              <w:right w:val="nil"/>
+            </w:tcBorders>
             <w:shd w:val="clear" w:color="auto" w:fill="auto"/>
             <w:tcMar>
               <w:top w:w="28" w:type="dxa"/>
@@ -7814,10 +7753,11 @@
               <w:bottom w:w="28" w:type="dxa"/>
               <w:right w:w="108" w:type="dxa"/>
             </w:tcMar>
-            <w:vAlign w:val="top"/>
-          </w:tcPr>
-          <w:p>
-            <w:pPr>
+            <w:vAlign w:val="center"/>
+          </w:tcPr>
+          <w:p>
+            <w:pPr>
+              <w:jc w:val="left"/>
               <w:rPr>
                 <w:color w:val="262626"/>
               </w:rPr>
@@ -7829,145 +7769,14 @@
               </w:rPr>
               <w:t>检测者：</w:t>
             </w:r>
-            <w:r>
-              <w:rPr>
-                <w:sz w:val="22"/>
-              </w:rPr>
-              <mc:AlternateContent>
-                <mc:Choice Requires="wpg">
-                  <w:drawing>
-                    <wp:anchor distT="0" distB="0" distL="114300" distR="114300" simplePos="0" relativeHeight="251666432" behindDoc="0" locked="0" layoutInCell="1" allowOverlap="1">
-                      <wp:simplePos x="0" y="0"/>
-                      <wp:positionH relativeFrom="column">
-                        <wp:posOffset>661035</wp:posOffset>
-                      </wp:positionH>
-                      <wp:positionV relativeFrom="paragraph">
-                        <wp:posOffset>-88265</wp:posOffset>
-                      </wp:positionV>
-                      <wp:extent cx="3409950" cy="360045"/>
-                      <wp:effectExtent l="0" t="0" r="0" b="5715"/>
-                      <wp:wrapNone/>
-                      <wp:docPr id="12" name="组合 12"/>
-                      <wp:cNvGraphicFramePr/>
-                      <a:graphic xmlns:a="http://schemas.openxmlformats.org/drawingml/2006/main">
-                        <a:graphicData uri="http://schemas.microsoft.com/office/word/2010/wordprocessingGroup">
-                          <wpg:wgp>
-                            <wpg:cNvGrpSpPr/>
-                            <wpg:grpSpPr>
-                              <a:xfrm>
-                                <a:off x="0" y="0"/>
-                                <a:ext cx="3409950" cy="360045"/>
-                                <a:chOff x="9632" y="12252"/>
-                                <a:chExt cx="5370" cy="567"/>
-                              </a:xfrm>
-                            </wpg:grpSpPr>
-                            <pic:pic xmlns:pic="http://schemas.openxmlformats.org/drawingml/2006/picture">
-                              <pic:nvPicPr>
-                                <pic:cNvPr id="16" name="图片 6" descr="蔡冬雪"/>
-                                <pic:cNvPicPr>
-                                  <a:picLocks noChangeAspect="1"/>
-                                </pic:cNvPicPr>
-                              </pic:nvPicPr>
-                              <pic:blipFill>
-                                <a:blip r:embed="rId10">
-                                  <a:clrChange>
-                                    <a:clrFrom>
-                                      <a:srgbClr val="FFFFFF">
-                                        <a:alpha val="100000"/>
-                                      </a:srgbClr>
-                                    </a:clrFrom>
-                                    <a:clrTo>
-                                      <a:srgbClr val="FFFFFF">
-                                        <a:alpha val="100000"/>
-                                        <a:alpha val="0"/>
-                                      </a:srgbClr>
-                                    </a:clrTo>
-                                  </a:clrChange>
-                                </a:blip>
-                                <a:srcRect l="18656" t="33322" r="18897" b="26699"/>
-                                <a:stretch>
-                                  <a:fillRect/>
-                                </a:stretch>
-                              </pic:blipFill>
-                              <pic:spPr>
-                                <a:xfrm>
-                                  <a:off x="9632" y="12347"/>
-                                  <a:ext cx="1010" cy="454"/>
-                                </a:xfrm>
-                                <a:prstGeom prst="rect">
-                                  <a:avLst/>
-                                </a:prstGeom>
-                              </pic:spPr>
-                            </pic:pic>
-                            <pic:pic xmlns:pic="http://schemas.openxmlformats.org/drawingml/2006/picture">
-                              <pic:nvPicPr>
-                                <pic:cNvPr id="13" name="图片 4" descr="王建丽"/>
-                                <pic:cNvPicPr>
-                                  <a:picLocks noChangeAspect="1"/>
-                                </pic:cNvPicPr>
-                              </pic:nvPicPr>
-                              <pic:blipFill>
-                                <a:blip r:embed="rId11">
-                                  <a:clrChange>
-                                    <a:clrFrom>
-                                      <a:srgbClr val="FFFFFF">
-                                        <a:alpha val="100000"/>
-                                      </a:srgbClr>
-                                    </a:clrFrom>
-                                    <a:clrTo>
-                                      <a:srgbClr val="FFFFFF">
-                                        <a:alpha val="100000"/>
-                                        <a:alpha val="0"/>
-                                      </a:srgbClr>
-                                    </a:clrTo>
-                                  </a:clrChange>
-                                </a:blip>
-                                <a:stretch>
-                                  <a:fillRect/>
-                                </a:stretch>
-                              </pic:blipFill>
-                              <pic:spPr>
-                                <a:xfrm>
-                                  <a:off x="14002" y="12252"/>
-                                  <a:ext cx="1000" cy="567"/>
-                                </a:xfrm>
-                                <a:prstGeom prst="rect">
-                                  <a:avLst/>
-                                </a:prstGeom>
-                              </pic:spPr>
-                            </pic:pic>
-                          </wpg:wgp>
-                        </a:graphicData>
-                      </a:graphic>
-                    </wp:anchor>
-                  </w:drawing>
-                </mc:Choice>
-                <mc:Fallback>
-                  <w:pict>
-                    <v:group id="_x0000_s1026" o:spid="_x0000_s1026" o:spt="203" style="position:absolute;left:0pt;margin-left:52.05pt;margin-top:-6.95pt;height:28.35pt;width:268.5pt;z-index:251666432;mso-width-relative:page;mso-height-relative:page;" coordorigin="9632,12252" coordsize="5370,567" o:gfxdata="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">
-                      <o:lock v:ext="edit" aspectratio="f"/>
-                      <v:shape id="图片 6" o:spid="_x0000_s1026" o:spt="75" alt="蔡冬雪" type="#_x0000_t75" style="position:absolute;left:9632;top:12347;height:454;width:1010;" filled="f" o:preferrelative="t" stroked="f" coordsize="21600,21600" o:gfxdata="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">
-                        <v:fill on="f" focussize="0,0"/>
-                        <v:stroke on="f"/>
-                        <v:imagedata r:id="rId10" cropleft="12226f" croptop="21838f" cropright="12384f" cropbottom="17497f" chromakey="#FFFFFF" o:title=""/>
-                        <o:lock v:ext="edit" aspectratio="t"/>
-                      </v:shape>
-                      <v:shape id="图片 4" o:spid="_x0000_s1026" o:spt="75" alt="王建丽" type="#_x0000_t75" style="position:absolute;left:14002;top:12252;height:567;width:1000;" filled="f" o:preferrelative="t" stroked="f" coordsize="21600,21600" o:gfxdata="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">
-                        <v:fill on="f" focussize="0,0"/>
-                        <v:stroke on="f"/>
-                        <v:imagedata r:id="rId11" chromakey="#FFFFFF" o:title=""/>
-                        <o:lock v:ext="edit" aspectratio="t"/>
-                      </v:shape>
-                    </v:group>
-                  </w:pict>
-                </mc:Fallback>
-              </mc:AlternateContent>
-            </w:r>
-          </w:p>
-        </w:tc>
-        <w:tc>
-          <w:tcPr>
-            <w:tcW w:w="5245" w:type="dxa"/>
+          </w:p>
+        </w:tc>
+        <w:tc>
+          <w:tcPr>
+            <w:tcW w:w="3491" w:type="dxa"/>
+            <w:tcBorders>
+              <w:left w:val="nil"/>
+            </w:tcBorders>
             <w:shd w:val="clear" w:color="auto" w:fill="auto"/>
             <w:tcMar>
               <w:top w:w="28" w:type="dxa"/>
@@ -7975,20 +7784,145 @@
               <w:bottom w:w="28" w:type="dxa"/>
               <w:right w:w="108" w:type="dxa"/>
             </w:tcMar>
-            <w:vAlign w:val="top"/>
-          </w:tcPr>
-          <w:p>
-            <w:pPr>
-              <w:rPr>
-                <w:color w:val="262626"/>
-              </w:rPr>
-            </w:pPr>
-            <w:r>
+            <w:vAlign w:val="center"/>
+          </w:tcPr>
+          <w:p>
+            <w:pPr>
+              <w:jc w:val="left"/>
               <w:rPr>
                 <w:rFonts w:hint="eastAsia"/>
                 <w:color w:val="262626"/>
               </w:rPr>
+            </w:pPr>
+            <w:r>
+              <w:rPr>
+                <w:rFonts w:hint="eastAsia"/>
+                <w:color w:val="262626"/>
+              </w:rPr>
+              <w:t>{{"ty_tianjin1"|sign(</w:t>
+            </w:r>
+            <w:r>
+              <w:rPr>
+                <w:rFonts w:hint="eastAsia"/>
+                <w:color w:val="262626"/>
+                <w:lang w:val="en-US" w:eastAsia="zh-CN"/>
+              </w:rPr>
+              <w:t>51</w:t>
+            </w:r>
+            <w:r>
+              <w:rPr>
+                <w:rFonts w:hint="eastAsia"/>
+                <w:color w:val="262626"/>
+              </w:rPr>
+              <w:t>,2</w:t>
+            </w:r>
+            <w:r>
+              <w:rPr>
+                <w:rFonts w:hint="eastAsia"/>
+                <w:color w:val="262626"/>
+                <w:lang w:val="en-US" w:eastAsia="zh-CN"/>
+              </w:rPr>
+              <w:t>3</w:t>
+            </w:r>
+            <w:r>
+              <w:rPr>
+                <w:rFonts w:hint="eastAsia"/>
+                <w:color w:val="262626"/>
+              </w:rPr>
+              <w:t>)}}</w:t>
+            </w:r>
+          </w:p>
+        </w:tc>
+        <w:tc>
+          <w:tcPr>
+            <w:tcW w:w="962" w:type="dxa"/>
+            <w:tcBorders>
+              <w:right w:val="nil"/>
+            </w:tcBorders>
+            <w:shd w:val="clear" w:color="auto" w:fill="auto"/>
+            <w:tcMar>
+              <w:top w:w="28" w:type="dxa"/>
+              <w:left w:w="108" w:type="dxa"/>
+              <w:bottom w:w="28" w:type="dxa"/>
+              <w:right w:w="108" w:type="dxa"/>
+            </w:tcMar>
+            <w:vAlign w:val="center"/>
+          </w:tcPr>
+          <w:p>
+            <w:pPr>
+              <w:jc w:val="left"/>
+              <w:rPr>
+                <w:color w:val="262626"/>
+              </w:rPr>
+            </w:pPr>
+            <w:r>
+              <w:rPr>
+                <w:rFonts w:hint="eastAsia"/>
+                <w:color w:val="262626"/>
+              </w:rPr>
               <w:t>审核者：</w:t>
+            </w:r>
+          </w:p>
+        </w:tc>
+        <w:tc>
+          <w:tcPr>
+            <w:tcW w:w="4283" w:type="dxa"/>
+            <w:tcBorders>
+              <w:left w:val="nil"/>
+            </w:tcBorders>
+            <w:shd w:val="clear" w:color="auto" w:fill="auto"/>
+            <w:tcMar>
+              <w:top w:w="28" w:type="dxa"/>
+              <w:left w:w="108" w:type="dxa"/>
+              <w:bottom w:w="28" w:type="dxa"/>
+              <w:right w:w="108" w:type="dxa"/>
+            </w:tcMar>
+            <w:vAlign w:val="center"/>
+          </w:tcPr>
+          <w:p>
+            <w:pPr>
+              <w:jc w:val="left"/>
+              <w:rPr>
+                <w:rFonts w:hint="eastAsia"/>
+                <w:color w:val="262626"/>
+              </w:rPr>
+            </w:pPr>
+            <w:r>
+              <w:rPr>
+                <w:rFonts w:hint="eastAsia"/>
+                <w:color w:val="262626"/>
+              </w:rPr>
+              <w:t>{{"ty_tianjin2"|sign(</w:t>
+            </w:r>
+            <w:r>
+              <w:rPr>
+                <w:rFonts w:hint="eastAsia"/>
+                <w:color w:val="262626"/>
+                <w:lang w:val="en-US" w:eastAsia="zh-CN"/>
+              </w:rPr>
+              <w:t>49</w:t>
+            </w:r>
+            <w:r>
+              <w:rPr>
+                <w:rFonts w:hint="eastAsia"/>
+                <w:color w:val="262626"/>
+              </w:rPr>
+              <w:t>,</w:t>
+            </w:r>
+            <w:r>
+              <w:rPr>
+                <w:rFonts w:hint="eastAsia"/>
+                <w:color w:val="262626"/>
+                <w:lang w:val="en-US" w:eastAsia="zh-CN"/>
+              </w:rPr>
+              <w:t>27</w:t>
+            </w:r>
+            <w:r>
+              <w:rPr>
+                <w:rFonts w:hint="eastAsia"/>
+                <w:color w:val="262626"/>
+              </w:rPr>
+              <w:t>)}}</w:t>
             </w:r>
           </w:p>
         </w:tc>
@@ -8011,13 +7945,13 @@
           </w:tblCellMar>
         </w:tblPrEx>
         <w:trPr>
-          <w:trHeight w:val="227" w:hRule="atLeast"/>
+          <w:trHeight w:val="510" w:hRule="atLeast"/>
           <w:jc w:val="center"/>
         </w:trPr>
         <w:tc>
           <w:tcPr>
             <w:tcW w:w="9781" w:type="dxa"/>
-            <w:gridSpan w:val="2"/>
+            <w:gridSpan w:val="4"/>
             <w:shd w:val="clear" w:color="auto" w:fill="auto"/>
             <w:tcMar>
               <w:top w:w="28" w:type="dxa"/>
@@ -8025,10 +7959,11 @@
               <w:bottom w:w="28" w:type="dxa"/>
               <w:right w:w="108" w:type="dxa"/>
             </w:tcMar>
-            <w:vAlign w:val="top"/>
-          </w:tcPr>
-          <w:p>
-            <w:pPr>
+            <w:vAlign w:val="center"/>
+          </w:tcPr>
+          <w:p>
+            <w:pPr>
+              <w:jc w:val="left"/>
               <w:rPr>
                 <w:rFonts w:hint="default" w:eastAsia="微软雅黑"/>
                 <w:color w:val="262626"/>
@@ -8156,8 +8091,10 @@
         </w:tblCellMar>
       </w:tblPr>
       <w:tblGrid>
-        <w:gridCol w:w="4536"/>
-        <w:gridCol w:w="5245"/>
+        <w:gridCol w:w="1058"/>
+        <w:gridCol w:w="3478"/>
+        <w:gridCol w:w="962"/>
+        <w:gridCol w:w="4283"/>
       </w:tblGrid>
       <w:tr>
         <w:tblPrEx>
@@ -8177,12 +8114,15 @@
           </w:tblCellMar>
         </w:tblPrEx>
         <w:trPr>
-          <w:trHeight w:val="227" w:hRule="atLeast"/>
+          <w:trHeight w:val="510" w:hRule="atLeast"/>
           <w:jc w:val="center"/>
         </w:trPr>
         <w:tc>
           <w:tcPr>
-            <w:tcW w:w="4536" w:type="dxa"/>
+            <w:tcW w:w="1058" w:type="dxa"/>
+            <w:tcBorders>
+              <w:right w:val="nil"/>
+            </w:tcBorders>
             <w:shd w:val="clear" w:color="auto" w:fill="auto"/>
             <w:tcMar>
               <w:top w:w="28" w:type="dxa"/>
@@ -8190,10 +8130,11 @@
               <w:bottom w:w="28" w:type="dxa"/>
               <w:right w:w="108" w:type="dxa"/>
             </w:tcMar>
-            <w:vAlign w:val="top"/>
-          </w:tcPr>
-          <w:p>
-            <w:pPr>
+            <w:vAlign w:val="center"/>
+          </w:tcPr>
+          <w:p>
+            <w:pPr>
+              <w:jc w:val="left"/>
               <w:rPr>
                 <w:color w:val="262626"/>
               </w:rPr>
@@ -8205,149 +8146,14 @@
               </w:rPr>
               <w:t>检测者：</w:t>
             </w:r>
-            <w:r>
-              <w:rPr>
-                <w:sz w:val="24"/>
-              </w:rPr>
-              <mc:AlternateContent>
-                <mc:Choice Requires="wpg">
-                  <w:drawing>
-                    <wp:anchor distT="0" distB="0" distL="114300" distR="114300" simplePos="0" relativeHeight="251667456" behindDoc="0" locked="0" layoutInCell="1" allowOverlap="1">
-                      <wp:simplePos x="0" y="0"/>
-                      <wp:positionH relativeFrom="column">
-                        <wp:posOffset>619760</wp:posOffset>
-                      </wp:positionH>
-                      <wp:positionV relativeFrom="paragraph">
-                        <wp:posOffset>-96520</wp:posOffset>
-                      </wp:positionV>
-                      <wp:extent cx="3439795" cy="431800"/>
-                      <wp:effectExtent l="0" t="0" r="0" b="0"/>
-                      <wp:wrapNone/>
-                      <wp:docPr id="17" name="组合 17"/>
-                      <wp:cNvGraphicFramePr/>
-                      <a:graphic xmlns:a="http://schemas.openxmlformats.org/drawingml/2006/main">
-                        <a:graphicData uri="http://schemas.microsoft.com/office/word/2010/wordprocessingGroup">
-                          <wpg:wgp>
-                            <wpg:cNvGrpSpPr/>
-                            <wpg:grpSpPr>
-                              <a:xfrm>
-                                <a:off x="0" y="0"/>
-                                <a:ext cx="3439795" cy="431800"/>
-                                <a:chOff x="9633" y="114512"/>
-                                <a:chExt cx="5417" cy="680"/>
-                              </a:xfrm>
-                            </wpg:grpSpPr>
-                            <pic:pic xmlns:pic="http://schemas.openxmlformats.org/drawingml/2006/picture">
-                              <pic:nvPicPr>
-                                <pic:cNvPr id="15" name="图片 1"/>
-                                <pic:cNvPicPr>
-                                  <a:picLocks noChangeAspect="1"/>
-                                </pic:cNvPicPr>
-                              </pic:nvPicPr>
-                              <pic:blipFill>
-                                <a:blip r:embed="rId12">
-                                  <a:clrChange>
-                                    <a:clrFrom>
-                                      <a:srgbClr val="FFFFFF">
-                                        <a:alpha val="100000"/>
-                                      </a:srgbClr>
-                                    </a:clrFrom>
-                                    <a:clrTo>
-                                      <a:srgbClr val="FFFFFF">
-                                        <a:alpha val="100000"/>
-                                        <a:alpha val="0"/>
-                                      </a:srgbClr>
-                                    </a:clrTo>
-                                  </a:clrChange>
-                                </a:blip>
-                                <a:srcRect l="10922" t="11667"/>
-                                <a:stretch>
-                                  <a:fillRect/>
-                                </a:stretch>
-                              </pic:blipFill>
-                              <pic:spPr>
-                                <a:xfrm>
-                                  <a:off x="9633" y="114512"/>
-                                  <a:ext cx="1262" cy="680"/>
-                                </a:xfrm>
-                                <a:prstGeom prst="rect">
-                                  <a:avLst/>
-                                </a:prstGeom>
-                                <a:noFill/>
-                                <a:ln>
-                                  <a:noFill/>
-                                </a:ln>
-                              </pic:spPr>
-                            </pic:pic>
-                            <pic:pic xmlns:pic="http://schemas.openxmlformats.org/drawingml/2006/picture">
-                              <pic:nvPicPr>
-                                <pic:cNvPr id="7" name="图片 11" descr="王建丽"/>
-                                <pic:cNvPicPr>
-                                  <a:picLocks noChangeAspect="1"/>
-                                </pic:cNvPicPr>
-                              </pic:nvPicPr>
-                              <pic:blipFill>
-                                <a:blip r:embed="rId11">
-                                  <a:clrChange>
-                                    <a:clrFrom>
-                                      <a:srgbClr val="FFFFFF">
-                                        <a:alpha val="100000"/>
-                                      </a:srgbClr>
-                                    </a:clrFrom>
-                                    <a:clrTo>
-                                      <a:srgbClr val="FFFFFF">
-                                        <a:alpha val="100000"/>
-                                        <a:alpha val="0"/>
-                                      </a:srgbClr>
-                                    </a:clrTo>
-                                  </a:clrChange>
-                                </a:blip>
-                                <a:stretch>
-                                  <a:fillRect/>
-                                </a:stretch>
-                              </pic:blipFill>
-                              <pic:spPr>
-                                <a:xfrm>
-                                  <a:off x="14048" y="114524"/>
-                                  <a:ext cx="1002" cy="567"/>
-                                </a:xfrm>
-                                <a:prstGeom prst="rect">
-                                  <a:avLst/>
-                                </a:prstGeom>
-                              </pic:spPr>
-                            </pic:pic>
-                          </wpg:wgp>
-                        </a:graphicData>
-                      </a:graphic>
-                    </wp:anchor>
-                  </w:drawing>
-                </mc:Choice>
-                <mc:Fallback>
-                  <w:pict>
-                    <v:group id="_x0000_s1026" o:spid="_x0000_s1026" o:spt="203" style="position:absolute;left:0pt;margin-left:48.8pt;margin-top:-7.6pt;height:34pt;width:270.85pt;z-index:251667456;mso-width-relative:page;mso-height-relative:page;" coordorigin="9633,114512" coordsize="5417,680" o:gfxdata="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">
-                      <o:lock v:ext="edit" aspectratio="f"/>
-                      <v:shape id="图片 1" o:spid="_x0000_s1026" o:spt="75" type="#_x0000_t75" style="position:absolute;left:9633;top:114512;height:680;width:1262;" filled="f" o:preferrelative="t" stroked="f" coordsize="21600,21600" o:gfxdata="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">
-                        <v:fill on="f" focussize="0,0"/>
-                        <v:stroke on="f"/>
-                        <v:imagedata r:id="rId12" cropleft="7158f" croptop="7646f" chromakey="#FFFFFF" o:title=""/>
-                        <o:lock v:ext="edit" aspectratio="t"/>
-                      </v:shape>
-                      <v:shape id="图片 11" o:spid="_x0000_s1026" o:spt="75" alt="王建丽" type="#_x0000_t75" style="position:absolute;left:14048;top:114524;height:567;width:1002;" filled="f" o:preferrelative="t" stroked="f" coordsize="21600,21600" o:gfxdata="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">
-                        <v:fill on="f" focussize="0,0"/>
-                        <v:stroke on="f"/>
-                        <v:imagedata r:id="rId11" chromakey="#FFFFFF" o:title=""/>
-                        <o:lock v:ext="edit" aspectratio="t"/>
-                      </v:shape>
-                    </v:group>
-                  </w:pict>
-                </mc:Fallback>
-              </mc:AlternateContent>
-            </w:r>
-          </w:p>
-        </w:tc>
-        <w:tc>
-          <w:tcPr>
-            <w:tcW w:w="5245" w:type="dxa"/>
+          </w:p>
+        </w:tc>
+        <w:tc>
+          <w:tcPr>
+            <w:tcW w:w="3478" w:type="dxa"/>
+            <w:tcBorders>
+              <w:left w:val="nil"/>
+            </w:tcBorders>
             <w:shd w:val="clear" w:color="auto" w:fill="auto"/>
             <w:tcMar>
               <w:top w:w="28" w:type="dxa"/>
@@ -8355,20 +8161,162 @@
               <w:bottom w:w="28" w:type="dxa"/>
               <w:right w:w="108" w:type="dxa"/>
             </w:tcMar>
-            <w:vAlign w:val="top"/>
-          </w:tcPr>
-          <w:p>
-            <w:pPr>
-              <w:rPr>
-                <w:color w:val="262626"/>
-              </w:rPr>
-            </w:pPr>
-            <w:r>
+            <w:vAlign w:val="center"/>
+          </w:tcPr>
+          <w:p>
+            <w:pPr>
+              <w:jc w:val="left"/>
               <w:rPr>
                 <w:rFonts w:hint="eastAsia"/>
                 <w:color w:val="262626"/>
               </w:rPr>
+            </w:pPr>
+            <w:r>
+              <w:rPr>
+                <w:rFonts w:hint="eastAsia"/>
+                <w:color w:val="262626"/>
+              </w:rPr>
+              <w:t>{{"ty_guangzhou1"|sign(</w:t>
+            </w:r>
+            <w:r>
+              <w:rPr>
+                <w:rFonts w:hint="eastAsia"/>
+                <w:color w:val="262626"/>
+                <w:lang w:val="en-US" w:eastAsia="zh-CN"/>
+              </w:rPr>
+              <w:t>46</w:t>
+            </w:r>
+            <w:r>
+              <w:rPr>
+                <w:rFonts w:hint="eastAsia"/>
+                <w:color w:val="262626"/>
+              </w:rPr>
+              <w:t>,</w:t>
+            </w:r>
+            <w:r>
+              <w:rPr>
+                <w:rFonts w:hint="eastAsia"/>
+                <w:color w:val="262626"/>
+                <w:lang w:val="en-US" w:eastAsia="zh-CN"/>
+              </w:rPr>
+              <w:t>25</w:t>
+            </w:r>
+            <w:r>
+              <w:rPr>
+                <w:rFonts w:hint="eastAsia"/>
+                <w:color w:val="262626"/>
+              </w:rPr>
+              <w:t>)}}</w:t>
+            </w:r>
+          </w:p>
+        </w:tc>
+        <w:tc>
+          <w:tcPr>
+            <w:tcW w:w="962" w:type="dxa"/>
+            <w:tcBorders>
+              <w:right w:val="nil"/>
+            </w:tcBorders>
+            <w:shd w:val="clear" w:color="auto" w:fill="auto"/>
+            <w:tcMar>
+              <w:top w:w="28" w:type="dxa"/>
+              <w:left w:w="108" w:type="dxa"/>
+              <w:bottom w:w="28" w:type="dxa"/>
+              <w:right w:w="108" w:type="dxa"/>
+            </w:tcMar>
+            <w:vAlign w:val="center"/>
+          </w:tcPr>
+          <w:p>
+            <w:pPr>
+              <w:jc w:val="left"/>
+              <w:rPr>
+                <w:color w:val="262626"/>
+              </w:rPr>
+            </w:pPr>
+            <w:r>
+              <w:rPr>
+                <w:rFonts w:hint="eastAsia"/>
+                <w:color w:val="262626"/>
+              </w:rPr>
               <w:t>审核者：</w:t>
+            </w:r>
+          </w:p>
+        </w:tc>
+        <w:tc>
+          <w:tcPr>
+            <w:tcW w:w="4283" w:type="dxa"/>
+            <w:tcBorders>
+              <w:left w:val="nil"/>
+            </w:tcBorders>
+            <w:shd w:val="clear" w:color="auto" w:fill="auto"/>
+            <w:tcMar>
+              <w:top w:w="28" w:type="dxa"/>
+              <w:left w:w="108" w:type="dxa"/>
+              <w:bottom w:w="28" w:type="dxa"/>
+              <w:right w:w="108" w:type="dxa"/>
+            </w:tcMar>
+            <w:vAlign w:val="center"/>
+          </w:tcPr>
+          <w:p>
+            <w:pPr>
+              <w:jc w:val="left"/>
+              <w:rPr>
+                <w:rFonts w:hint="eastAsia"/>
+                <w:color w:val="262626"/>
+              </w:rPr>
+            </w:pPr>
+            <w:r>
+              <w:rPr>
+                <w:rFonts w:hint="eastAsia"/>
+                <w:color w:val="262626"/>
+              </w:rPr>
+              <w:t>{{"</w:t>
+            </w:r>
+            <w:r>
+              <w:rPr>
+                <w:rFonts w:hint="eastAsia" w:ascii="微软雅黑" w:hAnsi="微软雅黑" w:eastAsia="微软雅黑" w:cs="微软雅黑"/>
+                <w:b w:val="0"/>
+                <w:bCs w:val="0"/>
+                <w:sz w:val="20"/>
+                <w:szCs w:val="20"/>
+              </w:rPr>
+              <w:t>ty_guangzhou</w:t>
+            </w:r>
+            <w:r>
+              <w:rPr>
+                <w:rFonts w:hint="eastAsia"/>
+                <w:color w:val="262626"/>
+              </w:rPr>
+              <w:t>2"|sign(</w:t>
+            </w:r>
+            <w:r>
+              <w:rPr>
+                <w:rFonts w:hint="eastAsia"/>
+                <w:color w:val="262626"/>
+                <w:lang w:val="en-US" w:eastAsia="zh-CN"/>
+              </w:rPr>
+              <w:t>49</w:t>
+            </w:r>
+            <w:r>
+              <w:rPr>
+                <w:rFonts w:hint="eastAsia"/>
+                <w:color w:val="262626"/>
+              </w:rPr>
+              <w:t>,</w:t>
+            </w:r>
+            <w:r>
+              <w:rPr>
+                <w:rFonts w:hint="eastAsia"/>
+                <w:color w:val="262626"/>
+                <w:lang w:val="en-US" w:eastAsia="zh-CN"/>
+              </w:rPr>
+              <w:t>27</w:t>
+            </w:r>
+            <w:r>
+              <w:rPr>
+                <w:rFonts w:hint="eastAsia"/>
+                <w:color w:val="262626"/>
+              </w:rPr>
+              <w:t>)}}</w:t>
             </w:r>
           </w:p>
         </w:tc>
@@ -8391,13 +8339,13 @@
           </w:tblCellMar>
         </w:tblPrEx>
         <w:trPr>
-          <w:trHeight w:val="227" w:hRule="atLeast"/>
+          <w:trHeight w:val="510" w:hRule="atLeast"/>
           <w:jc w:val="center"/>
         </w:trPr>
         <w:tc>
           <w:tcPr>
             <w:tcW w:w="9781" w:type="dxa"/>
-            <w:gridSpan w:val="2"/>
+            <w:gridSpan w:val="4"/>
             <w:shd w:val="clear" w:color="auto" w:fill="auto"/>
             <w:tcMar>
               <w:top w:w="28" w:type="dxa"/>
@@ -8405,10 +8353,11 @@
               <w:bottom w:w="28" w:type="dxa"/>
               <w:right w:w="108" w:type="dxa"/>
             </w:tcMar>
-            <w:vAlign w:val="top"/>
-          </w:tcPr>
-          <w:p>
-            <w:pPr>
+            <w:vAlign w:val="center"/>
+          </w:tcPr>
+          <w:p>
+            <w:pPr>
+              <w:jc w:val="left"/>
               <w:rPr>
                 <w:rFonts w:hint="default" w:eastAsia="微软雅黑"/>
                 <w:color w:val="262626"/>
@@ -8540,8 +8489,8 @@
           <w:lang w:val="en-US" w:eastAsia="zh-CN"/>
         </w:rPr>
       </w:pPr>
-      <w:bookmarkStart w:id="3" w:name="_Toc15882"/>
-      <w:bookmarkStart w:id="4" w:name="_Toc149837260"/>
+      <w:bookmarkStart w:id="3" w:name="_Toc149837260"/>
+      <w:bookmarkStart w:id="4" w:name="_Toc15882"/>
       <w:r>
         <w:rPr>
           <w:rFonts w:hint="eastAsia"/>
@@ -10864,8 +10813,6 @@
         </w:rPr>
         <w:t>1</w:t>
       </w:r>
-      <w:bookmarkStart w:id="15" w:name="_GoBack"/>
-      <w:bookmarkEnd w:id="15"/>
       <w:r>
         <w:rPr>
           <w:rFonts w:hint="eastAsia" w:ascii="微软雅黑" w:hAnsi="微软雅黑" w:eastAsia="微软雅黑" w:cs="微软雅黑"/>
@@ -13518,12 +13465,6 @@
             <w:insideH w:val="dotted" w:color="45A3A7" w:sz="4" w:space="0"/>
             <w:insideV w:val="dotted" w:color="45A3A7" w:sz="4" w:space="0"/>
           </w:tblBorders>
-          <w:tblCellMar>
-            <w:top w:w="0" w:type="dxa"/>
-            <w:left w:w="108" w:type="dxa"/>
-            <w:bottom w:w="0" w:type="dxa"/>
-            <w:right w:w="108" w:type="dxa"/>
-          </w:tblCellMar>
         </w:tblPrEx>
         <w:trPr>
           <w:trHeight w:val="417" w:hRule="atLeast"/>
@@ -16886,12 +16827,6 @@
             <w:insideH w:val="dotted" w:color="45A3A7" w:sz="4" w:space="0"/>
             <w:insideV w:val="dotted" w:color="45A3A7" w:sz="4" w:space="0"/>
           </w:tblBorders>
-          <w:tblCellMar>
-            <w:top w:w="0" w:type="dxa"/>
-            <w:left w:w="108" w:type="dxa"/>
-            <w:bottom w:w="0" w:type="dxa"/>
-            <w:right w:w="108" w:type="dxa"/>
-          </w:tblCellMar>
         </w:tblPrEx>
         <w:trPr>
           <w:trHeight w:val="417" w:hRule="atLeast"/>
@@ -22514,7 +22449,7 @@
                 <w:szCs w:val="21"/>
                 <w:lang w:val="en-US" w:eastAsia="zh-CN"/>
               </w:rPr>
-              <w:t>1</w:t>
+              <w:t>5</w:t>
             </w:r>
             <w:r>
               <w:rPr>
@@ -22524,7 +22459,7 @@
                 <w:szCs w:val="21"/>
                 <w:lang w:val="en-US" w:eastAsia="zh-CN"/>
               </w:rPr>
-              <w:t>00 %}合格</w:t>
+              <w:t>0 %}合格</w:t>
             </w:r>
             <w:r>
               <w:rPr>
@@ -22610,7 +22545,7 @@
                 <w:szCs w:val="21"/>
                 <w:lang w:val="en-US" w:eastAsia="zh-CN"/>
               </w:rPr>
-              <w:t>2</w:t>
+              <w:t>1</w:t>
             </w:r>
             <w:r>
               <w:rPr>
@@ -22915,7 +22850,47 @@
                 <w:szCs w:val="21"/>
                 <w:lang w:val="en-US" w:eastAsia="zh-CN"/>
               </w:rPr>
-              <w:t xml:space="preserve"> in [‘A’, ‘B’, ‘C’] %}合格</w:t>
+              <w:t xml:space="preserve"> in [‘</w:t>
+            </w:r>
+            <w:r>
+              <w:rPr>
+                <w:rFonts w:hint="eastAsia" w:ascii="Times New Roman" w:hAnsi="Times New Roman" w:cs="Times New Roman"/>
+                <w:color w:val="262626"/>
+                <w:sz w:val="21"/>
+                <w:szCs w:val="21"/>
+                <w:lang w:val="en-US" w:eastAsia="zh-CN"/>
+              </w:rPr>
+              <w:t>1</w:t>
+            </w:r>
+            <w:r>
+              <w:rPr>
+                <w:rFonts w:hint="default" w:ascii="Times New Roman" w:hAnsi="Times New Roman" w:eastAsia="微软雅黑" w:cs="Times New Roman"/>
+                <w:color w:val="262626"/>
+                <w:sz w:val="21"/>
+                <w:szCs w:val="21"/>
+                <w:lang w:val="en-US" w:eastAsia="zh-CN"/>
+              </w:rPr>
+              <w:t>’, ‘</w:t>
+            </w:r>
+            <w:r>
+              <w:rPr>
+                <w:rFonts w:hint="eastAsia" w:ascii="Times New Roman" w:hAnsi="Times New Roman" w:cs="Times New Roman"/>
+                <w:color w:val="262626"/>
+                <w:sz w:val="21"/>
+                <w:szCs w:val="21"/>
+                <w:lang w:val="en-US" w:eastAsia="zh-CN"/>
+              </w:rPr>
+              <w:t>2</w:t>
+            </w:r>
+            <w:r>
+              <w:rPr>
+                <w:rFonts w:hint="default" w:ascii="Times New Roman" w:hAnsi="Times New Roman" w:eastAsia="微软雅黑" w:cs="Times New Roman"/>
+                <w:color w:val="262626"/>
+                <w:sz w:val="21"/>
+                <w:szCs w:val="21"/>
+                <w:lang w:val="en-US" w:eastAsia="zh-CN"/>
+              </w:rPr>
+              <w:t>’] %}合格</w:t>
             </w:r>
             <w:r>
               <w:rPr>
@@ -23193,7 +23168,27 @@
                 <w:szCs w:val="21"/>
                 <w:lang w:val="en-US" w:eastAsia="zh-CN"/>
               </w:rPr>
-              <w:t xml:space="preserve"> &gt;= 500 %}合格{% else %}不合格{% endif %}</w:t>
+              <w:t xml:space="preserve"> &gt;= </w:t>
+            </w:r>
+            <w:r>
+              <w:rPr>
+                <w:rFonts w:hint="eastAsia" w:ascii="Times New Roman" w:hAnsi="Times New Roman" w:cs="Times New Roman"/>
+                <w:color w:val="262626"/>
+                <w:sz w:val="21"/>
+                <w:szCs w:val="21"/>
+                <w:lang w:val="en-US" w:eastAsia="zh-CN"/>
+              </w:rPr>
+              <w:t>32</w:t>
+            </w:r>
+            <w:r>
+              <w:rPr>
+                <w:rFonts w:hint="default" w:ascii="Times New Roman" w:hAnsi="Times New Roman" w:eastAsia="微软雅黑" w:cs="Times New Roman"/>
+                <w:color w:val="262626"/>
+                <w:sz w:val="21"/>
+                <w:szCs w:val="21"/>
+                <w:lang w:val="en-US" w:eastAsia="zh-CN"/>
+              </w:rPr>
+              <w:t>0 %}合格{% else %}不合格{% endif %}</w:t>
             </w:r>
           </w:p>
         </w:tc>
@@ -24454,11 +24449,9 @@
         <w:textAlignment w:val="auto"/>
         <w:rPr>
           <w:rFonts w:hint="default" w:ascii="Times New Roman" w:hAnsi="Times New Roman" w:eastAsia="微软雅黑" w:cs="Times New Roman"/>
-          <w:b/>
-          <w:bCs/>
           <w:color w:val="262626"/>
           <w:sz w:val="18"/>
-          <w:lang w:eastAsia="zh-CN"/>
+          <w:lang w:val="en-US" w:eastAsia="zh-CN"/>
         </w:rPr>
       </w:pPr>
       <w:r>
@@ -24472,21 +24465,6 @@
         </w:rPr>
         <w:t>注：</w:t>
       </w:r>
-    </w:p>
-    <w:p>
-      <w:pPr>
-        <w:numPr>
-          <w:ilvl w:val="0"/>
-          <w:numId w:val="0"/>
-        </w:numPr>
-        <w:ind w:leftChars="0"/>
-        <w:rPr>
-          <w:rFonts w:hint="default" w:ascii="Times New Roman" w:hAnsi="Times New Roman" w:eastAsia="微软雅黑" w:cs="Times New Roman"/>
-          <w:color w:val="262626"/>
-          <w:sz w:val="18"/>
-          <w:lang w:val="en-US" w:eastAsia="zh-CN"/>
-        </w:rPr>
-      </w:pPr>
       <w:r>
         <w:rPr>
           <w:rFonts w:hint="default" w:ascii="Times New Roman" w:hAnsi="Times New Roman" w:eastAsia="微软雅黑" w:cs="Times New Roman"/>
@@ -24494,34 +24472,30 @@
           <w:sz w:val="18"/>
           <w:lang w:val="en-US" w:eastAsia="zh-CN"/>
         </w:rPr>
-        <w:t>{% for n in note.qcNoteList %}{{n}}</w:t>
+        <w:t>{% for n in note.qcNoteList %}</w:t>
       </w:r>
     </w:p>
     <w:p>
       <w:pPr>
         <w:numPr>
           <w:ilvl w:val="0"/>
-          <w:numId w:val="0"/>
+          <w:numId w:val="13"/>
         </w:numPr>
-        <w:ind w:leftChars="0"/>
         <w:rPr>
           <w:rFonts w:hint="default" w:ascii="Times New Roman" w:hAnsi="Times New Roman" w:eastAsia="微软雅黑" w:cs="Times New Roman"/>
-          <w:bCs/>
-          <w:color w:val="262626"/>
           <w:sz w:val="18"/>
           <w:szCs w:val="18"/>
-          <w:lang w:eastAsia="zh-CN"/>
+          <w:lang w:val="en-US" w:eastAsia="zh-CN"/>
         </w:rPr>
       </w:pPr>
       <w:r>
         <w:rPr>
           <w:rFonts w:hint="default" w:ascii="Times New Roman" w:hAnsi="Times New Roman" w:eastAsia="微软雅黑" w:cs="Times New Roman"/>
-          <w:color w:val="262626"/>
           <w:sz w:val="18"/>
           <w:szCs w:val="18"/>
           <w:lang w:val="en-US" w:eastAsia="zh-CN"/>
         </w:rPr>
-        <w:t>{% endfor %}</w:t>
+        <w:t>{{n}}{% endfor %}</w:t>
       </w:r>
     </w:p>
     <w:p>
@@ -25132,13 +25106,13 @@
           <w:lang w:eastAsia="zh-CN"/>
         </w:rPr>
       </w:pPr>
-      <w:bookmarkStart w:id="7" w:name="_Toc31515_WPSOffice_Level2"/>
-      <w:bookmarkStart w:id="8" w:name="_Toc17111_WPSOffice_Level2"/>
-      <w:bookmarkStart w:id="9" w:name="_Toc6304_WPSOffice_Level2"/>
-      <w:bookmarkStart w:id="10" w:name="_Toc6931_WPSOffice_Level2"/>
+      <w:bookmarkStart w:id="7" w:name="_Toc6931_WPSOffice_Level2"/>
+      <w:bookmarkStart w:id="8" w:name="_Toc19280_WPSOffice_Level2"/>
+      <w:bookmarkStart w:id="9" w:name="_Toc31515_WPSOffice_Level2"/>
+      <w:bookmarkStart w:id="10" w:name="_Toc6304_WPSOffice_Level2"/>
       <w:bookmarkStart w:id="11" w:name="_Toc3488_WPSOffice_Level2"/>
       <w:bookmarkStart w:id="12" w:name="_Toc11193_WPSOffice_Level2"/>
-      <w:bookmarkStart w:id="13" w:name="_Toc19280_WPSOffice_Level2"/>
+      <w:bookmarkStart w:id="13" w:name="_Toc17111_WPSOffice_Level2"/>
       <w:r>
         <w:rPr>
           <w:rFonts w:hint="default" w:ascii="Times New Roman" w:hAnsi="Times New Roman" w:eastAsia="微软雅黑" w:cs="Times New Roman"/>
@@ -25904,7 +25878,7 @@
         <w:widowControl/>
         <w:numPr>
           <w:ilvl w:val="0"/>
-          <w:numId w:val="13"/>
+          <w:numId w:val="14"/>
         </w:numPr>
         <w:kinsoku/>
         <w:wordWrap/>
@@ -25944,7 +25918,7 @@
         <w:widowControl/>
         <w:numPr>
           <w:ilvl w:val="0"/>
-          <w:numId w:val="13"/>
+          <w:numId w:val="14"/>
         </w:numPr>
         <w:kinsoku/>
         <w:wordWrap/>
@@ -26021,7 +25995,7 @@
                     </pic:cNvPicPr>
                   </pic:nvPicPr>
                   <pic:blipFill>
-                    <a:blip r:embed="rId13"/>
+                    <a:blip r:embed="rId10"/>
                     <a:stretch>
                       <a:fillRect/>
                     </a:stretch>
@@ -27508,6 +27482,145 @@
     </w:lvl>
   </w:abstractNum>
   <w:abstractNum w:abstractNumId="8">
+    <w:nsid w:val="04E4527C"/>
+    <w:multiLevelType w:val="multilevel"/>
+    <w:tmpl w:val="04E4527C"/>
+    <w:lvl w:ilvl="0" w:tentative="0">
+      <w:start w:val="1"/>
+      <w:numFmt w:val="decimal"/>
+      <w:lvlText w:val="%1."/>
+      <w:lvlJc w:val="left"/>
+      <w:pPr>
+        <w:ind w:left="425" w:hanging="425"/>
+      </w:pPr>
+      <w:rPr>
+        <w:rFonts w:hint="default" w:ascii="Times New Roman" w:hAnsi="Times New Roman" w:cs="Times New Roman"/>
+        <w:sz w:val="18"/>
+        <w:szCs w:val="18"/>
+      </w:rPr>
+    </w:lvl>
+    <w:lvl w:ilvl="1" w:tentative="0">
+      <w:start w:val="1"/>
+      <w:numFmt w:val="decimal"/>
+      <w:lvlText w:val="(%2)"/>
+      <w:lvlJc w:val="left"/>
+      <w:pPr>
+        <w:tabs>
+          <w:tab w:val="left" w:pos="840"/>
+        </w:tabs>
+        <w:ind w:left="840" w:hanging="420"/>
+      </w:pPr>
+      <w:rPr>
+        <w:rFonts w:hint="default"/>
+      </w:rPr>
+    </w:lvl>
+    <w:lvl w:ilvl="2" w:tentative="0">
+      <w:start w:val="1"/>
+      <w:numFmt w:val="decimalEnclosedCircleChinese"/>
+      <w:lvlText w:val="%3"/>
+      <w:lvlJc w:val="left"/>
+      <w:pPr>
+        <w:tabs>
+          <w:tab w:val="left" w:pos="1260"/>
+        </w:tabs>
+        <w:ind w:left="1260" w:hanging="420"/>
+      </w:pPr>
+      <w:rPr>
+        <w:rFonts w:hint="default"/>
+      </w:rPr>
+    </w:lvl>
+    <w:lvl w:ilvl="3" w:tentative="0">
+      <w:start w:val="1"/>
+      <w:numFmt w:val="decimal"/>
+      <w:lvlText w:val="%4)"/>
+      <w:lvlJc w:val="left"/>
+      <w:pPr>
+        <w:tabs>
+          <w:tab w:val="left" w:pos="1680"/>
+        </w:tabs>
+        <w:ind w:left="1680" w:hanging="420"/>
+      </w:pPr>
+      <w:rPr>
+        <w:rFonts w:hint="default"/>
+      </w:rPr>
+    </w:lvl>
+    <w:lvl w:ilvl="4" w:tentative="0">
+      <w:start w:val="1"/>
+      <w:numFmt w:val="lowerLetter"/>
+      <w:lvlText w:val="%5."/>
+      <w:lvlJc w:val="left"/>
+      <w:pPr>
+        <w:tabs>
+          <w:tab w:val="left" w:pos="2100"/>
+        </w:tabs>
+        <w:ind w:left="2100" w:hanging="420"/>
+      </w:pPr>
+      <w:rPr>
+        <w:rFonts w:hint="default"/>
+      </w:rPr>
+    </w:lvl>
+    <w:lvl w:ilvl="5" w:tentative="0">
+      <w:start w:val="1"/>
+      <w:numFmt w:val="lowerLetter"/>
+      <w:lvlText w:val="%6)"/>
+      <w:lvlJc w:val="left"/>
+      <w:pPr>
+        <w:tabs>
+          <w:tab w:val="left" w:pos="2520"/>
+        </w:tabs>
+        <w:ind w:left="2520" w:hanging="420"/>
+      </w:pPr>
+      <w:rPr>
+        <w:rFonts w:hint="default"/>
+      </w:rPr>
+    </w:lvl>
+    <w:lvl w:ilvl="6" w:tentative="0">
+      <w:start w:val="1"/>
+      <w:numFmt w:val="lowerRoman"/>
+      <w:lvlText w:val="%7."/>
+      <w:lvlJc w:val="left"/>
+      <w:pPr>
+        <w:tabs>
+          <w:tab w:val="left" w:pos="2940"/>
+        </w:tabs>
+        <w:ind w:left="2940" w:hanging="420"/>
+      </w:pPr>
+      <w:rPr>
+        <w:rFonts w:hint="default"/>
+      </w:rPr>
+    </w:lvl>
+    <w:lvl w:ilvl="7" w:tentative="0">
+      <w:start w:val="1"/>
+      <w:numFmt w:val="lowerRoman"/>
+      <w:lvlText w:val="%8)"/>
+      <w:lvlJc w:val="left"/>
+      <w:pPr>
+        <w:tabs>
+          <w:tab w:val="left" w:pos="3360"/>
+        </w:tabs>
+        <w:ind w:left="3360" w:hanging="420"/>
+      </w:pPr>
+      <w:rPr>
+        <w:rFonts w:hint="default"/>
+      </w:rPr>
+    </w:lvl>
+    <w:lvl w:ilvl="8" w:tentative="0">
+      <w:start w:val="1"/>
+      <w:numFmt w:val="lowerLetter"/>
+      <w:lvlText w:val="%9."/>
+      <w:lvlJc w:val="left"/>
+      <w:pPr>
+        <w:tabs>
+          <w:tab w:val="left" w:pos="3780"/>
+        </w:tabs>
+        <w:ind w:left="3780" w:hanging="420"/>
+      </w:pPr>
+      <w:rPr>
+        <w:rFonts w:hint="default"/>
+      </w:rPr>
+    </w:lvl>
+  </w:abstractNum>
+  <w:abstractNum w:abstractNumId="9">
     <w:nsid w:val="13950EB9"/>
     <w:multiLevelType w:val="singleLevel"/>
     <w:tmpl w:val="13950EB9"/>
@@ -27526,7 +27639,7 @@
       </w:rPr>
     </w:lvl>
   </w:abstractNum>
-  <w:abstractNum w:abstractNumId="9">
+  <w:abstractNum w:abstractNumId="10">
     <w:nsid w:val="361A96C8"/>
     <w:multiLevelType w:val="singleLevel"/>
     <w:tmpl w:val="361A96C8"/>
@@ -27548,7 +27661,7 @@
       </w:rPr>
     </w:lvl>
   </w:abstractNum>
-  <w:abstractNum w:abstractNumId="10">
+  <w:abstractNum w:abstractNumId="11">
     <w:nsid w:val="48BE4620"/>
     <w:multiLevelType w:val="multilevel"/>
     <w:tmpl w:val="48BE4620"/>
@@ -27661,7 +27774,7 @@
       </w:rPr>
     </w:lvl>
   </w:abstractNum>
-  <w:abstractNum w:abstractNumId="11">
+  <w:abstractNum w:abstractNumId="12">
     <w:nsid w:val="51FFA607"/>
     <w:multiLevelType w:val="singleLevel"/>
     <w:tmpl w:val="51FFA607"/>
@@ -27683,7 +27796,7 @@
       </w:rPr>
     </w:lvl>
   </w:abstractNum>
-  <w:abstractNum w:abstractNumId="12">
+  <w:abstractNum w:abstractNumId="13">
     <w:nsid w:val="6C827F69"/>
     <w:multiLevelType w:val="multilevel"/>
     <w:tmpl w:val="6C827F69"/>
@@ -27812,16 +27925,16 @@
     <w:abstractNumId w:val="5"/>
   </w:num>
   <w:num w:numId="6">
-    <w:abstractNumId w:val="9"/>
+    <w:abstractNumId w:val="10"/>
   </w:num>
   <w:num w:numId="7">
+    <w:abstractNumId w:val="12"/>
+  </w:num>
+  <w:num w:numId="8">
     <w:abstractNumId w:val="11"/>
   </w:num>
-  <w:num w:numId="8">
-    <w:abstractNumId w:val="10"/>
-  </w:num>
   <w:num w:numId="9">
-    <w:abstractNumId w:val="8"/>
+    <w:abstractNumId w:val="9"/>
   </w:num>
   <w:num w:numId="10">
     <w:abstractNumId w:val="6"/>
@@ -27830,9 +27943,12 @@
     <w:abstractNumId w:val="1"/>
   </w:num>
   <w:num w:numId="12">
-    <w:abstractNumId w:val="12"/>
+    <w:abstractNumId w:val="13"/>
   </w:num>
   <w:num w:numId="13">
+    <w:abstractNumId w:val="8"/>
+  </w:num>
+  <w:num w:numId="14">
     <w:abstractNumId w:val="2"/>
   </w:num>
 </w:numbering>
